--- a/report/generated-report/final.docx
+++ b/report/generated-report/final.docx
@@ -100,7 +100,43 @@
         <w:rPr>
           <w:lang w:val="en-US"/>
         </w:rPr>
-        <w:t xml:space="preserve">[TODO: In approximately 150-250 words, summarize the research problem, research question, dataset, method, principal results, and implications. Complete this section after the analysis is finished.]</w:t>
+        <w:t xml:space="preserve">Agent skills can instruct AI agents to execute commands, access files, use networks, install code, modify systems, and handle credentials. This study asks whether modified or reused GitSkills artifacts contain security-sensitive instruction patterns that are absent from an earlier or related artifact. We use the GitSkills</w:t>
+      </w:r>
+      <w:r>
+        <w:rPr>
+          <w:lang w:val="en-US"/>
+        </w:rPr>
+        <w:t xml:space="preserve"> </w:t>
+      </w:r>
+      <w:r>
+        <w:rPr>
+          <w:rStyle w:val="VerbatimChar"/>
+          <w:lang w:val="en-US"/>
+        </w:rPr>
+        <w:t xml:space="preserve">agent_skills_release.db</w:t>
+      </w:r>
+      <w:r>
+        <w:rPr>
+          <w:lang w:val="en-US"/>
+        </w:rPr>
+        <w:t xml:space="preserve"> </w:t>
+      </w:r>
+      <w:r>
+        <w:rPr>
+          <w:lang w:val="en-US"/>
+        </w:rPr>
+        <w:t xml:space="preserve">dataset and a rule-based static analyzer that scans text without executing instructions. Candidate artifacts are grouped by exact skill name, compared using token-shingle similarity, and ordered only when provenance, observed chronology, repository boundaries, or asymmetric containment provides direction evidence.</w:t>
+      </w:r>
+    </w:p>
+    <w:p>
+      <w:pPr>
+        <w:pStyle w:val="BodyText"/>
+      </w:pPr>
+      <w:r>
+        <w:rPr>
+          <w:lang w:val="en-US"/>
+        </w:rPr>
+        <w:t xml:space="preserve">The completed Sprint 1 exploratory workflow analyzed 43 artifacts from 10 skill-name groups. Its view-order adjacent-pair analysis produced 33 scans; 13 pairs (39.4%) had at least one positive rule-count delta, comprising 35 rule-level increases and 77 additional matched instances. These are results from a purposeful development sample, not Sprint 2 population estimates. Sprint 2 has defined a separate 13-case manual-validation sample and protocol, but the reviews and the corresponding generated Sprint 2 results and figures are not yet available. A positive static match-count change is not proof of execution, maliciousness, exploitability, or increased harm. The preliminary evidence supports inspecting changed instructions in context; broader analysis, manual annotation, and robustness checks remain necessary.</w:t>
       </w:r>
     </w:p>
     <w:p>
@@ -124,7 +160,7 @@
         <w:rPr>
           <w:lang w:val="en-US"/>
         </w:rPr>
-        <w:t xml:space="preserve">[TODO: Introduce AI-agent skills, GitSkills, and the broader software-engineering context of the project.]</w:t>
+        <w:t xml:space="preserve">AI-agent skills are reusable instruction files that guide coding agents through tasks such as project setup, implementation, testing, deployment, and repository maintenance. Because these instructions can cause an agent to invoke tools or interact with a development environment, changes to a skill can affect what an agent is asked to do. GitSkills provides a mined dataset of skill artifacts collected from public repositories, making it possible to examine skill text and available repository metadata at scale.</w:t>
       </w:r>
     </w:p>
     <w:p>
@@ -343,7 +379,7 @@
         <w:rPr>
           <w:lang w:val="en-US"/>
         </w:rPr>
-        <w:t xml:space="preserve">[TODO: Briefly describe how the remainder of the report is organized.]</w:t>
+        <w:t xml:space="preserve">The report states the research question and operational definitions, documents the GitSkills dataset and candidate preparation, and describes the comparison, static-analysis, and pipeline methods. It then distinguishes software tests and the manual-validation protocol from observed analysis results. The results and discussion identify what the existing exploratory evidence shows and what cannot yet be concluded; threats to validity and the artifact appendix document limitations and reproduction resources. Sprint 2 quantities are included only when supported by generated outputs; remaining analysis and validation are identified as work for later stages.</w:t>
       </w:r>
     </w:p>
     <w:p>
@@ -450,7 +486,7 @@
         <w:rPr>
           <w:lang w:val="en-US"/>
         </w:rPr>
-        <w:t xml:space="preserve">[TODO: Describe the patterns the team expects to observe. Clearly distinguish expectations from findings.]</w:t>
+        <w:t xml:space="preserve">This is an exploratory question rather than a confirmatory test of a directional hypothesis. We expect the collected artifacts to contain a mixture of security-sensitive patterns and legitimate operational instructions, and we expect some same-name candidates not to be meaningfully comparable. We also expect incomplete provenance, history, or sibling data to leave some otherwise related pairs without a reliable direction. These expectations motivate the analysis and its uncertainty handling; they are not observed findings or claims about prevalence. Results are reported only from completed, traceable analysis outputs.</w:t>
       </w:r>
     </w:p>
     <w:p>
@@ -1091,7 +1127,7 @@
         <w:rPr>
           <w:lang w:val="en-US"/>
         </w:rPr>
-        <w:t xml:space="preserve">The source dataset for this study is</w:t>
+        <w:t xml:space="preserve">The source dataset is</w:t>
       </w:r>
       <w:r>
         <w:rPr>
@@ -1110,7 +1146,49 @@
         <w:rPr>
           <w:lang w:val="en-US"/>
         </w:rPr>
-        <w:t xml:space="preserve">, the GitSkills database provided for the MSR 2027 Mining Challenge. The source population consists of all GitSkills artifact records contained in the database.</w:t>
+        <w:t xml:space="preserve">, the GitSkills database provided for the MSR 2027 Mining Challenge. The repository’s data instructions point to the</w:t>
+      </w:r>
+      <w:r>
+        <w:rPr>
+          <w:lang w:val="en-US"/>
+        </w:rPr>
+        <w:t xml:space="preserve"> </w:t>
+      </w:r>
+      <w:hyperlink r:id="rId30">
+        <w:r>
+          <w:rPr>
+            <w:rStyle w:val="Hyperlink"/>
+            <w:lang w:val="en-US"/>
+          </w:rPr>
+          <w:t xml:space="preserve">GitSkills Zenodo record</w:t>
+        </w:r>
+      </w:hyperlink>
+      <w:r>
+        <w:rPr>
+          <w:lang w:val="en-US"/>
+        </w:rPr>
+        <w:t xml:space="preserve">, whose published download is a SQLite database. Local analysis uses a separately created DuckDB database; neither database is committed to this repository. Acquisition and local storage instructions are in</w:t>
+      </w:r>
+      <w:r>
+        <w:rPr>
+          <w:lang w:val="en-US"/>
+        </w:rPr>
+        <w:t xml:space="preserve"> </w:t>
+      </w:r>
+      <w:hyperlink r:id="rId31">
+        <w:r>
+          <w:rPr>
+            <w:rStyle w:val="VerbatimChar"/>
+            <w:lang w:val="en-US"/>
+          </w:rPr>
+          <w:t xml:space="preserve">data/README.md</w:t>
+        </w:r>
+      </w:hyperlink>
+      <w:r>
+        <w:rPr>
+          <w:lang w:val="en-US"/>
+        </w:rPr>
+        <w:t xml:space="preserve">.</w:t>
       </w:r>
     </w:p>
     <w:p>
@@ -1121,21 +1199,40 @@
         <w:rPr>
           <w:lang w:val="en-US"/>
         </w:rPr>
-        <w:t xml:space="preserve">[TODO: Add the approved dataset access instructions, release or snapshot identifier, file integrity information, and the date on which the database was obtained. Explain that the full database is not committed to the project repository and identify the expected local storage location.]</w:t>
+        <w:t xml:space="preserve">The validation sample records the Zenodo record identifier and the analysis code revision used to prepare its automated metadata. A dataset-file checksum and the date on which the local database was obtained have not been recorded for the Sprint 1 analysis outputs; the record identifier alone is not a byte-level snapshot identifier. The reported local counts should therefore be treated as tied to the inspected database build, not as a fully integrity-frozen release experiment. The raw database remains local as described in</w:t>
+      </w:r>
+      <w:r>
+        <w:rPr>
+          <w:lang w:val="en-US"/>
+        </w:rPr>
+        <w:t xml:space="preserve"> </w:t>
+      </w:r>
+      <w:r>
+        <w:rPr>
+          <w:rStyle w:val="VerbatimChar"/>
+          <w:lang w:val="en-US"/>
+        </w:rPr>
+        <w:t xml:space="preserve">data/README.md</w:t>
+      </w:r>
+      <w:r>
+        <w:rPr>
+          <w:lang w:val="en-US"/>
+        </w:rPr>
+        <w:t xml:space="preserve">.</w:t>
       </w:r>
     </w:p>
     <w:p>
       <w:pPr>
         <w:pStyle w:val="Heading2"/>
       </w:pPr>
-      <w:bookmarkStart w:id="30" w:name="_25e6f21d2544dbb73f7b5e8af5e6fc1c318aef6"/>
+      <w:bookmarkStart w:id="32" w:name="_25e6f21d2544dbb73f7b5e8af5e6fc1c318aef6"/>
       <w:r>
         <w:rPr>
           <w:lang w:val="en-US"/>
         </w:rPr>
         <w:t xml:space="preserve">Dataset Scope</w:t>
       </w:r>
-      <w:bookmarkEnd w:id="30"/>
+      <w:bookmarkEnd w:id="32"/>
     </w:p>
     <w:p>
       <w:pPr>
@@ -1280,27 +1377,27 @@
       <w:pPr>
         <w:pStyle w:val="Heading2"/>
       </w:pPr>
-      <w:bookmarkStart w:id="31" w:name="_37e2d8a17549c00a776f96422147e25e5c2c1fe"/>
+      <w:bookmarkStart w:id="33" w:name="_37e2d8a17549c00a776f96422147e25e5c2c1fe"/>
       <w:r>
         <w:rPr>
           <w:lang w:val="en-US"/>
         </w:rPr>
         <w:t xml:space="preserve">Candidate-Population Reduction</w:t>
       </w:r>
-      <w:bookmarkEnd w:id="31"/>
+      <w:bookmarkEnd w:id="33"/>
     </w:p>
     <w:p>
       <w:pPr>
         <w:pStyle w:val="Heading3"/>
       </w:pPr>
-      <w:bookmarkStart w:id="32" w:name="_a497d25fa5bf28d254aa61a107addf40bb16196"/>
+      <w:bookmarkStart w:id="34" w:name="_a497d25fa5bf28d254aa61a107addf40bb16196"/>
       <w:r>
         <w:rPr>
           <w:lang w:val="en-US"/>
         </w:rPr>
         <w:t xml:space="preserve">From the Source Release to Comparison Candidates</w:t>
       </w:r>
-      <w:bookmarkEnd w:id="32"/>
+      <w:bookmarkEnd w:id="34"/>
     </w:p>
     <w:p>
       <w:pPr>
@@ -2914,14 +3011,14 @@
       <w:pPr>
         <w:pStyle w:val="Heading3"/>
       </w:pPr>
-      <w:bookmarkStart w:id="33" w:name="_48bec18b8a40f49948830cce6701dbe681a1419"/>
+      <w:bookmarkStart w:id="35" w:name="_48bec18b8a40f49948830cce6701dbe681a1419"/>
       <w:r>
         <w:rPr>
           <w:lang w:val="en-US"/>
         </w:rPr>
         <w:t xml:space="preserve">Preparation Workflow</w:t>
       </w:r>
-      <w:bookmarkEnd w:id="33"/>
+      <w:bookmarkEnd w:id="35"/>
     </w:p>
     <w:p>
       <w:pPr>
@@ -2934,7 +3031,7 @@
         <w:t xml:space="preserve">The activity diagram summarizes the implemented candidate reduction and two separate analysis objectives. The branch represents a chosen workflow, not concurrent execution or a claim that the planned population census has been completed. Counts describe the local selection audit; the Sprint 1 path uses a purposeful subset.</w:t>
       </w:r>
     </w:p>
-    <w:bookmarkStart w:id="37" w:name="_b5c8620998cdca14dfb60b09773854a61174d17"/>
+    <w:bookmarkStart w:id="39" w:name="_b5c8620998cdca14dfb60b09773854a61174d17"/>
     <w:p>
       <w:pPr>
         <w:pStyle w:val="CaptionedFigure"/>
@@ -2944,18 +3041,18 @@
           <wp:inline>
             <wp:extent cx="5120640" cy="6711471"/>
             <wp:effectExtent b="0" l="0" r="0" t="0"/>
-            <wp:docPr descr="Activity diagram of candidate preparation and the family-review and Sprint 1 validation paths." title="" id="35" name="Picture"/>
+            <wp:docPr descr="Activity diagram of candidate preparation and the family-review and Sprint 1 validation paths." title="" id="37" name="Picture"/>
             <a:graphic>
               <a:graphicData uri="http://schemas.openxmlformats.org/drawingml/2006/picture">
                 <pic:pic>
                   <pic:nvPicPr>
-                    <pic:cNvPr descr="report/diagrams/rendered/fa8e0ba189d742fc939d455bf8c853fa536c283b.png" id="36" name="Picture"/>
+                    <pic:cNvPr descr="report/diagrams/rendered/fa8e0ba189d742fc939d455bf8c853fa536c283b.png" id="38" name="Picture"/>
                     <pic:cNvPicPr>
                       <a:picLocks noChangeArrowheads="1" noChangeAspect="1"/>
                     </pic:cNvPicPr>
                   </pic:nvPicPr>
                   <pic:blipFill>
-                    <a:blip r:embed="rId34"/>
+                    <a:blip r:embed="rId36"/>
                     <a:stretch>
                       <a:fillRect/>
                     </a:stretch>
@@ -2993,19 +3090,19 @@
         <w:t xml:space="preserve">Activity diagram of candidate preparation and the family-review and Sprint 1 validation paths.</w:t>
       </w:r>
     </w:p>
-    <w:bookmarkEnd w:id="37"/>
+    <w:bookmarkEnd w:id="39"/>
     <w:p>
       <w:pPr>
         <w:pStyle w:val="Heading3"/>
       </w:pPr>
-      <w:bookmarkStart w:id="38" w:name="_348d8d7cb7c16b1cc502f21b65dca99f995ec5b"/>
+      <w:bookmarkStart w:id="40" w:name="_348d8d7cb7c16b1cc502f21b65dca99f995ec5b"/>
       <w:r>
         <w:rPr>
           <w:lang w:val="en-US"/>
         </w:rPr>
         <w:t xml:space="preserve">Content and Metadata Filters</w:t>
       </w:r>
-      <w:bookmarkEnd w:id="38"/>
+      <w:bookmarkEnd w:id="40"/>
     </w:p>
     <w:p>
       <w:pPr>
@@ -3412,14 +3509,14 @@
       <w:pPr>
         <w:pStyle w:val="Heading3"/>
       </w:pPr>
-      <w:bookmarkStart w:id="39" w:name="_0d44ee69c9cd59d740588c7ef126ff547bda20e"/>
+      <w:bookmarkStart w:id="41" w:name="_0d44ee69c9cd59d740588c7ef126ff547bda20e"/>
       <w:r>
         <w:rPr>
           <w:lang w:val="en-US"/>
         </w:rPr>
         <w:t xml:space="preserve">Description Normalization</w:t>
       </w:r>
-      <w:bookmarkEnd w:id="39"/>
+      <w:bookmarkEnd w:id="41"/>
     </w:p>
     <w:p>
       <w:pPr>
@@ -3499,14 +3596,14 @@
       <w:pPr>
         <w:pStyle w:val="Heading3"/>
       </w:pPr>
-      <w:bookmarkStart w:id="40" w:name="_95d22cdf569b617ccd572e32ceea8d7784523b0"/>
+      <w:bookmarkStart w:id="42" w:name="_95d22cdf569b617ccd572e32ceea8d7784523b0"/>
       <w:r>
         <w:rPr>
           <w:lang w:val="en-US"/>
         </w:rPr>
         <w:t xml:space="preserve">Repeated Names and Description Groups</w:t>
       </w:r>
-      <w:bookmarkEnd w:id="40"/>
+      <w:bookmarkEnd w:id="42"/>
     </w:p>
     <w:p>
       <w:pPr>
@@ -3685,14 +3782,14 @@
       <w:pPr>
         <w:pStyle w:val="Heading3"/>
       </w:pPr>
-      <w:bookmarkStart w:id="41" w:name="_8b0804e9ab8c1f2cad4c32fd40bd113cd7ab850"/>
+      <w:bookmarkStart w:id="43" w:name="_8b0804e9ab8c1f2cad4c32fd40bd113cd7ab850"/>
       <w:r>
         <w:rPr>
           <w:lang w:val="en-US"/>
         </w:rPr>
         <w:t xml:space="preserve">Artifact, Family, and Group Identity</w:t>
       </w:r>
-      <w:bookmarkEnd w:id="41"/>
+      <w:bookmarkEnd w:id="43"/>
     </w:p>
     <w:p>
       <w:pPr>
@@ -4628,14 +4725,14 @@
       <w:pPr>
         <w:pStyle w:val="Heading3"/>
       </w:pPr>
-      <w:bookmarkStart w:id="42" w:name="_f39fe07c07888312fd5520f801ff7a2d4e257de"/>
+      <w:bookmarkStart w:id="44" w:name="_f39fe07c07888312fd5520f801ff7a2d4e257de"/>
       <w:r>
         <w:rPr>
           <w:lang w:val="en-US"/>
         </w:rPr>
         <w:t xml:space="preserve">Deterministic Membership Versus Build-Local Numbers</w:t>
       </w:r>
-      <w:bookmarkEnd w:id="42"/>
+      <w:bookmarkEnd w:id="44"/>
     </w:p>
     <w:p>
       <w:pPr>
@@ -4823,14 +4920,14 @@
       <w:pPr>
         <w:pStyle w:val="Heading3"/>
       </w:pPr>
-      <w:bookmarkStart w:id="43" w:name="_d3c27426f3f8e504e4ae92e8adca3487afc5ff7"/>
+      <w:bookmarkStart w:id="45" w:name="_d3c27426f3f8e504e4ae92e8adca3487afc5ff7"/>
       <w:r>
         <w:rPr>
           <w:lang w:val="en-US"/>
         </w:rPr>
         <w:t xml:space="preserve">Final Joins and Sibling Placeholders</w:t>
       </w:r>
-      <w:bookmarkEnd w:id="43"/>
+      <w:bookmarkEnd w:id="45"/>
     </w:p>
     <w:p>
       <w:pPr>
@@ -5065,14 +5162,14 @@
       <w:pPr>
         <w:pStyle w:val="Heading3"/>
       </w:pPr>
-      <w:bookmarkStart w:id="44" w:name="_9d328f1c1287b77195a9a66cd654511a368dbe5"/>
+      <w:bookmarkStart w:id="46" w:name="_9d328f1c1287b77195a9a66cd654511a368dbe5"/>
       <w:r>
         <w:rPr>
           <w:lang w:val="en-US"/>
         </w:rPr>
         <w:t xml:space="preserve">Selection Counts and Interpretation</w:t>
       </w:r>
-      <w:bookmarkEnd w:id="44"/>
+      <w:bookmarkEnd w:id="46"/>
     </w:p>
     <w:p>
       <w:pPr>
@@ -7773,14 +7870,14 @@
       <w:pPr>
         <w:pStyle w:val="Heading2"/>
       </w:pPr>
-      <w:bookmarkStart w:id="45" w:name="_2848541ef8755b89b431794651393df17cf6446"/>
+      <w:bookmarkStart w:id="47" w:name="_2848541ef8755b89b431794651393df17cf6446"/>
       <w:r>
         <w:rPr>
           <w:lang w:val="en-US"/>
         </w:rPr>
         <w:t xml:space="preserve">Relevant Schema</w:t>
       </w:r>
-      <w:bookmarkEnd w:id="45"/>
+      <w:bookmarkEnd w:id="47"/>
     </w:p>
     <w:p>
       <w:pPr>
@@ -7816,14 +7913,14 @@
       <w:pPr>
         <w:pStyle w:val="Heading3"/>
       </w:pPr>
-      <w:bookmarkStart w:id="46" w:name="_5c06d53d317c3a0f813dd6c5c89154cc5f32a57"/>
+      <w:bookmarkStart w:id="48" w:name="_5c06d53d317c3a0f813dd6c5c89154cc5f32a57"/>
       <w:r>
         <w:rPr>
           <w:lang w:val="en-US"/>
         </w:rPr>
         <w:t xml:space="preserve">Artifact Data</w:t>
       </w:r>
-      <w:bookmarkEnd w:id="46"/>
+      <w:bookmarkEnd w:id="48"/>
     </w:p>
     <w:p>
       <w:pPr>
@@ -7945,14 +8042,14 @@
       <w:pPr>
         <w:pStyle w:val="Heading3"/>
       </w:pPr>
-      <w:bookmarkStart w:id="47" w:name="_48ee71d809acd3e41c1025bc497b7c5df7a5bd8"/>
+      <w:bookmarkStart w:id="49" w:name="_48ee71d809acd3e41c1025bc497b7c5df7a5bd8"/>
       <w:r>
         <w:rPr>
           <w:lang w:val="en-US"/>
         </w:rPr>
         <w:t xml:space="preserve">Relationship Data</w:t>
       </w:r>
-      <w:bookmarkEnd w:id="47"/>
+      <w:bookmarkEnd w:id="49"/>
     </w:p>
     <w:p>
       <w:pPr>
@@ -8119,14 +8216,14 @@
       <w:pPr>
         <w:pStyle w:val="Heading3"/>
       </w:pPr>
-      <w:bookmarkStart w:id="48" w:name="_1ce03d70e6aa9a511bb02834fd68228f94472f7"/>
+      <w:bookmarkStart w:id="50" w:name="_1ce03d70e6aa9a511bb02834fd68228f94472f7"/>
       <w:r>
         <w:rPr>
           <w:lang w:val="en-US"/>
         </w:rPr>
         <w:t xml:space="preserve">Scanner-Profile Data</w:t>
       </w:r>
-      <w:bookmarkEnd w:id="48"/>
+      <w:bookmarkEnd w:id="50"/>
     </w:p>
     <w:p>
       <w:pPr>
@@ -8233,14 +8330,14 @@
       <w:pPr>
         <w:pStyle w:val="Heading3"/>
       </w:pPr>
-      <w:bookmarkStart w:id="49" w:name="_6805a1ac63c4642162eb47fab381fe344a3da17"/>
+      <w:bookmarkStart w:id="51" w:name="_6805a1ac63c4642162eb47fab381fe344a3da17"/>
       <w:r>
         <w:rPr>
           <w:lang w:val="en-US"/>
         </w:rPr>
         <w:t xml:space="preserve">Comparison Data</w:t>
       </w:r>
-      <w:bookmarkEnd w:id="49"/>
+      <w:bookmarkEnd w:id="51"/>
     </w:p>
     <w:p>
       <w:pPr>
@@ -8343,14 +8440,14 @@
       <w:pPr>
         <w:pStyle w:val="Heading2"/>
       </w:pPr>
-      <w:bookmarkStart w:id="50" w:name="_8156b6d21554b35540b54433e81d0d6662036d3"/>
+      <w:bookmarkStart w:id="52" w:name="_8156b6d21554b35540b54433e81d0d6662036d3"/>
       <w:r>
         <w:rPr>
           <w:lang w:val="en-US"/>
         </w:rPr>
         <w:t xml:space="preserve">Unit of Analysis</w:t>
       </w:r>
-      <w:bookmarkEnd w:id="50"/>
+      <w:bookmarkEnd w:id="52"/>
     </w:p>
     <w:p>
       <w:pPr>
@@ -8460,14 +8557,14 @@
       <w:pPr>
         <w:pStyle w:val="Heading2"/>
       </w:pPr>
-      <w:bookmarkStart w:id="51" w:name="_12ef117686029ce41b04ae286619a129febceb8"/>
+      <w:bookmarkStart w:id="53" w:name="_12ef117686029ce41b04ae286619a129febceb8"/>
       <w:r>
         <w:rPr>
           <w:lang w:val="en-US"/>
         </w:rPr>
         <w:t xml:space="preserve">Inclusion and Exclusion Criteria</w:t>
       </w:r>
-      <w:bookmarkEnd w:id="51"/>
+      <w:bookmarkEnd w:id="53"/>
     </w:p>
     <w:p>
       <w:pPr>
@@ -8559,21 +8656,21 @@
         <w:rPr>
           <w:lang w:val="en-US"/>
         </w:rPr>
-        <w:t xml:space="preserve">[TODO: Add any implemented content-format, parsing, duplication, missing-value, or relationship-confidence filters and the exact exclusion codes used by the pipeline.]</w:t>
+        <w:t xml:space="preserve">The implemented candidate-table gates are the SQL predicates listed above: valid frontmatter, body length greater than 50 characters, non-null content, name, and description, and at least two qualifying occurrences for an exact name. The materialized table preserves occurrences rather than deduplicating them; identical skill content can share a SHA and be cached during analysis. The current family tools do not emit a population-wide, coded exclusion ledger. At family level, unresolved or ambiguous relationships remain explicitly represented and are not treated as negative scanner results. Missing or incomplete sibling content is recorded as incomplete coverage where applicable. Thus the candidate-selection counts are not counts of artifacts fully scanned or eligible directed comparisons.</w:t>
       </w:r>
     </w:p>
     <w:p>
       <w:pPr>
         <w:pStyle w:val="Heading2"/>
       </w:pPr>
-      <w:bookmarkStart w:id="52" w:name="_635020e551c859c76da9b250e174a2424d3ba18"/>
+      <w:bookmarkStart w:id="54" w:name="_635020e551c859c76da9b250e174a2424d3ba18"/>
       <w:r>
         <w:rPr>
           <w:lang w:val="en-US"/>
         </w:rPr>
         <w:t xml:space="preserve">Data Preparation</w:t>
       </w:r>
-      <w:bookmarkEnd w:id="52"/>
+      <w:bookmarkEnd w:id="54"/>
     </w:p>
     <w:p>
       <w:pPr>
@@ -8714,34 +8811,59 @@
         <w:rPr>
           <w:lang w:val="en-US"/>
         </w:rPr>
-        <w:t xml:space="preserve">[TODO: Document the implemented text decoding, line-ending normalization, parsing, missing-content handling, and any other cleaning transformations. Distinguish transformations used for matching from the original content retained for traceability.]</w:t>
+        <w:t xml:space="preserve">The SQL selection retains the stored artifact content and source occurrence identifiers; it does not rewrite or normalize the source text. The family-similarity tokenizer masks leading YAML frontmatter, lowercases tokens, and builds five-token shingles while preserving common technical tokens such as URLs, paths, flags, and dotted identifiers. The behavioral scanner masks leading frontmatter for</w:t>
+      </w:r>
+      <w:r>
+        <w:rPr>
+          <w:lang w:val="en-US"/>
+        </w:rPr>
+        <w:t xml:space="preserve"> </w:t>
+      </w:r>
+      <w:r>
+        <w:rPr>
+          <w:rStyle w:val="VerbatimChar"/>
+          <w:lang w:val="en-US"/>
+        </w:rPr>
+        <w:t xml:space="preserve">SKILL.md</w:t>
+      </w:r>
+      <w:r>
+        <w:rPr>
+          <w:lang w:val="en-US"/>
+        </w:rPr>
+        <w:t xml:space="preserve"> </w:t>
+      </w:r>
+      <w:r>
+        <w:rPr>
+          <w:lang w:val="en-US"/>
+        </w:rPr>
+        <w:t xml:space="preserve">scans while preserving source positions and line endings, then applies the registered patterns to text; sibling scans may include the full file. The direct file-comparison command reads UTF-8 with an optional byte-order mark. Missing content prevents a scan rather than being treated as empty or safe. Similarity normalization and scanner input handling are separate from the original content retained in the local database.</w:t>
       </w:r>
     </w:p>
     <w:p>
       <w:pPr>
         <w:pStyle w:val="Heading2"/>
       </w:pPr>
-      <w:bookmarkStart w:id="53" w:name="_39b4ec92eff6605e7f4deed15cf9d417e36b753"/>
+      <w:bookmarkStart w:id="55" w:name="_39b4ec92eff6605e7f4deed15cf9d417e36b753"/>
       <w:r>
         <w:rPr>
           <w:lang w:val="en-US"/>
         </w:rPr>
         <w:t xml:space="preserve">Population Analysis and Sampling</w:t>
       </w:r>
-      <w:bookmarkEnd w:id="53"/>
+      <w:bookmarkEnd w:id="55"/>
     </w:p>
     <w:p>
       <w:pPr>
         <w:pStyle w:val="Heading3"/>
       </w:pPr>
-      <w:bookmarkStart w:id="54" w:name="_90a65b4aaf828228982d48991393e7a1ff39864"/>
+      <w:bookmarkStart w:id="56" w:name="_90a65b4aaf828228982d48991393e7a1ff39864"/>
       <w:r>
         <w:rPr>
           <w:lang w:val="en-US"/>
         </w:rPr>
         <w:t xml:space="preserve">Planned Automated Census</w:t>
       </w:r>
-      <w:bookmarkEnd w:id="54"/>
+      <w:bookmarkEnd w:id="56"/>
     </w:p>
     <w:p>
       <w:pPr>
@@ -8794,14 +8916,14 @@
       <w:pPr>
         <w:pStyle w:val="Heading3"/>
       </w:pPr>
-      <w:bookmarkStart w:id="55" w:name="_ef58af247283a566a9e4f8fbd5ca16f2173af9f"/>
+      <w:bookmarkStart w:id="57" w:name="_ef58af247283a566a9e4f8fbd5ca16f2173af9f"/>
       <w:r>
         <w:rPr>
           <w:lang w:val="en-US"/>
         </w:rPr>
         <w:t xml:space="preserve">Planned Manual Validation Sample</w:t>
       </w:r>
-      <w:bookmarkEnd w:id="55"/>
+      <w:bookmarkEnd w:id="57"/>
     </w:p>
     <w:p>
       <w:pPr>
@@ -8811,7 +8933,644 @@
         <w:rPr>
           <w:lang w:val="en-US"/>
         </w:rPr>
-        <w:t xml:space="preserve">For the broader evaluation, the team plans to manually review a stratified sample of at least 100 eligible base-derived comparisons from the automated results. This future plan is separate from the 17 directed comparisons in the current Sprint 1 reports:</w:t>
+        <w:t xml:space="preserve">The defined Sprint 2 manual-validation sample contains</w:t>
+      </w:r>
+      <w:r>
+        <w:rPr>
+          <w:lang w:val="en-US"/>
+        </w:rPr>
+        <w:t xml:space="preserve"> </w:t>
+      </w:r>
+      <w:r>
+        <w:rPr>
+          <w:b/>
+          <w:bCs/>
+          <w:lang w:val="en-US"/>
+        </w:rPr>
+        <w:t xml:space="preserve">13 fixed pair-level cases</w:t>
+      </w:r>
+      <w:r>
+        <w:rPr>
+          <w:lang w:val="en-US"/>
+        </w:rPr>
+        <w:t xml:space="preserve"> </w:t>
+      </w:r>
+      <w:r>
+        <w:rPr>
+          <w:lang w:val="en-US"/>
+        </w:rPr>
+        <w:t xml:space="preserve">drawn from the 43-artifact Sprint 1 tool-validation sample: five positive cases with a reported security finding, four negative cases (three unflagged directed edges and one same-name pair for which no related edge was emitted), and four ambiguous cases (three unresolved similarity-only edges and one equivalent-state pair without direction). The selection is purposeful and rule-based, not random; the protocol describes the ordering and selection rules. The CSV includes artifact IDs, repository/path, file hashes, direction and change metadata, security findings, scan-coverage notes, and fields for two independent reviewers and adjudication.</w:t>
+      </w:r>
+    </w:p>
+    <w:p>
+      <w:pPr>
+        <w:pStyle w:val="BodyText"/>
+      </w:pPr>
+      <w:r>
+        <w:rPr>
+          <w:lang w:val="en-US"/>
+        </w:rPr>
+        <w:t xml:space="preserve">This 13-case set replaces the earlier planning text for a stratified review of at least 100 population-level comparisons. It is a bounded method-validation sample and cannot estimate population prevalence or accuracy. The protocol and CSV are stored at</w:t>
+      </w:r>
+      <w:r>
+        <w:rPr>
+          <w:lang w:val="en-US"/>
+        </w:rPr>
+        <w:t xml:space="preserve"> </w:t>
+      </w:r>
+      <w:hyperlink r:id="rId58">
+        <w:r>
+          <w:rPr>
+            <w:rStyle w:val="VerbatimChar"/>
+            <w:lang w:val="en-US"/>
+          </w:rPr>
+          <w:t xml:space="preserve">docs/validation/validation_protocol.md</w:t>
+        </w:r>
+      </w:hyperlink>
+      <w:r>
+        <w:rPr>
+          <w:lang w:val="en-US"/>
+        </w:rPr>
+        <w:t xml:space="preserve"> </w:t>
+      </w:r>
+      <w:r>
+        <w:rPr>
+          <w:lang w:val="en-US"/>
+        </w:rPr>
+        <w:t xml:space="preserve">and</w:t>
+      </w:r>
+      <w:r>
+        <w:rPr>
+          <w:lang w:val="en-US"/>
+        </w:rPr>
+        <w:t xml:space="preserve"> </w:t>
+      </w:r>
+      <w:hyperlink r:id="rId59">
+        <w:r>
+          <w:rPr>
+            <w:rStyle w:val="VerbatimChar"/>
+            <w:lang w:val="en-US"/>
+          </w:rPr>
+          <w:t xml:space="preserve">data/validation/validation_sample.csv</w:t>
+        </w:r>
+      </w:hyperlink>
+      <w:r>
+        <w:rPr>
+          <w:lang w:val="en-US"/>
+        </w:rPr>
+        <w:t xml:space="preserve">. The review itself has not yet been completed; no manual judgment or validation metric is reported.</w:t>
+      </w:r>
+    </w:p>
+    <w:p>
+      <w:pPr>
+        <w:pStyle w:val="Heading3"/>
+      </w:pPr>
+      <w:bookmarkStart w:id="60" w:name="_e1c81e97e31f987e6ac0a6c73133b60162787d0"/>
+      <w:r>
+        <w:rPr>
+          <w:lang w:val="en-US"/>
+        </w:rPr>
+        <w:t xml:space="preserve">Sprint 1 Sampling Strategy</w:t>
+      </w:r>
+      <w:bookmarkEnd w:id="60"/>
+    </w:p>
+    <w:p>
+      <w:pPr>
+        <w:pStyle w:val="FirstParagraph"/>
+      </w:pPr>
+      <w:r>
+        <w:rPr>
+          <w:lang w:val="en-US"/>
+        </w:rPr>
+        <w:t xml:space="preserve">Sprint 1 uses a small, purposeful tool-validation sample of</w:t>
+      </w:r>
+      <w:r>
+        <w:rPr>
+          <w:lang w:val="en-US"/>
+        </w:rPr>
+        <w:t xml:space="preserve"> </w:t>
+      </w:r>
+      <w:r>
+        <w:rPr>
+          <w:b/>
+          <w:bCs/>
+          <w:lang w:val="en-US"/>
+        </w:rPr>
+        <w:t xml:space="preserve">43 artifacts across 10 exact-name families</w:t>
+      </w:r>
+      <w:r>
+        <w:rPr>
+          <w:lang w:val="en-US"/>
+        </w:rPr>
+        <w:t xml:space="preserve">. The ten saved analysis reports contain</w:t>
+      </w:r>
+      <w:r>
+        <w:rPr>
+          <w:lang w:val="en-US"/>
+        </w:rPr>
+        <w:t xml:space="preserve"> </w:t>
+      </w:r>
+      <w:r>
+        <w:rPr>
+          <w:b/>
+          <w:bCs/>
+          <w:lang w:val="en-US"/>
+        </w:rPr>
+        <w:t xml:space="preserve">17 directed comparisons</w:t>
+      </w:r>
+      <w:r>
+        <w:rPr>
+          <w:lang w:val="en-US"/>
+        </w:rPr>
+        <w:t xml:space="preserve">. These totals describe the current tool output, not a representative population sample or completed manual validation of every comparison.</w:t>
+      </w:r>
+    </w:p>
+    <w:p>
+      <w:pPr>
+        <w:pStyle w:val="BodyText"/>
+      </w:pPr>
+      <w:r>
+        <w:rPr>
+          <w:lang w:val="en-US"/>
+        </w:rPr>
+        <w:t xml:space="preserve">The earlier design combined purposeful cases with 75 random artifact seeds and family expansion, producing approximately 1,400 artifact-selection rows. It was too large for immediate manual validation. The revised selection aimed for approximately 50 artifacts or fewer and has no separate random component. The earlier sample may remain useful for later work; its reconstruction checks do not validate the revised selection.</w:t>
+      </w:r>
+    </w:p>
+    <w:p>
+      <w:pPr>
+        <w:pStyle w:val="BodyText"/>
+      </w:pPr>
+      <w:r>
+        <w:rPr>
+          <w:lang w:val="en-US"/>
+        </w:rPr>
+        <w:t xml:space="preserve">The Evaluation and Validation section explains how these artifacts exercised candidate loading, lineage analysis, scanning, and extraction. It distinguishes the 17 selected directed family comparisons from the extraction notebook’s 33 adjacent comparisons. The two counts describe different pairing procedures applied to the sample, not competing estimates of its size.</w:t>
+      </w:r>
+    </w:p>
+    <w:p>
+      <w:pPr>
+        <w:pStyle w:val="Heading4"/>
+      </w:pPr>
+      <w:bookmarkStart w:id="61" w:name="_71d6a13190deb5814460e0fe23e436e288fe68c"/>
+      <w:r>
+        <w:rPr>
+          <w:lang w:val="en-US"/>
+        </w:rPr>
+        <w:t xml:space="preserve">Selection Logic and Family Scope</w:t>
+      </w:r>
+      <w:bookmarkEnd w:id="61"/>
+    </w:p>
+    <w:p>
+      <w:pPr>
+        <w:pStyle w:val="FirstParagraph"/>
+      </w:pPr>
+      <w:r>
+        <w:rPr>
+          <w:lang w:val="en-US"/>
+        </w:rPr>
+        <w:t xml:space="preserve">Families were selected to exercise supported direction evidence, ambiguous relationships, cases without inferred relationships, and positive, negative, or unchanged scanner counts. Other cases distinguish additional matches within an existing capability from newly detected capabilities and expose scanner coverage or normalization limitations.</w:t>
+      </w:r>
+    </w:p>
+    <w:p>
+      <w:pPr>
+        <w:pStyle w:val="BodyText"/>
+      </w:pPr>
+      <w:r>
+        <w:rPr>
+          <w:rStyle w:val="VerbatimChar"/>
+          <w:lang w:val="en-US"/>
+        </w:rPr>
+        <w:t xml:space="preserve">artifact_groupings</w:t>
+      </w:r>
+      <w:r>
+        <w:rPr>
+          <w:lang w:val="en-US"/>
+        </w:rPr>
+        <w:t xml:space="preserve"> </w:t>
+      </w:r>
+      <w:r>
+        <w:rPr>
+          <w:lang w:val="en-US"/>
+        </w:rPr>
+        <w:t xml:space="preserve">groups artifacts by exact name and normalized description. The current</w:t>
+      </w:r>
+      <w:r>
+        <w:rPr>
+          <w:lang w:val="en-US"/>
+        </w:rPr>
+        <w:t xml:space="preserve"> </w:t>
+      </w:r>
+      <w:r>
+        <w:rPr>
+          <w:rStyle w:val="VerbatimChar"/>
+          <w:lang w:val="en-US"/>
+        </w:rPr>
+        <w:t xml:space="preserve">analyze_family</w:t>
+      </w:r>
+      <w:r>
+        <w:rPr>
+          <w:lang w:val="en-US"/>
+        </w:rPr>
+        <w:t xml:space="preserve"> </w:t>
+      </w:r>
+      <w:r>
+        <w:rPr>
+          <w:lang w:val="en-US"/>
+        </w:rPr>
+        <w:t xml:space="preserve">tool loads all qualifying artifacts sharing an exact name, including multiple description groups. Some screening queries compare only within a name-and-description group, so their screening scope is narrower than the family-analysis scope. Shared metadata establishes candidate context, not proven lineage.</w:t>
+      </w:r>
+    </w:p>
+    <w:p>
+      <w:pPr>
+        <w:pStyle w:val="BodyText"/>
+      </w:pPr>
+      <w:r>
+        <w:rPr>
+          <w:lang w:val="en-US"/>
+        </w:rPr>
+        <w:t xml:space="preserve">The selection queries screened for package-installation count variation, supported provenance-field references, and variation in additional scanner rules. SQL patterns were selection heuristics rather than validated findings. Candidate families were checked through the Python workflow, and selected comparisons were inspected manually in Mergely. Searching ended because further screening was time-consuming, not because the sample was exhaustive or statistically optimized. The query rationale and RDR-006 record the selection decisions.</w:t>
+      </w:r>
+    </w:p>
+    <w:p>
+      <w:pPr>
+        <w:pStyle w:val="Heading4"/>
+      </w:pPr>
+      <w:bookmarkStart w:id="62" w:name="_f9917009b566fcfaa5393da0f3babc208192159"/>
+      <w:r>
+        <w:rPr>
+          <w:lang w:val="en-US"/>
+        </w:rPr>
+        <w:t xml:space="preserve">Observed Coverage and Limits</w:t>
+      </w:r>
+      <w:bookmarkEnd w:id="62"/>
+    </w:p>
+    <w:p>
+      <w:pPr>
+        <w:pStyle w:val="FirstParagraph"/>
+      </w:pPr>
+      <w:r>
+        <w:rPr>
+          <w:lang w:val="en-US"/>
+        </w:rPr>
+        <w:t xml:space="preserve">The saved Sprint 1 reports documented nonzero count deltas in 10 of the then-current 12 rules. EXT-001 and SYS-001 lacked confirmed delta examples in that historical selection. The current implementation registers 13 rules, including FS-003 for file reading; the older coverage total must not be treated as coverage of the current catalog. Rule presence, a count change, and an introduced capability are different outcomes; none alone establishes increased or decreased risk.</w:t>
+      </w:r>
+    </w:p>
+    <w:p>
+      <w:pPr>
+        <w:pStyle w:val="BodyText"/>
+      </w:pPr>
+      <w:r>
+        <w:rPr>
+          <w:lang w:val="en-US"/>
+        </w:rPr>
+        <w:t xml:space="preserve">The Sprint 1 wrapper scanned selected directed relationships rather than every possible artifact pair and compared only</w:t>
+      </w:r>
+      <w:r>
+        <w:rPr>
+          <w:lang w:val="en-US"/>
+        </w:rPr>
+        <w:t xml:space="preserve"> </w:t>
+      </w:r>
+      <w:r>
+        <w:rPr>
+          <w:rStyle w:val="VerbatimChar"/>
+          <w:lang w:val="en-US"/>
+        </w:rPr>
+        <w:t xml:space="preserve">SKILL.md</w:t>
+      </w:r>
+      <w:r>
+        <w:rPr>
+          <w:lang w:val="en-US"/>
+        </w:rPr>
+        <w:t xml:space="preserve"> </w:t>
+      </w:r>
+      <w:r>
+        <w:rPr>
+          <w:lang w:val="en-US"/>
+        </w:rPr>
+        <w:t xml:space="preserve">content. These limits describe the saved Sprint 1 output. The current</w:t>
+      </w:r>
+      <w:r>
+        <w:rPr>
+          <w:lang w:val="en-US"/>
+        </w:rPr>
+        <w:t xml:space="preserve"> </w:t>
+      </w:r>
+      <w:r>
+        <w:rPr>
+          <w:rStyle w:val="VerbatimChar"/>
+          <w:lang w:val="en-US"/>
+        </w:rPr>
+        <w:t xml:space="preserve">scan_family</w:t>
+      </w:r>
+      <w:r>
+        <w:rPr>
+          <w:lang w:val="en-US"/>
+        </w:rPr>
+        <w:t xml:space="preserve"> </w:t>
+      </w:r>
+      <w:r>
+        <w:rPr>
+          <w:lang w:val="en-US"/>
+        </w:rPr>
+        <w:t xml:space="preserve">implementation also reviews available sibling content for applicable changes and reports incomplete coverage. Ambiguous relationships remain excluded from directional scanning; a family with no directed comparisons does not establish an absence of matches. Historical skill-only results must not be interpreted as findings about sibling safety.</w:t>
+      </w:r>
+    </w:p>
+    <w:p>
+      <w:pPr>
+        <w:pStyle w:val="BodyText"/>
+      </w:pPr>
+      <w:r>
+        <w:rPr>
+          <w:lang w:val="en-US"/>
+        </w:rPr>
+        <w:t xml:space="preserve">Selected manual inspections exposed uneven command coverage and a line-ending sensitivity bug. The Sprint 1 wrapper was corrected to normalize line endings before scanning, and that comparison was retained for regression checking in the earlier workflow. This historical correction is not evidence that every current input path applies identical normalization. Other inspected cases illustrate limitations in declared-source resolution and exact-name candidate generation. These observations do not constitute manual validation of every comparison.</w:t>
+      </w:r>
+    </w:p>
+    <w:p>
+      <w:pPr>
+        <w:pStyle w:val="Heading4"/>
+      </w:pPr>
+      <w:bookmarkStart w:id="63" w:name="_df8ef2d3662297bdc1729d6bdf4a95ccdaf7719"/>
+      <w:r>
+        <w:rPr>
+          <w:lang w:val="en-US"/>
+        </w:rPr>
+        <w:t xml:space="preserve">Sample View and Reproducibility</w:t>
+      </w:r>
+      <w:bookmarkEnd w:id="63"/>
+    </w:p>
+    <w:p>
+      <w:pPr>
+        <w:pStyle w:val="FirstParagraph"/>
+      </w:pPr>
+      <w:r>
+        <w:rPr>
+          <w:lang w:val="en-US"/>
+        </w:rPr>
+        <w:t xml:space="preserve">The revised selection uses the 43</w:t>
+      </w:r>
+      <w:r>
+        <w:rPr>
+          <w:lang w:val="en-US"/>
+        </w:rPr>
+        <w:t xml:space="preserve"> </w:t>
+      </w:r>
+      <w:r>
+        <w:rPr>
+          <w:rStyle w:val="VerbatimChar"/>
+          <w:lang w:val="en-US"/>
+        </w:rPr>
+        <w:t xml:space="preserve">artifact_id</w:t>
+      </w:r>
+      <w:r>
+        <w:rPr>
+          <w:lang w:val="en-US"/>
+        </w:rPr>
+        <w:t xml:space="preserve"> </w:t>
+      </w:r>
+      <w:r>
+        <w:rPr>
+          <w:lang w:val="en-US"/>
+        </w:rPr>
+        <w:t xml:space="preserve">values recorded for the team’s saved database build. These values identify occurrences consistently within that build; the unordered import numbering does not guarantee the same mapping in a separate build. The script</w:t>
+      </w:r>
+      <w:r>
+        <w:rPr>
+          <w:lang w:val="en-US"/>
+        </w:rPr>
+        <w:t xml:space="preserve"> </w:t>
+      </w:r>
+      <w:r>
+        <w:rPr>
+          <w:rStyle w:val="VerbatimChar"/>
+          <w:lang w:val="en-US"/>
+        </w:rPr>
+        <w:t xml:space="preserve">sql/create_sprint1_samples_view.sql</w:t>
+      </w:r>
+      <w:r>
+        <w:rPr>
+          <w:lang w:val="en-US"/>
+        </w:rPr>
+        <w:t xml:space="preserve"> </w:t>
+      </w:r>
+      <w:r>
+        <w:rPr>
+          <w:lang w:val="en-US"/>
+        </w:rPr>
+        <w:t xml:space="preserve">embeds the selected IDs, selects matching</w:t>
+      </w:r>
+      <w:r>
+        <w:rPr>
+          <w:lang w:val="en-US"/>
+        </w:rPr>
+        <w:t xml:space="preserve"> </w:t>
+      </w:r>
+      <w:r>
+        <w:rPr>
+          <w:rStyle w:val="VerbatimChar"/>
+          <w:lang w:val="en-US"/>
+        </w:rPr>
+        <w:t xml:space="preserve">artifact_groupings</w:t>
+      </w:r>
+      <w:r>
+        <w:rPr>
+          <w:lang w:val="en-US"/>
+        </w:rPr>
+        <w:t xml:space="preserve"> </w:t>
+      </w:r>
+      <w:r>
+        <w:rPr>
+          <w:lang w:val="en-US"/>
+        </w:rPr>
+        <w:t xml:space="preserve">rows, and joins them to</w:t>
+      </w:r>
+      <w:r>
+        <w:rPr>
+          <w:lang w:val="en-US"/>
+        </w:rPr>
+        <w:t xml:space="preserve"> </w:t>
+      </w:r>
+      <w:r>
+        <w:rPr>
+          <w:rStyle w:val="VerbatimChar"/>
+          <w:lang w:val="en-US"/>
+        </w:rPr>
+        <w:t xml:space="preserve">artifacts</w:t>
+      </w:r>
+      <w:r>
+        <w:rPr>
+          <w:lang w:val="en-US"/>
+        </w:rPr>
+        <w:t xml:space="preserve"> </w:t>
+      </w:r>
+      <w:r>
+        <w:rPr>
+          <w:lang w:val="en-US"/>
+        </w:rPr>
+        <w:t xml:space="preserve">and</w:t>
+      </w:r>
+      <w:r>
+        <w:rPr>
+          <w:lang w:val="en-US"/>
+        </w:rPr>
+        <w:t xml:space="preserve"> </w:t>
+      </w:r>
+      <w:r>
+        <w:rPr>
+          <w:rStyle w:val="VerbatimChar"/>
+          <w:lang w:val="en-US"/>
+        </w:rPr>
+        <w:t xml:space="preserve">repos</w:t>
+      </w:r>
+      <w:r>
+        <w:rPr>
+          <w:lang w:val="en-US"/>
+        </w:rPr>
+        <w:t xml:space="preserve"> </w:t>
+      </w:r>
+      <w:r>
+        <w:rPr>
+          <w:lang w:val="en-US"/>
+        </w:rPr>
+        <w:t xml:space="preserve">to create or replace</w:t>
+      </w:r>
+      <w:r>
+        <w:rPr>
+          <w:lang w:val="en-US"/>
+        </w:rPr>
+        <w:t xml:space="preserve"> </w:t>
+      </w:r>
+      <w:r>
+        <w:rPr>
+          <w:rStyle w:val="VerbatimChar"/>
+          <w:lang w:val="en-US"/>
+        </w:rPr>
+        <w:t xml:space="preserve">sample_artifacts</w:t>
+      </w:r>
+      <w:r>
+        <w:rPr>
+          <w:lang w:val="en-US"/>
+        </w:rPr>
+        <w:t xml:space="preserve">. The CSV at</w:t>
+      </w:r>
+      <w:r>
+        <w:rPr>
+          <w:lang w:val="en-US"/>
+        </w:rPr>
+        <w:t xml:space="preserve"> </w:t>
+      </w:r>
+      <w:r>
+        <w:rPr>
+          <w:rStyle w:val="VerbatimChar"/>
+          <w:lang w:val="en-US"/>
+        </w:rPr>
+        <w:t xml:space="preserve">data/sample-population/sample_population.csv</w:t>
+      </w:r>
+      <w:r>
+        <w:rPr>
+          <w:lang w:val="en-US"/>
+        </w:rPr>
+        <w:t xml:space="preserve"> </w:t>
+      </w:r>
+      <w:r>
+        <w:rPr>
+          <w:lang w:val="en-US"/>
+        </w:rPr>
+        <w:t xml:space="preserve">separately records selected IDs; the view does not read that file.</w:t>
+      </w:r>
+    </w:p>
+    <w:p>
+      <w:pPr>
+        <w:pStyle w:val="BodyText"/>
+      </w:pPr>
+      <w:r>
+        <w:rPr>
+          <w:lang w:val="en-US"/>
+        </w:rPr>
+        <w:t xml:space="preserve">The view stores the selection query rather than copying artifact records into separate sample tables. Its ID list fixes the selection criteria, while returned values reflect the underlying</w:t>
+      </w:r>
+      <w:r>
+        <w:rPr>
+          <w:lang w:val="en-US"/>
+        </w:rPr>
+        <w:t xml:space="preserve"> </w:t>
+      </w:r>
+      <w:r>
+        <w:rPr>
+          <w:rStyle w:val="VerbatimChar"/>
+          <w:lang w:val="en-US"/>
+        </w:rPr>
+        <w:t xml:space="preserve">artifacts</w:t>
+      </w:r>
+      <w:r>
+        <w:rPr>
+          <w:lang w:val="en-US"/>
+        </w:rPr>
+        <w:t xml:space="preserve"> </w:t>
+      </w:r>
+      <w:r>
+        <w:rPr>
+          <w:lang w:val="en-US"/>
+        </w:rPr>
+        <w:t xml:space="preserve">table when queried. The current view exposes grouping membership, selected source fields including content and paths, and repository metadata through those joins. It is not an anonymized reporting view.</w:t>
+      </w:r>
+    </w:p>
+    <w:p>
+      <w:pPr>
+        <w:pStyle w:val="BodyText"/>
+      </w:pPr>
+      <w:r>
+        <w:rPr>
+          <w:lang w:val="en-US"/>
+        </w:rPr>
+        <w:t xml:space="preserve">The script’s final count query should return 43 if every selected occurrence remains in the candidate table and resolves through the artifact and repository joins. The saved family-report totals do not demonstrate that this query has been run successfully. Reproducibility checks should reconcile the embedded IDs with the recorded list, confirm that every ID resolves, and compare reconstructed membership in both directions. A matching row count alone is insufficient to establish identical membership.</w:t>
+      </w:r>
+    </w:p>
+    <w:p>
+      <w:pPr>
+        <w:pStyle w:val="BodyText"/>
+      </w:pPr>
+      <w:r>
+        <w:rPr>
+          <w:lang w:val="en-US"/>
+        </w:rPr>
+        <w:t xml:space="preserve">The saved ID list supports reconstruction in the original build. Reconstructing the intended occurrences in an independent build also requires verifying the ID-to-source mapping through the original logical keys. The dataset version, database build, selection SQL, scanner rules, and normalization settings must therefore be recorded. Earlier frozen-table validation applies only to the earlier sample.</w:t>
+      </w:r>
+    </w:p>
+    <w:p>
+      <w:pPr>
+        <w:pStyle w:val="Heading2"/>
+      </w:pPr>
+      <w:bookmarkStart w:id="64" w:name="_eae6602b00496a0ddfd57c4e7ccdd04f45df879"/>
+      <w:r>
+        <w:rPr>
+          <w:lang w:val="en-US"/>
+        </w:rPr>
+        <w:t xml:space="preserve">Data Ethics and Safety</w:t>
+      </w:r>
+      <w:bookmarkEnd w:id="64"/>
+    </w:p>
+    <w:p>
+      <w:pPr>
+        <w:pStyle w:val="FirstParagraph"/>
+      </w:pPr>
+      <w:r>
+        <w:rPr>
+          <w:lang w:val="en-US"/>
+        </w:rPr>
+        <w:t xml:space="preserve">All artifact content is treated as untrusted data. The project performs static analysis only and will not execute scripts, commands, or instructions contained in the dataset.</w:t>
+      </w:r>
+    </w:p>
+    <w:p>
+      <w:pPr>
+        <w:pStyle w:val="BodyText"/>
+      </w:pPr>
+      <w:r>
+        <w:rPr>
+          <w:lang w:val="en-US"/>
+        </w:rPr>
+        <w:t xml:space="preserve">The pipeline and reporting process will:</w:t>
       </w:r>
     </w:p>
     <w:p>
@@ -8826,7 +9585,7 @@
         <w:rPr>
           <w:lang w:val="en-US"/>
         </w:rPr>
-        <w:t xml:space="preserve">at least 50 comparisons for which the scanner reports one or more newly introduced rules or categories; and</w:t>
+        <w:t xml:space="preserve">avoid executing or importing untrusted artifact code;</w:t>
       </w:r>
     </w:p>
     <w:p>
@@ -8841,40 +9600,7 @@
         <w:rPr>
           <w:lang w:val="en-US"/>
         </w:rPr>
-        <w:t xml:space="preserve">at least 50 comparisons for which the scanner reports no newly introduced rules or categories.</w:t>
-      </w:r>
-    </w:p>
-    <w:p>
-      <w:pPr>
-        <w:pStyle w:val="FirstParagraph"/>
-      </w:pPr>
-      <w:r>
-        <w:rPr>
-          <w:lang w:val="en-US"/>
-        </w:rPr>
-        <w:t xml:space="preserve">Within those two groups, the sample will represent the relationship types and scanner categories present in the results. Selection will use a recorded random seed after the strata are defined. If a stratum contains fewer cases than its allocation, all cases in that stratum will be reviewed and the remaining allocation will be redistributed using a documented procedure.</w:t>
-      </w:r>
-    </w:p>
-    <w:p>
-      <w:pPr>
-        <w:pStyle w:val="BodyText"/>
-      </w:pPr>
-      <w:r>
-        <w:rPr>
-          <w:lang w:val="en-US"/>
-        </w:rPr>
-        <w:t xml:space="preserve">The sample may be expanded if early review identifies unstable rules, poorly represented relationship types, or categories that require additional evidence. The manual-review procedure, labels, metrics, and error analysis belong in the Evaluation and Validation section.</w:t>
-      </w:r>
-    </w:p>
-    <w:p>
-      <w:pPr>
-        <w:pStyle w:val="BodyText"/>
-      </w:pPr>
-      <w:r>
-        <w:rPr>
-          <w:lang w:val="en-US"/>
-        </w:rPr>
-        <w:t xml:space="preserve">For each sampled comparison, reviewers will record:</w:t>
+        <w:t xml:space="preserve">avoid exposing credentials, tokens, or other sensitive strings that may appear in artifact content;</w:t>
       </w:r>
     </w:p>
     <w:p>
@@ -8882,14 +9608,14 @@
         <w:pStyle w:val="Compact"/>
         <w:numPr>
           <w:ilvl w:val="0"/>
-          <w:numId w:val="1011"/>
+          <w:numId w:val="1010"/>
         </w:numPr>
       </w:pPr>
       <w:r>
         <w:rPr>
           <w:lang w:val="en-US"/>
         </w:rPr>
-        <w:t xml:space="preserve">whether the relationship and base-derived ordering are supported by the retained evidence;</w:t>
+        <w:t xml:space="preserve">keep validation evidence local and omit source text and identifying values from exported reports under the current output constraints;</w:t>
       </w:r>
     </w:p>
     <w:p>
@@ -8897,14 +9623,14 @@
         <w:pStyle w:val="Compact"/>
         <w:numPr>
           <w:ilvl w:val="0"/>
-          <w:numId w:val="1011"/>
+          <w:numId w:val="1010"/>
         </w:numPr>
       </w:pPr>
       <w:r>
         <w:rPr>
           <w:lang w:val="en-US"/>
         </w:rPr>
-        <w:t xml:space="preserve">whether each reported match corresponds to the text identified by the scanner;</w:t>
+        <w:t xml:space="preserve">distinguish detected risk signals from proof of malicious intent, vulnerability, exploitability, or real-world harm; and</w:t>
       </w:r>
     </w:p>
     <w:p>
@@ -8912,59 +9638,14 @@
         <w:pStyle w:val="Compact"/>
         <w:numPr>
           <w:ilvl w:val="0"/>
-          <w:numId w:val="1011"/>
+          <w:numId w:val="1010"/>
         </w:numPr>
       </w:pPr>
       <w:r>
         <w:rPr>
           <w:lang w:val="en-US"/>
         </w:rPr>
-        <w:t xml:space="preserve">whether the assigned categories are appropriate;</w:t>
-      </w:r>
-    </w:p>
-    <w:p>
-      <w:pPr>
-        <w:pStyle w:val="Compact"/>
-        <w:numPr>
-          <w:ilvl w:val="0"/>
-          <w:numId w:val="1011"/>
-        </w:numPr>
-      </w:pPr>
-      <w:r>
-        <w:rPr>
-          <w:lang w:val="en-US"/>
-        </w:rPr>
-        <w:t xml:space="preserve">whether a reported introduction was absent from the base and present in the derived artifact;</w:t>
-      </w:r>
-    </w:p>
-    <w:p>
-      <w:pPr>
-        <w:pStyle w:val="Compact"/>
-        <w:numPr>
-          <w:ilvl w:val="0"/>
-          <w:numId w:val="1011"/>
-        </w:numPr>
-      </w:pPr>
-      <w:r>
-        <w:rPr>
-          <w:lang w:val="en-US"/>
-        </w:rPr>
-        <w:t xml:space="preserve">whether an unflagged comparison contains a relevant introduction missed by the current rules; and</w:t>
-      </w:r>
-    </w:p>
-    <w:p>
-      <w:pPr>
-        <w:pStyle w:val="Compact"/>
-        <w:numPr>
-          <w:ilvl w:val="0"/>
-          <w:numId w:val="1011"/>
-        </w:numPr>
-      </w:pPr>
-      <w:r>
-        <w:rPr>
-          <w:lang w:val="en-US"/>
-        </w:rPr>
-        <w:t xml:space="preserve">whether the case is a true positive, false positive, false negative, true negative, or ambiguous under the documented threat model.</w:t>
+        <w:t xml:space="preserve">report aggregate findings and generalized observations without naming selected artifacts or reproducing source content.</w:t>
       </w:r>
     </w:p>
     <w:p>
@@ -8975,21 +9656,137 @@
         <w:rPr>
           <w:lang w:val="en-US"/>
         </w:rPr>
-        <w:t xml:space="preserve">These records will support confirmed and rejected relationship counts, ordering disagreements, classification counts, precision and any other justified validation metrics, category- or relationship-specific breakdowns where sample size permits, and representative failure modes. The Evaluation and Validation section will define the final calculation and interpretation of those measures.</w:t>
-      </w:r>
+        <w:t xml:space="preserve">Current orchestration reports identify endpoints by artifact ID, omit text diffs, and serialize scanner comparisons with</w:t>
+      </w:r>
+      <w:r>
+        <w:rPr>
+          <w:lang w:val="en-US"/>
+        </w:rPr>
+        <w:t xml:space="preserve"> </w:t>
+      </w:r>
+      <w:r>
+        <w:rPr>
+          <w:rStyle w:val="VerbatimChar"/>
+          <w:lang w:val="en-US"/>
+        </w:rPr>
+        <w:t xml:space="preserve">verbose=False</w:t>
+      </w:r>
+      <w:r>
+        <w:rPr>
+          <w:lang w:val="en-US"/>
+        </w:rPr>
+        <w:t xml:space="preserve">. These measures limit exported content but do not guarantee anonymity or resolve licensing questions. Artifact IDs can be linked to source records by someone with access to the dataset.</w:t>
+      </w:r>
+    </w:p>
+    <w:p>
+      <w:pPr>
+        <w:pStyle w:val="BodyText"/>
+      </w:pPr>
+      <w:r>
+        <w:rPr>
+          <w:lang w:val="en-US"/>
+        </w:rPr>
+        <w:t xml:space="preserve">The repository does not include the full GitSkills database or a copy of the sampled</w:t>
+      </w:r>
+      <w:r>
+        <w:rPr>
+          <w:lang w:val="en-US"/>
+        </w:rPr>
+        <w:t xml:space="preserve"> </w:t>
+      </w:r>
+      <w:r>
+        <w:rPr>
+          <w:rStyle w:val="VerbatimChar"/>
+          <w:lang w:val="en-US"/>
+        </w:rPr>
+        <w:t xml:space="preserve">SKILL.md</w:t>
+      </w:r>
+      <w:r>
+        <w:rPr>
+          <w:lang w:val="en-US"/>
+        </w:rPr>
+        <w:t xml:space="preserve"> </w:t>
+      </w:r>
+      <w:r>
+        <w:rPr>
+          <w:lang w:val="en-US"/>
+        </w:rPr>
+        <w:t xml:space="preserve">source text. The manual-validation CSV stores artifact IDs, source repository/path, hashes, automated findings, and blank reviewer fields; it does not store source text or match excerpts. Reviewers are instructed to inspect content locally and not copy source text, credentials, or scanner excerpts into committed artifacts. The source material remains subject to its original repository license; these measures limit reproduction in the report but do not constitute a formal access-control or retention policy.</w:t>
+      </w:r>
+    </w:p>
+    <w:p>
+      <w:pPr>
+        <w:pStyle w:val="Heading1"/>
+      </w:pPr>
+      <w:bookmarkStart w:id="65" w:name="_0894c2698a5d6208c3c20e897965fe44616985e"/>
+      <w:r>
+        <w:rPr>
+          <w:lang w:val="en-US"/>
+        </w:rPr>
+        <w:t xml:space="preserve">Method and Implementation</w:t>
+      </w:r>
+      <w:bookmarkEnd w:id="65"/>
+    </w:p>
+    <w:p>
+      <w:pPr>
+        <w:pStyle w:val="Heading2"/>
+      </w:pPr>
+      <w:bookmarkStart w:id="66" w:name="_6c066f4ad74dea012bb3992d7b1fca53e5624a4"/>
+      <w:r>
+        <w:rPr>
+          <w:lang w:val="en-US"/>
+        </w:rPr>
+        <w:t xml:space="preserve">Method Overview</w:t>
+      </w:r>
+      <w:bookmarkEnd w:id="66"/>
+    </w:p>
+    <w:p>
+      <w:pPr>
+        <w:pStyle w:val="FirstParagraph"/>
+      </w:pPr>
+      <w:r>
+        <w:rPr>
+          <w:lang w:val="en-US"/>
+        </w:rPr>
+        <w:t xml:space="preserve">The study measures whether modified or reused GitSkills introduce security-relevant behavior that was absent from an earlier version or source artifact. For each eligible ordered comparison, the method scans the base and derived artifacts with the same rule catalog at a recorded code revision, constructs a rule and category profile for each artifact, and measures which signals were introduced, removed, or retained in the derived artifact.</w:t>
+      </w:r>
+    </w:p>
+    <w:p>
+      <w:pPr>
+        <w:pStyle w:val="BodyText"/>
+      </w:pPr>
+      <w:r>
+        <w:rPr>
+          <w:lang w:val="en-US"/>
+        </w:rPr>
+        <w:t xml:space="preserve">The current implementation combines exact-name candidate loading, token-shingle similarity, evidence-based direction inference, and a static scanner with 13 registered rules across six categories. The executable tools support individual file comparisons and family-level review. A completed population census and statistical validation are separate research tasks; the existence of these tools does not establish that those tasks have been completed. Rule definitions, dependency versions, code revision, and analysis settings must be recorded for each reported run.</w:t>
+      </w:r>
+    </w:p>
+    <w:p>
+      <w:pPr>
+        <w:pStyle w:val="Heading2"/>
+      </w:pPr>
+      <w:bookmarkStart w:id="67" w:name="_3aa46870e2dd87fe20d1289d9dde42eeefa77a1"/>
+      <w:r>
+        <w:rPr>
+          <w:lang w:val="en-US"/>
+        </w:rPr>
+        <w:t xml:space="preserve">Analysis Algorithm</w:t>
+      </w:r>
+      <w:bookmarkEnd w:id="67"/>
     </w:p>
     <w:p>
       <w:pPr>
         <w:pStyle w:val="Heading3"/>
       </w:pPr>
-      <w:bookmarkStart w:id="56" w:name="_e1c81e97e31f987e6ac0a6c73133b60162787d0"/>
-      <w:r>
-        <w:rPr>
-          <w:lang w:val="en-US"/>
-        </w:rPr>
-        <w:t xml:space="preserve">Sprint 1 Sampling Strategy</w:t>
-      </w:r>
-      <w:bookmarkEnd w:id="56"/>
+      <w:bookmarkStart w:id="68" w:name="_b010740b95f7fd01f98a1d8fb7f9456869f63ba"/>
+      <w:r>
+        <w:rPr>
+          <w:lang w:val="en-US"/>
+        </w:rPr>
+        <w:t xml:space="preserve">Artifact Profiling</w:t>
+      </w:r>
+      <w:bookmarkEnd w:id="68"/>
     </w:p>
     <w:p>
       <w:pPr>
@@ -8999,750 +9796,21 @@
         <w:rPr>
           <w:lang w:val="en-US"/>
         </w:rPr>
-        <w:t xml:space="preserve">Sprint 1 uses a small, purposeful tool-validation sample of</w:t>
-      </w:r>
-      <w:r>
-        <w:rPr>
-          <w:lang w:val="en-US"/>
-        </w:rPr>
-        <w:t xml:space="preserve"> </w:t>
-      </w:r>
-      <w:r>
-        <w:rPr>
-          <w:b/>
-          <w:bCs/>
-          <w:lang w:val="en-US"/>
-        </w:rPr>
-        <w:t xml:space="preserve">43 artifacts across 10 exact-name families</w:t>
-      </w:r>
-      <w:r>
-        <w:rPr>
-          <w:lang w:val="en-US"/>
-        </w:rPr>
-        <w:t xml:space="preserve">. The ten saved analysis reports contain</w:t>
-      </w:r>
-      <w:r>
-        <w:rPr>
-          <w:lang w:val="en-US"/>
-        </w:rPr>
-        <w:t xml:space="preserve"> </w:t>
-      </w:r>
-      <w:r>
-        <w:rPr>
-          <w:b/>
-          <w:bCs/>
-          <w:lang w:val="en-US"/>
-        </w:rPr>
-        <w:t xml:space="preserve">17 directed comparisons</w:t>
-      </w:r>
-      <w:r>
-        <w:rPr>
-          <w:lang w:val="en-US"/>
-        </w:rPr>
-        <w:t xml:space="preserve">. These totals describe the current tool output, not a representative population sample or completed manual validation of every comparison.</w:t>
-      </w:r>
-    </w:p>
-    <w:p>
-      <w:pPr>
-        <w:pStyle w:val="BodyText"/>
-      </w:pPr>
-      <w:r>
-        <w:rPr>
-          <w:lang w:val="en-US"/>
-        </w:rPr>
-        <w:t xml:space="preserve">The earlier design combined purposeful cases with 75 random artifact seeds and family expansion, producing approximately 1,400 artifact-selection rows. It was too large for immediate manual validation. The revised selection aimed for approximately 50 artifacts or fewer and has no separate random component. The earlier sample may remain useful for later work; its reconstruction checks do not validate the revised selection.</w:t>
-      </w:r>
-    </w:p>
-    <w:p>
-      <w:pPr>
-        <w:pStyle w:val="BodyText"/>
-      </w:pPr>
-      <w:r>
-        <w:rPr>
-          <w:lang w:val="en-US"/>
-        </w:rPr>
-        <w:t xml:space="preserve">The Evaluation and Validation section explains how these artifacts exercised candidate loading, lineage analysis, scanning, and extraction. It distinguishes the 17 selected directed family comparisons from the extraction notebook’s 33 adjacent comparisons. The two counts describe different pairing procedures applied to the sample, not competing estimates of its size.</w:t>
-      </w:r>
-    </w:p>
-    <w:p>
-      <w:pPr>
-        <w:pStyle w:val="Heading4"/>
-      </w:pPr>
-      <w:bookmarkStart w:id="57" w:name="_71d6a13190deb5814460e0fe23e436e288fe68c"/>
-      <w:r>
-        <w:rPr>
-          <w:lang w:val="en-US"/>
-        </w:rPr>
-        <w:t xml:space="preserve">Selection Logic and Family Scope</w:t>
-      </w:r>
-      <w:bookmarkEnd w:id="57"/>
-    </w:p>
-    <w:p>
-      <w:pPr>
-        <w:pStyle w:val="FirstParagraph"/>
-      </w:pPr>
-      <w:r>
-        <w:rPr>
-          <w:lang w:val="en-US"/>
-        </w:rPr>
-        <w:t xml:space="preserve">Families were selected to exercise supported direction evidence, ambiguous relationships, cases without inferred relationships, and positive, negative, or unchanged scanner counts. Other cases distinguish additional matches within an existing capability from newly detected capabilities and expose scanner coverage or normalization limitations.</w:t>
-      </w:r>
-    </w:p>
-    <w:p>
-      <w:pPr>
-        <w:pStyle w:val="BodyText"/>
-      </w:pPr>
-      <w:r>
-        <w:rPr>
-          <w:rStyle w:val="VerbatimChar"/>
-          <w:lang w:val="en-US"/>
-        </w:rPr>
-        <w:t xml:space="preserve">artifact_groupings</w:t>
-      </w:r>
-      <w:r>
-        <w:rPr>
-          <w:lang w:val="en-US"/>
-        </w:rPr>
-        <w:t xml:space="preserve"> </w:t>
-      </w:r>
-      <w:r>
-        <w:rPr>
-          <w:lang w:val="en-US"/>
-        </w:rPr>
-        <w:t xml:space="preserve">groups artifacts by exact name and normalized description. The current</w:t>
-      </w:r>
-      <w:r>
-        <w:rPr>
-          <w:lang w:val="en-US"/>
-        </w:rPr>
-        <w:t xml:space="preserve"> </w:t>
-      </w:r>
-      <w:r>
-        <w:rPr>
-          <w:rStyle w:val="VerbatimChar"/>
-          <w:lang w:val="en-US"/>
-        </w:rPr>
-        <w:t xml:space="preserve">analyze_family</w:t>
-      </w:r>
-      <w:r>
-        <w:rPr>
-          <w:lang w:val="en-US"/>
-        </w:rPr>
-        <w:t xml:space="preserve"> </w:t>
-      </w:r>
-      <w:r>
-        <w:rPr>
-          <w:lang w:val="en-US"/>
-        </w:rPr>
-        <w:t xml:space="preserve">tool loads all qualifying artifacts sharing an exact name, including multiple description groups. Some screening queries compare only within a name-and-description group, so their screening scope is narrower than the family-analysis scope. Shared metadata establishes candidate context, not proven lineage.</w:t>
-      </w:r>
-    </w:p>
-    <w:p>
-      <w:pPr>
-        <w:pStyle w:val="BodyText"/>
-      </w:pPr>
-      <w:r>
-        <w:rPr>
-          <w:lang w:val="en-US"/>
-        </w:rPr>
-        <w:t xml:space="preserve">The selection queries screened for package-installation count variation, supported provenance-field references, and variation in additional scanner rules. SQL patterns were selection heuristics rather than validated findings. Candidate families were checked through the Python workflow, and selected comparisons were inspected manually in Mergely. Searching ended because further screening was time-consuming, not because the sample was exhaustive or statistically optimized. The query rationale and RDR-006 record the selection decisions.</w:t>
-      </w:r>
-    </w:p>
-    <w:p>
-      <w:pPr>
-        <w:pStyle w:val="Heading4"/>
-      </w:pPr>
-      <w:bookmarkStart w:id="58" w:name="_f9917009b566fcfaa5393da0f3babc208192159"/>
-      <w:r>
-        <w:rPr>
-          <w:lang w:val="en-US"/>
-        </w:rPr>
-        <w:t xml:space="preserve">Observed Coverage and Limits</w:t>
-      </w:r>
-      <w:bookmarkEnd w:id="58"/>
-    </w:p>
-    <w:p>
-      <w:pPr>
-        <w:pStyle w:val="FirstParagraph"/>
-      </w:pPr>
-      <w:r>
-        <w:rPr>
-          <w:lang w:val="en-US"/>
-        </w:rPr>
-        <w:t xml:space="preserve">The saved Sprint 1 reports documented nonzero count deltas in 10 of the then-current 12 rules. EXT-001 and SYS-001 lacked confirmed delta examples in that historical selection. The current implementation registers 13 rules, including FS-003 for file reading; the older coverage total must not be treated as coverage of the current catalog. Rule presence, a count change, and an introduced capability are different outcomes; none alone establishes increased or decreased risk.</w:t>
-      </w:r>
-    </w:p>
-    <w:p>
-      <w:pPr>
-        <w:pStyle w:val="BodyText"/>
-      </w:pPr>
-      <w:r>
-        <w:rPr>
-          <w:lang w:val="en-US"/>
-        </w:rPr>
-        <w:t xml:space="preserve">The Sprint 1 wrapper scanned selected directed relationships rather than every possible artifact pair and compared only</w:t>
-      </w:r>
-      <w:r>
-        <w:rPr>
-          <w:lang w:val="en-US"/>
-        </w:rPr>
-        <w:t xml:space="preserve"> </w:t>
-      </w:r>
-      <w:r>
-        <w:rPr>
-          <w:rStyle w:val="VerbatimChar"/>
-          <w:lang w:val="en-US"/>
-        </w:rPr>
-        <w:t xml:space="preserve">SKILL.md</w:t>
-      </w:r>
-      <w:r>
-        <w:rPr>
-          <w:lang w:val="en-US"/>
-        </w:rPr>
-        <w:t xml:space="preserve"> </w:t>
-      </w:r>
-      <w:r>
-        <w:rPr>
-          <w:lang w:val="en-US"/>
-        </w:rPr>
-        <w:t xml:space="preserve">content. These limits describe the saved Sprint 1 output. The current</w:t>
-      </w:r>
-      <w:r>
-        <w:rPr>
-          <w:lang w:val="en-US"/>
-        </w:rPr>
-        <w:t xml:space="preserve"> </w:t>
-      </w:r>
-      <w:r>
-        <w:rPr>
-          <w:rStyle w:val="VerbatimChar"/>
-          <w:lang w:val="en-US"/>
-        </w:rPr>
-        <w:t xml:space="preserve">scan_family</w:t>
-      </w:r>
-      <w:r>
-        <w:rPr>
-          <w:lang w:val="en-US"/>
-        </w:rPr>
-        <w:t xml:space="preserve"> </w:t>
-      </w:r>
-      <w:r>
-        <w:rPr>
-          <w:lang w:val="en-US"/>
-        </w:rPr>
-        <w:t xml:space="preserve">implementation also reviews available sibling content for applicable changes and reports incomplete coverage. Ambiguous relationships remain excluded from directional scanning; a family with no directed comparisons does not establish an absence of matches. Historical skill-only results must not be interpreted as findings about sibling safety.</w:t>
-      </w:r>
-    </w:p>
-    <w:p>
-      <w:pPr>
-        <w:pStyle w:val="BodyText"/>
-      </w:pPr>
-      <w:r>
-        <w:rPr>
-          <w:lang w:val="en-US"/>
-        </w:rPr>
-        <w:t xml:space="preserve">Selected manual inspections exposed uneven command coverage and a line-ending sensitivity bug. The Sprint 1 wrapper was corrected to normalize line endings before scanning, and that comparison was retained for regression checking in the earlier workflow. This historical correction is not evidence that every current input path applies identical normalization. Other inspected cases illustrate limitations in declared-source resolution and exact-name candidate generation. These observations do not constitute manual validation of every comparison.</w:t>
-      </w:r>
-    </w:p>
-    <w:p>
-      <w:pPr>
-        <w:pStyle w:val="Heading4"/>
-      </w:pPr>
-      <w:bookmarkStart w:id="59" w:name="_df8ef2d3662297bdc1729d6bdf4a95ccdaf7719"/>
-      <w:r>
-        <w:rPr>
-          <w:lang w:val="en-US"/>
-        </w:rPr>
-        <w:t xml:space="preserve">Sample View and Reproducibility</w:t>
-      </w:r>
-      <w:bookmarkEnd w:id="59"/>
-    </w:p>
-    <w:p>
-      <w:pPr>
-        <w:pStyle w:val="FirstParagraph"/>
-      </w:pPr>
-      <w:r>
-        <w:rPr>
-          <w:lang w:val="en-US"/>
-        </w:rPr>
-        <w:t xml:space="preserve">The revised selection uses the 43</w:t>
-      </w:r>
-      <w:r>
-        <w:rPr>
-          <w:lang w:val="en-US"/>
-        </w:rPr>
-        <w:t xml:space="preserve"> </w:t>
-      </w:r>
-      <w:r>
-        <w:rPr>
-          <w:rStyle w:val="VerbatimChar"/>
-          <w:lang w:val="en-US"/>
-        </w:rPr>
-        <w:t xml:space="preserve">artifact_id</w:t>
-      </w:r>
-      <w:r>
-        <w:rPr>
-          <w:lang w:val="en-US"/>
-        </w:rPr>
-        <w:t xml:space="preserve"> </w:t>
-      </w:r>
-      <w:r>
-        <w:rPr>
-          <w:lang w:val="en-US"/>
-        </w:rPr>
-        <w:t xml:space="preserve">values recorded for the team’s saved database build. These values identify occurrences consistently within that build; the unordered import numbering does not guarantee the same mapping in a separate build. The script</w:t>
-      </w:r>
-      <w:r>
-        <w:rPr>
-          <w:lang w:val="en-US"/>
-        </w:rPr>
-        <w:t xml:space="preserve"> </w:t>
-      </w:r>
-      <w:r>
-        <w:rPr>
-          <w:rStyle w:val="VerbatimChar"/>
-          <w:lang w:val="en-US"/>
-        </w:rPr>
-        <w:t xml:space="preserve">sql/create_sprint1_samples_view.sql</w:t>
-      </w:r>
-      <w:r>
-        <w:rPr>
-          <w:lang w:val="en-US"/>
-        </w:rPr>
-        <w:t xml:space="preserve"> </w:t>
-      </w:r>
-      <w:r>
-        <w:rPr>
-          <w:lang w:val="en-US"/>
-        </w:rPr>
-        <w:t xml:space="preserve">embeds the selected IDs, selects matching</w:t>
-      </w:r>
-      <w:r>
-        <w:rPr>
-          <w:lang w:val="en-US"/>
-        </w:rPr>
-        <w:t xml:space="preserve"> </w:t>
-      </w:r>
-      <w:r>
-        <w:rPr>
-          <w:rStyle w:val="VerbatimChar"/>
-          <w:lang w:val="en-US"/>
-        </w:rPr>
-        <w:t xml:space="preserve">artifact_groupings</w:t>
-      </w:r>
-      <w:r>
-        <w:rPr>
-          <w:lang w:val="en-US"/>
-        </w:rPr>
-        <w:t xml:space="preserve"> </w:t>
-      </w:r>
-      <w:r>
-        <w:rPr>
-          <w:lang w:val="en-US"/>
-        </w:rPr>
-        <w:t xml:space="preserve">rows, and joins them to</w:t>
-      </w:r>
-      <w:r>
-        <w:rPr>
-          <w:lang w:val="en-US"/>
-        </w:rPr>
-        <w:t xml:space="preserve"> </w:t>
-      </w:r>
-      <w:r>
-        <w:rPr>
-          <w:rStyle w:val="VerbatimChar"/>
-          <w:lang w:val="en-US"/>
-        </w:rPr>
-        <w:t xml:space="preserve">artifacts</w:t>
-      </w:r>
-      <w:r>
-        <w:rPr>
-          <w:lang w:val="en-US"/>
-        </w:rPr>
-        <w:t xml:space="preserve"> </w:t>
-      </w:r>
-      <w:r>
-        <w:rPr>
-          <w:lang w:val="en-US"/>
-        </w:rPr>
-        <w:t xml:space="preserve">and</w:t>
-      </w:r>
-      <w:r>
-        <w:rPr>
-          <w:lang w:val="en-US"/>
-        </w:rPr>
-        <w:t xml:space="preserve"> </w:t>
-      </w:r>
-      <w:r>
-        <w:rPr>
-          <w:rStyle w:val="VerbatimChar"/>
-          <w:lang w:val="en-US"/>
-        </w:rPr>
-        <w:t xml:space="preserve">repos</w:t>
-      </w:r>
-      <w:r>
-        <w:rPr>
-          <w:lang w:val="en-US"/>
-        </w:rPr>
-        <w:t xml:space="preserve"> </w:t>
-      </w:r>
-      <w:r>
-        <w:rPr>
-          <w:lang w:val="en-US"/>
-        </w:rPr>
-        <w:t xml:space="preserve">to create or replace</w:t>
-      </w:r>
-      <w:r>
-        <w:rPr>
-          <w:lang w:val="en-US"/>
-        </w:rPr>
-        <w:t xml:space="preserve"> </w:t>
-      </w:r>
-      <w:r>
-        <w:rPr>
-          <w:rStyle w:val="VerbatimChar"/>
-          <w:lang w:val="en-US"/>
-        </w:rPr>
-        <w:t xml:space="preserve">sample_artifacts</w:t>
-      </w:r>
-      <w:r>
-        <w:rPr>
-          <w:lang w:val="en-US"/>
-        </w:rPr>
-        <w:t xml:space="preserve">. The CSV at</w:t>
-      </w:r>
-      <w:r>
-        <w:rPr>
-          <w:lang w:val="en-US"/>
-        </w:rPr>
-        <w:t xml:space="preserve"> </w:t>
-      </w:r>
-      <w:r>
-        <w:rPr>
-          <w:rStyle w:val="VerbatimChar"/>
-          <w:lang w:val="en-US"/>
-        </w:rPr>
-        <w:t xml:space="preserve">data/sample-population/sample_population.csv</w:t>
-      </w:r>
-      <w:r>
-        <w:rPr>
-          <w:lang w:val="en-US"/>
-        </w:rPr>
-        <w:t xml:space="preserve"> </w:t>
-      </w:r>
-      <w:r>
-        <w:rPr>
-          <w:lang w:val="en-US"/>
-        </w:rPr>
-        <w:t xml:space="preserve">separately records selected IDs; the view does not read that file.</w:t>
-      </w:r>
-    </w:p>
-    <w:p>
-      <w:pPr>
-        <w:pStyle w:val="BodyText"/>
-      </w:pPr>
-      <w:r>
-        <w:rPr>
-          <w:lang w:val="en-US"/>
-        </w:rPr>
-        <w:t xml:space="preserve">The view stores the selection query rather than copying artifact records into separate sample tables. Its ID list fixes the selection criteria, while returned values reflect the underlying</w:t>
-      </w:r>
-      <w:r>
-        <w:rPr>
-          <w:lang w:val="en-US"/>
-        </w:rPr>
-        <w:t xml:space="preserve"> </w:t>
-      </w:r>
-      <w:r>
-        <w:rPr>
-          <w:rStyle w:val="VerbatimChar"/>
-          <w:lang w:val="en-US"/>
-        </w:rPr>
-        <w:t xml:space="preserve">artifacts</w:t>
-      </w:r>
-      <w:r>
-        <w:rPr>
-          <w:lang w:val="en-US"/>
-        </w:rPr>
-        <w:t xml:space="preserve"> </w:t>
-      </w:r>
-      <w:r>
-        <w:rPr>
-          <w:lang w:val="en-US"/>
-        </w:rPr>
-        <w:t xml:space="preserve">table when queried. The current view exposes grouping membership, selected source fields including content and paths, and repository metadata through those joins. It is not an anonymized reporting view.</w:t>
-      </w:r>
-    </w:p>
-    <w:p>
-      <w:pPr>
-        <w:pStyle w:val="BodyText"/>
-      </w:pPr>
-      <w:r>
-        <w:rPr>
-          <w:lang w:val="en-US"/>
-        </w:rPr>
-        <w:t xml:space="preserve">The script’s final count query should return 43 if every selected occurrence remains in the candidate table and resolves through the artifact and repository joins. The saved family-report totals do not demonstrate that this query has been run successfully. Reproducibility checks should reconcile the embedded IDs with the recorded list, confirm that every ID resolves, and compare reconstructed membership in both directions. A matching row count alone is insufficient to establish identical membership.</w:t>
-      </w:r>
-    </w:p>
-    <w:p>
-      <w:pPr>
-        <w:pStyle w:val="BodyText"/>
-      </w:pPr>
-      <w:r>
-        <w:rPr>
-          <w:lang w:val="en-US"/>
-        </w:rPr>
-        <w:t xml:space="preserve">The saved ID list supports reconstruction in the original build. Reconstructing the intended occurrences in an independent build also requires verifying the ID-to-source mapping through the original logical keys. The dataset version, database build, selection SQL, scanner rules, and normalization settings must therefore be recorded. Earlier frozen-table validation applies only to the earlier sample.</w:t>
-      </w:r>
-    </w:p>
-    <w:p>
-      <w:pPr>
-        <w:pStyle w:val="Heading2"/>
-      </w:pPr>
-      <w:bookmarkStart w:id="60" w:name="_eae6602b00496a0ddfd57c4e7ccdd04f45df879"/>
-      <w:r>
-        <w:rPr>
-          <w:lang w:val="en-US"/>
-        </w:rPr>
-        <w:t xml:space="preserve">Data Ethics and Safety</w:t>
-      </w:r>
-      <w:bookmarkEnd w:id="60"/>
-    </w:p>
-    <w:p>
-      <w:pPr>
-        <w:pStyle w:val="FirstParagraph"/>
-      </w:pPr>
-      <w:r>
-        <w:rPr>
-          <w:lang w:val="en-US"/>
-        </w:rPr>
-        <w:t xml:space="preserve">All artifact content is treated as untrusted data. The project performs static analysis only and will not execute scripts, commands, or instructions contained in the dataset.</w:t>
-      </w:r>
-    </w:p>
-    <w:p>
-      <w:pPr>
-        <w:pStyle w:val="BodyText"/>
-      </w:pPr>
-      <w:r>
-        <w:rPr>
-          <w:lang w:val="en-US"/>
-        </w:rPr>
-        <w:t xml:space="preserve">The pipeline and reporting process will:</w:t>
-      </w:r>
-    </w:p>
-    <w:p>
-      <w:pPr>
-        <w:pStyle w:val="Compact"/>
-        <w:numPr>
-          <w:ilvl w:val="0"/>
-          <w:numId w:val="1012"/>
-        </w:numPr>
-      </w:pPr>
-      <w:r>
-        <w:rPr>
-          <w:lang w:val="en-US"/>
-        </w:rPr>
-        <w:t xml:space="preserve">avoid executing or importing untrusted artifact code;</w:t>
-      </w:r>
-    </w:p>
-    <w:p>
-      <w:pPr>
-        <w:pStyle w:val="Compact"/>
-        <w:numPr>
-          <w:ilvl w:val="0"/>
-          <w:numId w:val="1012"/>
-        </w:numPr>
-      </w:pPr>
-      <w:r>
-        <w:rPr>
-          <w:lang w:val="en-US"/>
-        </w:rPr>
-        <w:t xml:space="preserve">avoid exposing credentials, tokens, or other sensitive strings that may appear in artifact content;</w:t>
-      </w:r>
-    </w:p>
-    <w:p>
-      <w:pPr>
-        <w:pStyle w:val="Compact"/>
-        <w:numPr>
-          <w:ilvl w:val="0"/>
-          <w:numId w:val="1012"/>
-        </w:numPr>
-      </w:pPr>
-      <w:r>
-        <w:rPr>
-          <w:lang w:val="en-US"/>
-        </w:rPr>
-        <w:t xml:space="preserve">keep validation evidence local and omit source text and identifying values from exported reports under the current output constraints;</w:t>
-      </w:r>
-    </w:p>
-    <w:p>
-      <w:pPr>
-        <w:pStyle w:val="Compact"/>
-        <w:numPr>
-          <w:ilvl w:val="0"/>
-          <w:numId w:val="1012"/>
-        </w:numPr>
-      </w:pPr>
-      <w:r>
-        <w:rPr>
-          <w:lang w:val="en-US"/>
-        </w:rPr>
-        <w:t xml:space="preserve">distinguish detected risk signals from proof of malicious intent, vulnerability, exploitability, or real-world harm; and</w:t>
-      </w:r>
-    </w:p>
-    <w:p>
-      <w:pPr>
-        <w:pStyle w:val="Compact"/>
-        <w:numPr>
-          <w:ilvl w:val="0"/>
-          <w:numId w:val="1012"/>
-        </w:numPr>
-      </w:pPr>
-      <w:r>
-        <w:rPr>
-          <w:lang w:val="en-US"/>
-        </w:rPr>
-        <w:t xml:space="preserve">report aggregate findings and generalized observations without naming selected artifacts or reproducing source content.</w:t>
-      </w:r>
-    </w:p>
-    <w:p>
-      <w:pPr>
-        <w:pStyle w:val="FirstParagraph"/>
-      </w:pPr>
-      <w:r>
-        <w:rPr>
-          <w:lang w:val="en-US"/>
-        </w:rPr>
-        <w:t xml:space="preserve">Current orchestration reports identify endpoints by artifact ID, omit text diffs, and serialize scanner comparisons with</w:t>
-      </w:r>
-      <w:r>
-        <w:rPr>
-          <w:lang w:val="en-US"/>
-        </w:rPr>
-        <w:t xml:space="preserve"> </w:t>
-      </w:r>
-      <w:r>
-        <w:rPr>
-          <w:rStyle w:val="VerbatimChar"/>
-          <w:lang w:val="en-US"/>
-        </w:rPr>
-        <w:t xml:space="preserve">verbose=False</w:t>
-      </w:r>
-      <w:r>
-        <w:rPr>
-          <w:lang w:val="en-US"/>
-        </w:rPr>
-        <w:t xml:space="preserve">. These measures limit exported content but do not guarantee anonymity or resolve licensing questions. Artifact IDs can be linked to source records by someone with access to the dataset.</w:t>
-      </w:r>
-    </w:p>
-    <w:p>
-      <w:pPr>
-        <w:pStyle w:val="BodyText"/>
-      </w:pPr>
-      <w:r>
-        <w:rPr>
-          <w:lang w:val="en-US"/>
-        </w:rPr>
-        <w:t xml:space="preserve">[TODO: Document the implemented redaction, access-control, retention, and safe-example-selection procedures.]</w:t>
-      </w:r>
-    </w:p>
-    <w:p>
-      <w:pPr>
-        <w:pStyle w:val="Heading1"/>
-      </w:pPr>
-      <w:bookmarkStart w:id="61" w:name="_0894c2698a5d6208c3c20e897965fe44616985e"/>
-      <w:r>
-        <w:rPr>
-          <w:lang w:val="en-US"/>
-        </w:rPr>
-        <w:t xml:space="preserve">Method and Implementation</w:t>
-      </w:r>
-      <w:bookmarkEnd w:id="61"/>
-    </w:p>
-    <w:p>
-      <w:pPr>
-        <w:pStyle w:val="Heading2"/>
-      </w:pPr>
-      <w:bookmarkStart w:id="62" w:name="_6c066f4ad74dea012bb3992d7b1fca53e5624a4"/>
-      <w:r>
-        <w:rPr>
-          <w:lang w:val="en-US"/>
-        </w:rPr>
-        <w:t xml:space="preserve">Method Overview</w:t>
-      </w:r>
-      <w:bookmarkEnd w:id="62"/>
-    </w:p>
-    <w:p>
-      <w:pPr>
-        <w:pStyle w:val="FirstParagraph"/>
-      </w:pPr>
-      <w:r>
-        <w:rPr>
-          <w:lang w:val="en-US"/>
-        </w:rPr>
-        <w:t xml:space="preserve">The study measures whether modified or reused GitSkills introduce security-relevant behavior that was absent from an earlier version or source artifact. For each eligible ordered comparison, the method scans the base and derived artifacts with the same versioned rule catalog, constructs a rule and category profile for each artifact, and measures which signals were introduced, removed, or retained in the derived artifact.</w:t>
-      </w:r>
-    </w:p>
-    <w:p>
-      <w:pPr>
-        <w:pStyle w:val="BodyText"/>
-      </w:pPr>
-      <w:r>
-        <w:rPr>
-          <w:lang w:val="en-US"/>
-        </w:rPr>
-        <w:t xml:space="preserve">The current implementation combines exact-name candidate loading, token-shingle similarity, evidence-based direction inference, and a static scanner with 13 registered rules across six categories. The executable tools support individual file comparisons and family-level review. A completed population census and statistical validation are separate research tasks; the existence of these tools does not establish that those tasks have been completed. Rule definitions, dependency versions, code revision, and analysis settings must be recorded for each reported run.</w:t>
-      </w:r>
-    </w:p>
-    <w:p>
-      <w:pPr>
-        <w:pStyle w:val="Heading2"/>
-      </w:pPr>
-      <w:bookmarkStart w:id="63" w:name="_3aa46870e2dd87fe20d1289d9dde42eeefa77a1"/>
-      <w:r>
-        <w:rPr>
-          <w:lang w:val="en-US"/>
-        </w:rPr>
-        <w:t xml:space="preserve">Analysis Algorithm</w:t>
-      </w:r>
-      <w:bookmarkEnd w:id="63"/>
+        <w:t xml:space="preserve">Let (R(a)) be the set of rule identifiers detected in artifact (a), and let (C(a)) be the set of security-relevant categories represented by those rules. For each artifact, the static analyzer records the matched rules, categories, counts, and match evidence required for validation.</w:t>
+      </w:r>
     </w:p>
     <w:p>
       <w:pPr>
         <w:pStyle w:val="Heading3"/>
       </w:pPr>
-      <w:bookmarkStart w:id="64" w:name="_b010740b95f7fd01f98a1d8fb7f9456869f63ba"/>
-      <w:r>
-        <w:rPr>
-          <w:lang w:val="en-US"/>
-        </w:rPr>
-        <w:t xml:space="preserve">Artifact Profiling</w:t>
-      </w:r>
-      <w:bookmarkEnd w:id="64"/>
-    </w:p>
-    <w:p>
-      <w:pPr>
-        <w:pStyle w:val="FirstParagraph"/>
-      </w:pPr>
-      <w:r>
-        <w:rPr>
-          <w:lang w:val="en-US"/>
-        </w:rPr>
-        <w:t xml:space="preserve">Let (R(a)) be the set of rule identifiers detected in artifact (a), and let (C(a)) be the set of security-relevant categories represented by those rules. For each artifact, the static analyzer records the matched rules, categories, counts, and match evidence required for validation.</w:t>
-      </w:r>
-    </w:p>
-    <w:p>
-      <w:pPr>
-        <w:pStyle w:val="Heading3"/>
-      </w:pPr>
-      <w:bookmarkStart w:id="65" w:name="_599125f8545727c054139f4a2ae9fab38914280"/>
+      <w:bookmarkStart w:id="69" w:name="_599125f8545727c054139f4a2ae9fab38914280"/>
       <w:r>
         <w:rPr>
           <w:lang w:val="en-US"/>
         </w:rPr>
         <w:t xml:space="preserve">Base-Derived Comparison</w:t>
       </w:r>
-      <w:bookmarkEnd w:id="65"/>
+      <w:bookmarkEnd w:id="69"/>
     </w:p>
     <w:p>
       <w:pPr>
@@ -10498,14 +10566,14 @@
       <w:pPr>
         <w:pStyle w:val="Heading3"/>
       </w:pPr>
-      <w:bookmarkStart w:id="66" w:name="_dfd8570f955f2669c7fa84e0e9dd004e330d432"/>
+      <w:bookmarkStart w:id="70" w:name="_dfd8570f955f2669c7fa84e0e9dd004e330d432"/>
       <w:r>
         <w:rPr>
           <w:lang w:val="en-US"/>
         </w:rPr>
         <w:t xml:space="preserve">Match-Count Changes and Introduced Capabilities</w:t>
       </w:r>
-      <w:bookmarkEnd w:id="66"/>
+      <w:bookmarkEnd w:id="70"/>
     </w:p>
     <w:p>
       <w:pPr>
@@ -10865,14 +10933,14 @@
       <w:pPr>
         <w:pStyle w:val="Heading3"/>
       </w:pPr>
-      <w:bookmarkStart w:id="67" w:name="_1cba2a88b632408f05c36df1544d1d533b9ec10"/>
+      <w:bookmarkStart w:id="71" w:name="_1cba2a88b632408f05c36df1544d1d533b9ec10"/>
       <w:r>
         <w:rPr>
           <w:lang w:val="en-US"/>
         </w:rPr>
         <w:t xml:space="preserve">Outcome Computation</w:t>
       </w:r>
-      <w:bookmarkEnd w:id="67"/>
+      <w:bookmarkEnd w:id="71"/>
     </w:p>
     <w:p>
       <w:pPr>
@@ -10991,7 +11059,7 @@
         <w:pStyle w:val="Compact"/>
         <w:numPr>
           <w:ilvl w:val="0"/>
-          <w:numId w:val="1013"/>
+          <w:numId w:val="1011"/>
         </w:numPr>
       </w:pPr>
       <w:r>
@@ -11006,7 +11074,7 @@
         <w:pStyle w:val="Compact"/>
         <w:numPr>
           <w:ilvl w:val="0"/>
-          <w:numId w:val="1013"/>
+          <w:numId w:val="1011"/>
         </w:numPr>
       </w:pPr>
       <w:r>
@@ -11021,7 +11089,7 @@
         <w:pStyle w:val="Compact"/>
         <w:numPr>
           <w:ilvl w:val="0"/>
-          <w:numId w:val="1013"/>
+          <w:numId w:val="1011"/>
         </w:numPr>
       </w:pPr>
       <w:r>
@@ -11036,7 +11104,7 @@
         <w:pStyle w:val="Compact"/>
         <w:numPr>
           <w:ilvl w:val="0"/>
-          <w:numId w:val="1013"/>
+          <w:numId w:val="1011"/>
         </w:numPr>
       </w:pPr>
       <w:r>
@@ -11051,7 +11119,7 @@
         <w:pStyle w:val="Compact"/>
         <w:numPr>
           <w:ilvl w:val="0"/>
-          <w:numId w:val="1013"/>
+          <w:numId w:val="1011"/>
         </w:numPr>
       </w:pPr>
       <w:r>
@@ -11066,7 +11134,7 @@
         <w:pStyle w:val="Compact"/>
         <w:numPr>
           <w:ilvl w:val="0"/>
-          <w:numId w:val="1013"/>
+          <w:numId w:val="1011"/>
         </w:numPr>
       </w:pPr>
       <w:r>
@@ -11081,7 +11149,7 @@
         <w:pStyle w:val="Compact"/>
         <w:numPr>
           <w:ilvl w:val="0"/>
-          <w:numId w:val="1013"/>
+          <w:numId w:val="1011"/>
         </w:numPr>
       </w:pPr>
       <w:r>
@@ -11096,7 +11164,7 @@
         <w:pStyle w:val="Compact"/>
         <w:numPr>
           <w:ilvl w:val="0"/>
-          <w:numId w:val="1013"/>
+          <w:numId w:val="1011"/>
         </w:numPr>
       </w:pPr>
       <w:r>
@@ -11121,14 +11189,14 @@
       <w:pPr>
         <w:pStyle w:val="Heading2"/>
       </w:pPr>
-      <w:bookmarkStart w:id="68" w:name="_2ead3360fc774ab47e8d7e64a5d545e1fc1201c"/>
+      <w:bookmarkStart w:id="72" w:name="_2ead3360fc774ab47e8d7e64a5d545e1fc1201c"/>
       <w:r>
         <w:rPr>
           <w:lang w:val="en-US"/>
         </w:rPr>
         <w:t xml:space="preserve">Threat Model and Rule Catalog</w:t>
       </w:r>
-      <w:bookmarkEnd w:id="68"/>
+      <w:bookmarkEnd w:id="72"/>
     </w:p>
     <w:p>
       <w:pPr>
@@ -11157,7 +11225,7 @@
         <w:pStyle w:val="Compact"/>
         <w:numPr>
           <w:ilvl w:val="0"/>
-          <w:numId w:val="1014"/>
+          <w:numId w:val="1012"/>
         </w:numPr>
       </w:pPr>
       <w:r>
@@ -11172,7 +11240,7 @@
         <w:pStyle w:val="Compact"/>
         <w:numPr>
           <w:ilvl w:val="0"/>
-          <w:numId w:val="1014"/>
+          <w:numId w:val="1012"/>
         </w:numPr>
       </w:pPr>
       <w:r>
@@ -11187,7 +11255,7 @@
         <w:pStyle w:val="Compact"/>
         <w:numPr>
           <w:ilvl w:val="0"/>
-          <w:numId w:val="1014"/>
+          <w:numId w:val="1012"/>
         </w:numPr>
       </w:pPr>
       <w:r>
@@ -11202,7 +11270,7 @@
         <w:pStyle w:val="Compact"/>
         <w:numPr>
           <w:ilvl w:val="0"/>
-          <w:numId w:val="1014"/>
+          <w:numId w:val="1012"/>
         </w:numPr>
       </w:pPr>
       <w:r>
@@ -11217,7 +11285,7 @@
         <w:pStyle w:val="Compact"/>
         <w:numPr>
           <w:ilvl w:val="0"/>
-          <w:numId w:val="1014"/>
+          <w:numId w:val="1012"/>
         </w:numPr>
       </w:pPr>
       <w:r>
@@ -11232,7 +11300,7 @@
         <w:pStyle w:val="Compact"/>
         <w:numPr>
           <w:ilvl w:val="0"/>
-          <w:numId w:val="1014"/>
+          <w:numId w:val="1012"/>
         </w:numPr>
       </w:pPr>
       <w:r>
@@ -11247,7 +11315,7 @@
         <w:pStyle w:val="Compact"/>
         <w:numPr>
           <w:ilvl w:val="0"/>
-          <w:numId w:val="1014"/>
+          <w:numId w:val="1012"/>
         </w:numPr>
       </w:pPr>
       <w:r>
@@ -11262,7 +11330,7 @@
         <w:pStyle w:val="Compact"/>
         <w:numPr>
           <w:ilvl w:val="0"/>
-          <w:numId w:val="1014"/>
+          <w:numId w:val="1012"/>
         </w:numPr>
       </w:pPr>
       <w:r>
@@ -11276,14 +11344,14 @@
       <w:pPr>
         <w:pStyle w:val="Heading3"/>
       </w:pPr>
-      <w:bookmarkStart w:id="69" w:name="_cbe027a0a1cc0328678e1b8f6220242c94336d0"/>
+      <w:bookmarkStart w:id="73" w:name="_cbe027a0a1cc0328678e1b8f6220242c94336d0"/>
       <w:r>
         <w:rPr>
           <w:lang w:val="en-US"/>
         </w:rPr>
         <w:t xml:space="preserve">Category Rationale</w:t>
       </w:r>
-      <w:bookmarkEnd w:id="69"/>
+      <w:bookmarkEnd w:id="73"/>
     </w:p>
     <w:p>
       <w:pPr>
@@ -11858,14 +11926,14 @@
       <w:pPr>
         <w:pStyle w:val="Heading2"/>
       </w:pPr>
-      <w:bookmarkStart w:id="70" w:name="_3e813f78cb95dd0d25c4083fd216c19380488bc"/>
+      <w:bookmarkStart w:id="74" w:name="_3e813f78cb95dd0d25c4083fd216c19380488bc"/>
       <w:r>
         <w:rPr>
           <w:lang w:val="en-US"/>
         </w:rPr>
         <w:t xml:space="preserve">Static-Analysis Algorithm</w:t>
       </w:r>
-      <w:bookmarkEnd w:id="70"/>
+      <w:bookmarkEnd w:id="74"/>
     </w:p>
     <w:p>
       <w:pPr>
@@ -11953,14 +12021,14 @@
       <w:pPr>
         <w:pStyle w:val="Heading2"/>
       </w:pPr>
-      <w:bookmarkStart w:id="71" w:name="_2b90b4d7059ffcb21882b0c5c772a7d2d5d2f56"/>
+      <w:bookmarkStart w:id="75" w:name="_2b90b4d7059ffcb21882b0c5c772a7d2d5d2f56"/>
       <w:r>
         <w:rPr>
           <w:lang w:val="en-US"/>
         </w:rPr>
         <w:t xml:space="preserve">Relationship and Ordering Algorithm</w:t>
       </w:r>
-      <w:bookmarkEnd w:id="71"/>
+      <w:bookmarkEnd w:id="75"/>
     </w:p>
     <w:p>
       <w:pPr>
@@ -11977,14 +12045,14 @@
       <w:pPr>
         <w:pStyle w:val="Heading3"/>
       </w:pPr>
-      <w:bookmarkStart w:id="72" w:name="_dfaf29e6dc0fddabc301bb332533448ea551a42"/>
+      <w:bookmarkStart w:id="76" w:name="_dfaf29e6dc0fddabc301bb332533448ea551a42"/>
       <w:r>
         <w:rPr>
           <w:lang w:val="en-US"/>
         </w:rPr>
         <w:t xml:space="preserve">Candidate Families and File States</w:t>
       </w:r>
-      <w:bookmarkEnd w:id="72"/>
+      <w:bookmarkEnd w:id="76"/>
     </w:p>
     <w:p>
       <w:pPr>
@@ -12050,14 +12118,14 @@
       <w:pPr>
         <w:pStyle w:val="Heading3"/>
       </w:pPr>
-      <w:bookmarkStart w:id="73" w:name="_aa5ba2a0616d306d435c9ca7f0c6415d85f58ec"/>
+      <w:bookmarkStart w:id="77" w:name="_aa5ba2a0616d306d435c9ca7f0c6415d85f58ec"/>
       <w:r>
         <w:rPr>
           <w:lang w:val="en-US"/>
         </w:rPr>
         <w:t xml:space="preserve">Similarity and Relatedness</w:t>
       </w:r>
-      <w:bookmarkEnd w:id="73"/>
+      <w:bookmarkEnd w:id="77"/>
     </w:p>
     <w:p>
       <w:pPr>
@@ -12310,14 +12378,14 @@
       <w:pPr>
         <w:pStyle w:val="Heading3"/>
       </w:pPr>
-      <w:bookmarkStart w:id="74" w:name="_d4e319a8b9e755d9e17beaeb1347ea7b2e0acc4"/>
+      <w:bookmarkStart w:id="78" w:name="_d4e319a8b9e755d9e17beaeb1347ea7b2e0acc4"/>
       <w:r>
         <w:rPr>
           <w:lang w:val="en-US"/>
         </w:rPr>
         <w:t xml:space="preserve">Direction Evidence and Uncertainty</w:t>
       </w:r>
-      <w:bookmarkEnd w:id="74"/>
+      <w:bookmarkEnd w:id="78"/>
     </w:p>
     <w:p>
       <w:pPr>
@@ -12416,7 +12484,7 @@
         <w:pStyle w:val="Compact"/>
         <w:numPr>
           <w:ilvl w:val="0"/>
-          <w:numId w:val="1015"/>
+          <w:numId w:val="1013"/>
         </w:numPr>
       </w:pPr>
       <w:r>
@@ -12431,7 +12499,7 @@
         <w:pStyle w:val="Compact"/>
         <w:numPr>
           <w:ilvl w:val="0"/>
-          <w:numId w:val="1015"/>
+          <w:numId w:val="1013"/>
         </w:numPr>
       </w:pPr>
       <w:r>
@@ -12446,7 +12514,7 @@
         <w:pStyle w:val="Compact"/>
         <w:numPr>
           <w:ilvl w:val="0"/>
-          <w:numId w:val="1015"/>
+          <w:numId w:val="1013"/>
         </w:numPr>
       </w:pPr>
       <w:r>
@@ -12461,7 +12529,7 @@
         <w:pStyle w:val="Compact"/>
         <w:numPr>
           <w:ilvl w:val="0"/>
-          <w:numId w:val="1015"/>
+          <w:numId w:val="1013"/>
         </w:numPr>
       </w:pPr>
       <w:r>
@@ -12499,14 +12567,14 @@
       <w:pPr>
         <w:pStyle w:val="Heading3"/>
       </w:pPr>
-      <w:bookmarkStart w:id="75" w:name="_e56b591f281208f691ef3dce567350889f85e50"/>
+      <w:bookmarkStart w:id="79" w:name="_e56b591f281208f691ef3dce567350889f85e50"/>
       <w:r>
         <w:rPr>
           <w:lang w:val="en-US"/>
         </w:rPr>
         <w:t xml:space="preserve">Graph Selection and Change Classification</w:t>
       </w:r>
-      <w:bookmarkEnd w:id="75"/>
+      <w:bookmarkEnd w:id="79"/>
     </w:p>
     <w:p>
       <w:pPr>
@@ -12541,7 +12609,7 @@
         <w:t xml:space="preserve">The state diagram provides a conceptual model of a candidate bundle pair’s classification. The code computes these outcomes rather than maintaining a mutable state field. Declared-source decisions take precedence over fallback evidence; equivalent states without a resolved source remain undirected. Predecessor selection considers the surrounding graph, not just the isolated pair.</w:t>
       </w:r>
     </w:p>
-    <w:bookmarkStart w:id="79" w:name="_9fc12cbaf12c18606eeb7987caece6eafc2cd53"/>
+    <w:bookmarkStart w:id="83" w:name="_9fc12cbaf12c18606eeb7987caece6eafc2cd53"/>
     <w:p>
       <w:pPr>
         <w:pStyle w:val="CaptionedFigure"/>
@@ -12551,18 +12619,18 @@
           <wp:inline>
             <wp:extent cx="5334000" cy="5777808"/>
             <wp:effectExtent b="0" l="0" r="0" t="0"/>
-            <wp:docPr descr="Conceptual UML state diagram for relationship classification. Scanner flags are separate from lineage outcomes." title="" id="77" name="Picture"/>
+            <wp:docPr descr="Conceptual UML state diagram for relationship classification. Scanner flags are separate from lineage outcomes." title="" id="81" name="Picture"/>
             <a:graphic>
               <a:graphicData uri="http://schemas.openxmlformats.org/drawingml/2006/picture">
                 <pic:pic>
                   <pic:nvPicPr>
-                    <pic:cNvPr descr="report/diagrams/rendered/74d4796c062f78125477db492aadf0bf4f016757.png" id="78" name="Picture"/>
+                    <pic:cNvPr descr="report/diagrams/rendered/74d4796c062f78125477db492aadf0bf4f016757.png" id="82" name="Picture"/>
                     <pic:cNvPicPr>
                       <a:picLocks noChangeArrowheads="1" noChangeAspect="1"/>
                     </pic:cNvPicPr>
                   </pic:nvPicPr>
                   <pic:blipFill>
-                    <a:blip r:embed="rId76"/>
+                    <a:blip r:embed="rId80"/>
                     <a:stretch>
                       <a:fillRect/>
                     </a:stretch>
@@ -12600,7 +12668,7 @@
         <w:t xml:space="preserve">Conceptual UML state diagram for relationship classification. Scanner flags are separate from lineage outcomes.</w:t>
       </w:r>
     </w:p>
-    <w:bookmarkEnd w:id="79"/>
+    <w:bookmarkEnd w:id="83"/>
     <w:p>
       <w:pPr>
         <w:pStyle w:val="FirstParagraph"/>
@@ -12616,14 +12684,14 @@
       <w:pPr>
         <w:pStyle w:val="Heading2"/>
       </w:pPr>
-      <w:bookmarkStart w:id="80" w:name="_db709fdbb4619fb952dc2fb727825f04265ad21"/>
+      <w:bookmarkStart w:id="84" w:name="_db709fdbb4619fb952dc2fb727825f04265ad21"/>
       <w:r>
         <w:rPr>
           <w:lang w:val="en-US"/>
         </w:rPr>
         <w:t xml:space="preserve">Tools and Implementation Architecture</w:t>
       </w:r>
-      <w:bookmarkEnd w:id="80"/>
+      <w:bookmarkEnd w:id="84"/>
     </w:p>
     <w:p>
       <w:pPr>
@@ -12641,7 +12709,7 @@
         <w:pStyle w:val="Compact"/>
         <w:numPr>
           <w:ilvl w:val="0"/>
-          <w:numId w:val="1016"/>
+          <w:numId w:val="1014"/>
         </w:numPr>
       </w:pPr>
       <w:r>
@@ -12689,7 +12757,7 @@
         <w:pStyle w:val="Compact"/>
         <w:numPr>
           <w:ilvl w:val="0"/>
-          <w:numId w:val="1016"/>
+          <w:numId w:val="1014"/>
         </w:numPr>
       </w:pPr>
       <w:r>
@@ -12718,7 +12786,7 @@
         <w:pStyle w:val="Compact"/>
         <w:numPr>
           <w:ilvl w:val="0"/>
-          <w:numId w:val="1016"/>
+          <w:numId w:val="1014"/>
         </w:numPr>
       </w:pPr>
       <w:r>
@@ -12739,7 +12807,7 @@
         <w:rPr>
           <w:lang w:val="en-US"/>
         </w:rPr>
-        <w:t xml:space="preserve">Applies the versioned rule catalog to unique artifact content and creates rule and category profiles.</w:t>
+        <w:t xml:space="preserve">Applies the registered rule catalog (identified by code revision) to unique artifact content and creates rule and category profiles.</w:t>
       </w:r>
     </w:p>
     <w:p>
@@ -12747,7 +12815,7 @@
         <w:pStyle w:val="Compact"/>
         <w:numPr>
           <w:ilvl w:val="0"/>
-          <w:numId w:val="1016"/>
+          <w:numId w:val="1014"/>
         </w:numPr>
       </w:pPr>
       <w:r>
@@ -13212,14 +13280,14 @@
       <w:pPr>
         <w:pStyle w:val="Heading3"/>
       </w:pPr>
-      <w:bookmarkStart w:id="81" w:name="_1b030b0631421a50667658012701f3e24b3e84a"/>
+      <w:bookmarkStart w:id="85" w:name="_1b030b0631421a50667658012701f3e24b3e84a"/>
       <w:r>
         <w:rPr>
           <w:lang w:val="en-US"/>
         </w:rPr>
         <w:t xml:space="preserve">Family-Scan Component Interactions</w:t>
       </w:r>
-      <w:bookmarkEnd w:id="81"/>
+      <w:bookmarkEnd w:id="85"/>
     </w:p>
     <w:p>
       <w:pPr>
@@ -13301,7 +13369,7 @@
         <w:t xml:space="preserve">and reviews the selected directed edges. Calls to the scanner can reuse cached results. Sibling review is conditional on the classified change type and records unavailable evidence separately from negative findings. Argument, database, and output-write failure paths are omitted for readability.</w:t>
       </w:r>
     </w:p>
-    <w:bookmarkStart w:id="85" w:name="_a843017545eb5d66171e9d7343b2dd9c7637103"/>
+    <w:bookmarkStart w:id="89" w:name="_a843017545eb5d66171e9d7343b2dd9c7637103"/>
     <w:p>
       <w:pPr>
         <w:pStyle w:val="CaptionedFigure"/>
@@ -13311,18 +13379,18 @@
           <wp:inline>
             <wp:extent cx="5120640" cy="6814390"/>
             <wp:effectExtent b="0" l="0" r="0" t="0"/>
-            <wp:docPr descr="Sequence diagram of family scanning, including conditional sibling analysis and comparison." title="" id="83" name="Picture"/>
+            <wp:docPr descr="Sequence diagram of family scanning, including conditional sibling analysis and comparison." title="" id="87" name="Picture"/>
             <a:graphic>
               <a:graphicData uri="http://schemas.openxmlformats.org/drawingml/2006/picture">
                 <pic:pic>
                   <pic:nvPicPr>
-                    <pic:cNvPr descr="report/diagrams/rendered/a4be2981860a36b9fe10f12475a0c1133f90adfe.png" id="84" name="Picture"/>
+                    <pic:cNvPr descr="report/diagrams/rendered/a4be2981860a36b9fe10f12475a0c1133f90adfe.png" id="88" name="Picture"/>
                     <pic:cNvPicPr>
                       <a:picLocks noChangeArrowheads="1" noChangeAspect="1"/>
                     </pic:cNvPicPr>
                   </pic:nvPicPr>
                   <pic:blipFill>
-                    <a:blip r:embed="rId82"/>
+                    <a:blip r:embed="rId86"/>
                     <a:stretch>
                       <a:fillRect/>
                     </a:stretch>
@@ -13360,19 +13428,19 @@
         <w:t xml:space="preserve">Sequence diagram of family scanning, including conditional sibling analysis and comparison.</w:t>
       </w:r>
     </w:p>
-    <w:bookmarkEnd w:id="85"/>
+    <w:bookmarkEnd w:id="89"/>
     <w:p>
       <w:pPr>
         <w:pStyle w:val="Heading2"/>
       </w:pPr>
-      <w:bookmarkStart w:id="86" w:name="_0b67fb749847e5315c686ab687c5c359b8d3eeb"/>
+      <w:bookmarkStart w:id="90" w:name="_0b67fb749847e5315c686ab687c5c359b8d3eeb"/>
       <w:r>
         <w:rPr>
           <w:lang w:val="en-US"/>
         </w:rPr>
         <w:t xml:space="preserve">End-to-End Pipeline</w:t>
       </w:r>
-      <w:bookmarkEnd w:id="86"/>
+      <w:bookmarkEnd w:id="90"/>
     </w:p>
     <w:p>
       <w:pPr>
@@ -13383,6 +13451,960 @@
           <w:lang w:val="en-US"/>
         </w:rPr>
         <w:t xml:space="preserve">The broader population-analysis target is:</w:t>
+      </w:r>
+    </w:p>
+    <w:p>
+      <w:pPr>
+        <w:pStyle w:val="Compact"/>
+        <w:numPr>
+          <w:ilvl w:val="0"/>
+          <w:numId w:val="1015"/>
+        </w:numPr>
+      </w:pPr>
+      <w:r>
+        <w:rPr>
+          <w:lang w:val="en-US"/>
+        </w:rPr>
+        <w:t xml:space="preserve">Load the required source tables from</w:t>
+      </w:r>
+      <w:r>
+        <w:rPr>
+          <w:lang w:val="en-US"/>
+        </w:rPr>
+        <w:t xml:space="preserve"> </w:t>
+      </w:r>
+      <w:r>
+        <w:rPr>
+          <w:rStyle w:val="VerbatimChar"/>
+          <w:lang w:val="en-US"/>
+        </w:rPr>
+        <w:t xml:space="preserve">agent_skills_release.db</w:t>
+      </w:r>
+      <w:r>
+        <w:rPr>
+          <w:lang w:val="en-US"/>
+        </w:rPr>
+        <w:t xml:space="preserve">.</w:t>
+      </w:r>
+    </w:p>
+    <w:p>
+      <w:pPr>
+        <w:pStyle w:val="Compact"/>
+        <w:numPr>
+          <w:ilvl w:val="0"/>
+          <w:numId w:val="1015"/>
+        </w:numPr>
+      </w:pPr>
+      <w:r>
+        <w:rPr>
+          <w:lang w:val="en-US"/>
+        </w:rPr>
+        <w:t xml:space="preserve">Extract analyzable artifact content and traceability metadata.</w:t>
+      </w:r>
+    </w:p>
+    <w:p>
+      <w:pPr>
+        <w:pStyle w:val="Compact"/>
+        <w:numPr>
+          <w:ilvl w:val="0"/>
+          <w:numId w:val="1015"/>
+        </w:numPr>
+      </w:pPr>
+      <w:r>
+        <w:rPr>
+          <w:lang w:val="en-US"/>
+        </w:rPr>
+        <w:t xml:space="preserve">Identify candidate relationships and determine base-derived ordering.</w:t>
+      </w:r>
+    </w:p>
+    <w:p>
+      <w:pPr>
+        <w:pStyle w:val="Compact"/>
+        <w:numPr>
+          <w:ilvl w:val="0"/>
+          <w:numId w:val="1015"/>
+        </w:numPr>
+      </w:pPr>
+      <w:r>
+        <w:rPr>
+          <w:lang w:val="en-US"/>
+        </w:rPr>
+        <w:t xml:space="preserve">Apply eligibility filters and record exclusions.</w:t>
+      </w:r>
+    </w:p>
+    <w:p>
+      <w:pPr>
+        <w:pStyle w:val="Compact"/>
+        <w:numPr>
+          <w:ilvl w:val="0"/>
+          <w:numId w:val="1015"/>
+        </w:numPr>
+      </w:pPr>
+      <w:r>
+        <w:rPr>
+          <w:lang w:val="en-US"/>
+        </w:rPr>
+        <w:t xml:space="preserve">Identify unique content SHAs.</w:t>
+      </w:r>
+    </w:p>
+    <w:p>
+      <w:pPr>
+        <w:pStyle w:val="Compact"/>
+        <w:numPr>
+          <w:ilvl w:val="0"/>
+          <w:numId w:val="1015"/>
+        </w:numPr>
+      </w:pPr>
+      <w:r>
+        <w:rPr>
+          <w:lang w:val="en-US"/>
+        </w:rPr>
+        <w:t xml:space="preserve">Scan each unique SHA with the configured scanner and rule catalog.</w:t>
+      </w:r>
+    </w:p>
+    <w:p>
+      <w:pPr>
+        <w:pStyle w:val="Compact"/>
+        <w:numPr>
+          <w:ilvl w:val="0"/>
+          <w:numId w:val="1015"/>
+        </w:numPr>
+      </w:pPr>
+      <w:r>
+        <w:rPr>
+          <w:lang w:val="en-US"/>
+        </w:rPr>
+        <w:t xml:space="preserve">Join cached profiles back to all applicable artifact occurrences.</w:t>
+      </w:r>
+    </w:p>
+    <w:p>
+      <w:pPr>
+        <w:pStyle w:val="Compact"/>
+        <w:numPr>
+          <w:ilvl w:val="0"/>
+          <w:numId w:val="1015"/>
+        </w:numPr>
+      </w:pPr>
+      <w:r>
+        <w:rPr>
+          <w:lang w:val="en-US"/>
+        </w:rPr>
+        <w:t xml:space="preserve">Compare base and derived profiles to calculate introduced, removed, and retained rules and categories.</w:t>
+      </w:r>
+    </w:p>
+    <w:p>
+      <w:pPr>
+        <w:pStyle w:val="Compact"/>
+        <w:numPr>
+          <w:ilvl w:val="0"/>
+          <w:numId w:val="1015"/>
+        </w:numPr>
+      </w:pPr>
+      <w:r>
+        <w:rPr>
+          <w:lang w:val="en-US"/>
+        </w:rPr>
+        <w:t xml:space="preserve">Produce structured result tables, summary measures, validation inputs, logs, and report-ready figures or tables.</w:t>
+      </w:r>
+    </w:p>
+    <w:p>
+      <w:pPr>
+        <w:pStyle w:val="FirstParagraph"/>
+      </w:pPr>
+      <w:r>
+        <w:rPr>
+          <w:lang w:val="en-US"/>
+        </w:rPr>
+        <w:t xml:space="preserve">For reproducibility, each completed run should record the scanner and rule definitions by code revision, along with configuration and other run metadata. The current family tools emit structured JSON reports, but the repository does not yet contain a completed population-run manifest or an integrated population-wide results pipeline.</w:t>
+      </w:r>
+    </w:p>
+    <w:p>
+      <w:pPr>
+        <w:pStyle w:val="BodyText"/>
+      </w:pPr>
+      <w:r>
+        <w:rPr>
+          <w:lang w:val="en-US"/>
+        </w:rPr>
+        <w:t xml:space="preserve">The implemented family workflow is narrower than that census target:</w:t>
+      </w:r>
+      <w:r>
+        <w:rPr>
+          <w:lang w:val="en-US"/>
+        </w:rPr>
+        <w:t xml:space="preserve"> </w:t>
+      </w:r>
+      <w:r>
+        <w:rPr>
+          <w:rStyle w:val="VerbatimChar"/>
+          <w:lang w:val="en-US"/>
+        </w:rPr>
+        <w:t xml:space="preserve">DuckDBFamilyRepository</w:t>
+      </w:r>
+      <w:r>
+        <w:rPr>
+          <w:lang w:val="en-US"/>
+        </w:rPr>
+        <w:t xml:space="preserve"> </w:t>
+      </w:r>
+      <w:r>
+        <w:rPr>
+          <w:lang w:val="en-US"/>
+        </w:rPr>
+        <w:t xml:space="preserve">loads one exact-name family,</w:t>
+      </w:r>
+      <w:r>
+        <w:rPr>
+          <w:lang w:val="en-US"/>
+        </w:rPr>
+        <w:t xml:space="preserve"> </w:t>
+      </w:r>
+      <w:r>
+        <w:rPr>
+          <w:rStyle w:val="VerbatimChar"/>
+          <w:lang w:val="en-US"/>
+        </w:rPr>
+        <w:t xml:space="preserve">FamilyAnalyzer</w:t>
+      </w:r>
+      <w:r>
+        <w:rPr>
+          <w:lang w:val="en-US"/>
+        </w:rPr>
+        <w:t xml:space="preserve"> </w:t>
+      </w:r>
+      <w:r>
+        <w:rPr>
+          <w:lang w:val="en-US"/>
+        </w:rPr>
+        <w:t xml:space="preserve">selects relationships, and</w:t>
+      </w:r>
+      <w:r>
+        <w:rPr>
+          <w:lang w:val="en-US"/>
+        </w:rPr>
+        <w:t xml:space="preserve"> </w:t>
+      </w:r>
+      <w:r>
+        <w:rPr>
+          <w:rStyle w:val="VerbatimChar"/>
+          <w:lang w:val="en-US"/>
+        </w:rPr>
+        <w:t xml:space="preserve">FamilyRiskAnalyzer</w:t>
+      </w:r>
+      <w:r>
+        <w:rPr>
+          <w:lang w:val="en-US"/>
+        </w:rPr>
+        <w:t xml:space="preserve"> </w:t>
+      </w:r>
+      <w:r>
+        <w:rPr>
+          <w:lang w:val="en-US"/>
+        </w:rPr>
+        <w:t xml:space="preserve">scans selected edges using per-analysis caches. Skill scans are reused by skill SHA; sibling scans reuse available content by SHA, with occurrence-based fallback where necessary. This does not establish a persisted, population-wide profile store.</w:t>
+      </w:r>
+    </w:p>
+    <w:p>
+      <w:pPr>
+        <w:pStyle w:val="BodyText"/>
+      </w:pPr>
+      <w:r>
+        <w:rPr>
+          <w:lang w:val="en-US"/>
+        </w:rPr>
+        <w:t xml:space="preserve">After completing the database preparation documented in</w:t>
+      </w:r>
+      <w:r>
+        <w:rPr>
+          <w:lang w:val="en-US"/>
+        </w:rPr>
+        <w:t xml:space="preserve"> </w:t>
+      </w:r>
+      <w:r>
+        <w:rPr>
+          <w:rStyle w:val="VerbatimChar"/>
+          <w:lang w:val="en-US"/>
+        </w:rPr>
+        <w:t xml:space="preserve">data/README.md</w:t>
+      </w:r>
+      <w:r>
+        <w:rPr>
+          <w:lang w:val="en-US"/>
+        </w:rPr>
+        <w:t xml:space="preserve">, install dependencies with</w:t>
+      </w:r>
+      <w:r>
+        <w:rPr>
+          <w:lang w:val="en-US"/>
+        </w:rPr>
+        <w:t xml:space="preserve"> </w:t>
+      </w:r>
+      <w:r>
+        <w:rPr>
+          <w:rStyle w:val="VerbatimChar"/>
+          <w:lang w:val="en-US"/>
+        </w:rPr>
+        <w:t xml:space="preserve">uv sync</w:t>
+      </w:r>
+      <w:r>
+        <w:rPr>
+          <w:lang w:val="en-US"/>
+        </w:rPr>
+        <w:t xml:space="preserve"> </w:t>
+      </w:r>
+      <w:r>
+        <w:rPr>
+          <w:lang w:val="en-US"/>
+        </w:rPr>
+        <w:t xml:space="preserve">and use</w:t>
+      </w:r>
+      <w:r>
+        <w:rPr>
+          <w:lang w:val="en-US"/>
+        </w:rPr>
+        <w:t xml:space="preserve"> </w:t>
+      </w:r>
+      <w:r>
+        <w:rPr>
+          <w:rStyle w:val="VerbatimChar"/>
+          <w:lang w:val="en-US"/>
+        </w:rPr>
+        <w:t xml:space="preserve">uv run python -m gitskills.tools.analyze_family --help</w:t>
+      </w:r>
+      <w:r>
+        <w:rPr>
+          <w:lang w:val="en-US"/>
+        </w:rPr>
+        <w:t xml:space="preserve">,</w:t>
+      </w:r>
+      <w:r>
+        <w:rPr>
+          <w:lang w:val="en-US"/>
+        </w:rPr>
+        <w:t xml:space="preserve"> </w:t>
+      </w:r>
+      <w:r>
+        <w:rPr>
+          <w:rStyle w:val="VerbatimChar"/>
+          <w:lang w:val="en-US"/>
+        </w:rPr>
+        <w:t xml:space="preserve">uv run python -m gitskills.tools.scan_diff --help</w:t>
+      </w:r>
+      <w:r>
+        <w:rPr>
+          <w:lang w:val="en-US"/>
+        </w:rPr>
+        <w:t xml:space="preserve">, and</w:t>
+      </w:r>
+      <w:r>
+        <w:rPr>
+          <w:lang w:val="en-US"/>
+        </w:rPr>
+        <w:t xml:space="preserve"> </w:t>
+      </w:r>
+      <w:r>
+        <w:rPr>
+          <w:rStyle w:val="VerbatimChar"/>
+          <w:lang w:val="en-US"/>
+        </w:rPr>
+        <w:t xml:space="preserve">uv run python -m gitskills.tools.scan_family --help</w:t>
+      </w:r>
+      <w:r>
+        <w:rPr>
+          <w:lang w:val="en-US"/>
+        </w:rPr>
+        <w:t xml:space="preserve"> </w:t>
+      </w:r>
+      <w:r>
+        <w:rPr>
+          <w:lang w:val="en-US"/>
+        </w:rPr>
+        <w:t xml:space="preserve">for executable options. Family tools accept an exact name and</w:t>
+      </w:r>
+      <w:r>
+        <w:rPr>
+          <w:lang w:val="en-US"/>
+        </w:rPr>
+        <w:t xml:space="preserve"> </w:t>
+      </w:r>
+      <w:r>
+        <w:rPr>
+          <w:rStyle w:val="VerbatimChar"/>
+          <w:lang w:val="en-US"/>
+        </w:rPr>
+        <w:t xml:space="preserve">--db PATH</w:t>
+      </w:r>
+      <w:r>
+        <w:rPr>
+          <w:lang w:val="en-US"/>
+        </w:rPr>
+        <w:t xml:space="preserve">;</w:t>
+      </w:r>
+      <w:r>
+        <w:rPr>
+          <w:lang w:val="en-US"/>
+        </w:rPr>
+        <w:t xml:space="preserve"> </w:t>
+      </w:r>
+      <w:r>
+        <w:rPr>
+          <w:rStyle w:val="VerbatimChar"/>
+          <w:lang w:val="en-US"/>
+        </w:rPr>
+        <w:t xml:space="preserve">scan_diff</w:t>
+      </w:r>
+      <w:r>
+        <w:rPr>
+          <w:lang w:val="en-US"/>
+        </w:rPr>
+        <w:t xml:space="preserve"> </w:t>
+      </w:r>
+      <w:r>
+        <w:rPr>
+          <w:lang w:val="en-US"/>
+        </w:rPr>
+        <w:t xml:space="preserve">accepts the base and derived paths. An analysis report can be saved to</w:t>
+      </w:r>
+      <w:r>
+        <w:rPr>
+          <w:lang w:val="en-US"/>
+        </w:rPr>
+        <w:t xml:space="preserve"> </w:t>
+      </w:r>
+      <w:r>
+        <w:rPr>
+          <w:rStyle w:val="VerbatimChar"/>
+          <w:lang w:val="en-US"/>
+        </w:rPr>
+        <w:t xml:space="preserve">apps/skilltrace/reports</w:t>
+      </w:r>
+      <w:r>
+        <w:rPr>
+          <w:lang w:val="en-US"/>
+        </w:rPr>
+        <w:t xml:space="preserve"> </w:t>
+      </w:r>
+      <w:r>
+        <w:rPr>
+          <w:lang w:val="en-US"/>
+        </w:rPr>
+        <w:t xml:space="preserve">for SkillTrace. Scan reports must use a separate directory because their schema differs from the graph report schema.</w:t>
+      </w:r>
+    </w:p>
+    <w:p>
+      <w:pPr>
+        <w:pStyle w:val="Heading2"/>
+      </w:pPr>
+      <w:bookmarkStart w:id="91" w:name="_8742a61c21392d2e3ea5630da729c64f1d94845"/>
+      <w:r>
+        <w:rPr>
+          <w:lang w:val="en-US"/>
+        </w:rPr>
+        <w:t xml:space="preserve">Baselines and Test Fixtures</w:t>
+      </w:r>
+      <w:bookmarkEnd w:id="91"/>
+    </w:p>
+    <w:p>
+      <w:pPr>
+        <w:pStyle w:val="FirstParagraph"/>
+      </w:pPr>
+      <w:r>
+        <w:rPr>
+          <w:lang w:val="en-US"/>
+        </w:rPr>
+        <w:t xml:space="preserve">The earlier or source artifact serves as the within-relationship baseline for each derived artifact. This paired baseline supports a direct claim about whether a signal was detected in the derived artifact but not in its identified base; it is not a general-purpose prediction baseline.</w:t>
+      </w:r>
+    </w:p>
+    <w:p>
+      <w:pPr>
+        <w:pStyle w:val="BodyText"/>
+      </w:pPr>
+      <w:r>
+        <w:rPr>
+          <w:lang w:val="en-US"/>
+        </w:rPr>
+        <w:t xml:space="preserve">The implementation uses constructed base and derived pairs under</w:t>
+      </w:r>
+      <w:r>
+        <w:rPr>
+          <w:lang w:val="en-US"/>
+        </w:rPr>
+        <w:t xml:space="preserve"> </w:t>
+      </w:r>
+      <w:r>
+        <w:rPr>
+          <w:rStyle w:val="VerbatimChar"/>
+          <w:lang w:val="en-US"/>
+        </w:rPr>
+        <w:t xml:space="preserve">tests/sample_skills</w:t>
+      </w:r>
+      <w:r>
+        <w:rPr>
+          <w:lang w:val="en-US"/>
+        </w:rPr>
+        <w:t xml:space="preserve">, with expected outputs under</w:t>
+      </w:r>
+      <w:r>
+        <w:rPr>
+          <w:lang w:val="en-US"/>
+        </w:rPr>
+        <w:t xml:space="preserve"> </w:t>
+      </w:r>
+      <w:r>
+        <w:rPr>
+          <w:rStyle w:val="VerbatimChar"/>
+          <w:lang w:val="en-US"/>
+        </w:rPr>
+        <w:t xml:space="preserve">tests/pytests/test_configs</w:t>
+      </w:r>
+      <w:r>
+        <w:rPr>
+          <w:lang w:val="en-US"/>
+        </w:rPr>
+        <w:t xml:space="preserve">. The shared pytest runner checks introduced categories, total counts, and individual rule deltas. These fixtures establish expected behavior on selected inputs; they are not empirical population observations or a measurement of scanner precision and recall. Additional coverage of removals, unchanged counts with changed text, and difficult direction cases should be evaluated explicitly.</w:t>
+      </w:r>
+    </w:p>
+    <w:p>
+      <w:pPr>
+        <w:pStyle w:val="BodyText"/>
+      </w:pPr>
+      <w:r>
+        <w:rPr>
+          <w:lang w:val="en-US"/>
+        </w:rPr>
+        <w:t xml:space="preserve">No independent baseline detector or ablation study has been completed. The implemented comparison is paired: each selected base and derived artifact is scanned by the same rule catalog, and their profiles and rule counts are compared. This within-pair baseline answers whether a pattern was detected in one endpoint but not the other; it does not measure performance against an independent ground-truth system. Comparisons using view-order adjacency in the Sprint 1 extraction notebook are an integration workflow, not an alternative lineage method.</w:t>
+      </w:r>
+    </w:p>
+    <w:p>
+      <w:pPr>
+        <w:pStyle w:val="Heading2"/>
+      </w:pPr>
+      <w:bookmarkStart w:id="92" w:name="_c63ece2209c02b95137a87eee23cced22a41542"/>
+      <w:r>
+        <w:rPr>
+          <w:lang w:val="en-US"/>
+        </w:rPr>
+        <w:t xml:space="preserve">Design Decisions</w:t>
+      </w:r>
+      <w:bookmarkEnd w:id="92"/>
+    </w:p>
+    <w:p>
+      <w:pPr>
+        <w:pStyle w:val="Heading3"/>
+      </w:pPr>
+      <w:bookmarkStart w:id="93" w:name="_7196f3221867d7dc2e393005f39048b0534ad2f"/>
+      <w:r>
+        <w:rPr>
+          <w:lang w:val="en-US"/>
+        </w:rPr>
+        <w:t xml:space="preserve">Ordered Comparisons Rather Than Isolated Artifacts</w:t>
+      </w:r>
+      <w:bookmarkEnd w:id="93"/>
+    </w:p>
+    <w:p>
+      <w:pPr>
+        <w:pStyle w:val="FirstParagraph"/>
+      </w:pPr>
+      <w:r>
+        <w:rPr>
+          <w:lang w:val="en-US"/>
+        </w:rPr>
+        <w:t xml:space="preserve">The research question concerns behavior newly introduced through modification or reuse. An ordered base-derived pair therefore provides a more direct unit of analysis than an isolated artifact.</w:t>
+      </w:r>
+    </w:p>
+    <w:p>
+      <w:pPr>
+        <w:pStyle w:val="Heading3"/>
+      </w:pPr>
+      <w:bookmarkStart w:id="94" w:name="_9c90bc69c14a1be2f4af4d6cec711add52b0215"/>
+      <w:r>
+        <w:rPr>
+          <w:lang w:val="en-US"/>
+        </w:rPr>
+        <w:t xml:space="preserve">Rule-Level and Category-Level Measurement</w:t>
+      </w:r>
+      <w:bookmarkEnd w:id="94"/>
+    </w:p>
+    <w:p>
+      <w:pPr>
+        <w:pStyle w:val="FirstParagraph"/>
+      </w:pPr>
+      <w:r>
+        <w:rPr>
+          <w:lang w:val="en-US"/>
+        </w:rPr>
+        <w:t xml:space="preserve">The method reports both levels because category-only comparisons can hide the introduction of a new rule inside an already-present category, while rule-only results may be too granular to summarize clearly.</w:t>
+      </w:r>
+    </w:p>
+    <w:p>
+      <w:pPr>
+        <w:pStyle w:val="Heading3"/>
+      </w:pPr>
+      <w:bookmarkStart w:id="95" w:name="_fc25fba6bc8e285ba8435402958d99d54d37fd7"/>
+      <w:r>
+        <w:rPr>
+          <w:lang w:val="en-US"/>
+        </w:rPr>
+        <w:t xml:space="preserve">One Rule Catalog per Comparison and Run</w:t>
+      </w:r>
+      <w:bookmarkEnd w:id="95"/>
+    </w:p>
+    <w:p>
+      <w:pPr>
+        <w:pStyle w:val="FirstParagraph"/>
+      </w:pPr>
+      <w:r>
+        <w:rPr>
+          <w:lang w:val="en-US"/>
+        </w:rPr>
+        <w:t xml:space="preserve">Scanning both sides with the same rule definitions prevents catalog changes from being mistaken for changes in artifact content. A run should identify those definitions by code revision or an explicit catalog version; after a rule change, affected analyses must be rerun before comparison with newer outputs.</w:t>
+      </w:r>
+    </w:p>
+    <w:p>
+      <w:pPr>
+        <w:pStyle w:val="Heading3"/>
+      </w:pPr>
+      <w:bookmarkStart w:id="96" w:name="_08b6096d9a9adfc73fbaf16fb10dfcee00e07b8"/>
+      <w:r>
+        <w:rPr>
+          <w:lang w:val="en-US"/>
+        </w:rPr>
+        <w:t xml:space="preserve">SHA-Based Caching Without Statistical Deduplication</w:t>
+      </w:r>
+      <w:bookmarkEnd w:id="96"/>
+    </w:p>
+    <w:p>
+      <w:pPr>
+        <w:pStyle w:val="FirstParagraph"/>
+      </w:pPr>
+      <w:r>
+        <w:rPr>
+          <w:lang w:val="en-US"/>
+        </w:rPr>
+        <w:t xml:space="preserve">Within a family analysis, scanning a skill SHA once avoids redundant computation while preserving the selected artifact relationships. The broader census design should retain artifact and relationship occurrences when reusing profiles, so a cache does not silently redefine the research population.</w:t>
+      </w:r>
+    </w:p>
+    <w:p>
+      <w:pPr>
+        <w:pStyle w:val="Heading3"/>
+      </w:pPr>
+      <w:bookmarkStart w:id="97" w:name="_3149ea9475ae45e84dfda7a16505cb345b8da7d"/>
+      <w:r>
+        <w:rPr>
+          <w:lang w:val="en-US"/>
+        </w:rPr>
+        <w:t xml:space="preserve">Census of Eligible Comparisons</w:t>
+      </w:r>
+      <w:bookmarkEnd w:id="97"/>
+    </w:p>
+    <w:p>
+      <w:pPr>
+        <w:pStyle w:val="FirstParagraph"/>
+      </w:pPr>
+      <w:r>
+        <w:rPr>
+          <w:lang w:val="en-US"/>
+        </w:rPr>
+        <w:t xml:space="preserve">The planned census will attempt to analyze every eligible comparison. Current family-level runs and development subsets support testing and exploration; they do not establish completion of the population-level run.</w:t>
+      </w:r>
+    </w:p>
+    <w:p>
+      <w:pPr>
+        <w:pStyle w:val="Heading3"/>
+      </w:pPr>
+      <w:bookmarkStart w:id="98" w:name="_a9de018b7af120b96954ea2fe51fbd29048e68d"/>
+      <w:r>
+        <w:rPr>
+          <w:lang w:val="en-US"/>
+        </w:rPr>
+        <w:t xml:space="preserve">Evidence Retention and Auditable Filtering</w:t>
+      </w:r>
+      <w:bookmarkEnd w:id="98"/>
+    </w:p>
+    <w:p>
+      <w:pPr>
+        <w:pStyle w:val="FirstParagraph"/>
+      </w:pPr>
+      <w:r>
+        <w:rPr>
+          <w:lang w:val="en-US"/>
+        </w:rPr>
+        <w:t xml:space="preserve">The family tools retain relationship bases, direction evidence, rule findings, and incomplete sibling coverage. The broader population pipeline also needs auditable eligibility and exclusion records; those records must be verified before claiming complete population accounting.</w:t>
+      </w:r>
+    </w:p>
+    <w:p>
+      <w:pPr>
+        <w:pStyle w:val="Heading3"/>
+      </w:pPr>
+      <w:bookmarkStart w:id="99" w:name="_bbd27e09f506fc576119ec1aa9fde4a340179f7"/>
+      <w:r>
+        <w:rPr>
+          <w:lang w:val="en-US"/>
+        </w:rPr>
+        <w:t xml:space="preserve">Static Analysis and Cautious Interpretation</w:t>
+      </w:r>
+      <w:bookmarkEnd w:id="99"/>
+    </w:p>
+    <w:p>
+      <w:pPr>
+        <w:pStyle w:val="FirstParagraph"/>
+      </w:pPr>
+      <w:r>
+        <w:rPr>
+          <w:lang w:val="en-US"/>
+        </w:rPr>
+        <w:t xml:space="preserve">The project does not execute untrusted artifact content. Detected introductions are reported as static risk signals. They do not, by themselves, prove malicious intent, vulnerability, exploitability, or real-world impact.</w:t>
+      </w:r>
+    </w:p>
+    <w:p>
+      <w:pPr>
+        <w:pStyle w:val="Heading2"/>
+      </w:pPr>
+      <w:bookmarkStart w:id="100" w:name="_e790f9f130298043d266812b6229928d77242b3"/>
+      <w:r>
+        <w:rPr>
+          <w:lang w:val="en-US"/>
+        </w:rPr>
+        <w:t xml:space="preserve">Generated Outputs</w:t>
+      </w:r>
+      <w:bookmarkEnd w:id="100"/>
+    </w:p>
+    <w:p>
+      <w:pPr>
+        <w:pStyle w:val="FirstParagraph"/>
+      </w:pPr>
+      <w:r>
+        <w:rPr>
+          <w:lang w:val="en-US"/>
+        </w:rPr>
+        <w:t xml:space="preserve">The broader study is expected to produce:</w:t>
+      </w:r>
+    </w:p>
+    <w:p>
+      <w:pPr>
+        <w:pStyle w:val="Compact"/>
+        <w:numPr>
+          <w:ilvl w:val="0"/>
+          <w:numId w:val="1016"/>
+        </w:numPr>
+      </w:pPr>
+      <w:r>
+        <w:rPr>
+          <w:lang w:val="en-US"/>
+        </w:rPr>
+        <w:t xml:space="preserve">an artifact table with traceability fields;</w:t>
+      </w:r>
+    </w:p>
+    <w:p>
+      <w:pPr>
+        <w:pStyle w:val="Compact"/>
+        <w:numPr>
+          <w:ilvl w:val="0"/>
+          <w:numId w:val="1016"/>
+        </w:numPr>
+      </w:pPr>
+      <w:r>
+        <w:rPr>
+          <w:lang w:val="en-US"/>
+        </w:rPr>
+        <w:t xml:space="preserve">a relationship table with ordering evidence and eligibility status;</w:t>
+      </w:r>
+    </w:p>
+    <w:p>
+      <w:pPr>
+        <w:pStyle w:val="Compact"/>
+        <w:numPr>
+          <w:ilvl w:val="0"/>
+          <w:numId w:val="1016"/>
+        </w:numPr>
+      </w:pPr>
+      <w:r>
+        <w:rPr>
+          <w:lang w:val="en-US"/>
+        </w:rPr>
+        <w:t xml:space="preserve">versioned scanner profiles;</w:t>
+      </w:r>
+    </w:p>
+    <w:p>
+      <w:pPr>
+        <w:pStyle w:val="Compact"/>
+        <w:numPr>
+          <w:ilvl w:val="0"/>
+          <w:numId w:val="1016"/>
+        </w:numPr>
+      </w:pPr>
+      <w:r>
+        <w:rPr>
+          <w:lang w:val="en-US"/>
+        </w:rPr>
+        <w:t xml:space="preserve">an ordered comparison table with introduced, removed, and retained signals;</w:t>
+      </w:r>
+    </w:p>
+    <w:p>
+      <w:pPr>
+        <w:pStyle w:val="Compact"/>
+        <w:numPr>
+          <w:ilvl w:val="0"/>
+          <w:numId w:val="1016"/>
+        </w:numPr>
+      </w:pPr>
+      <w:r>
+        <w:rPr>
+          <w:lang w:val="en-US"/>
+        </w:rPr>
+        <w:t xml:space="preserve">exclusion counts and reasons;</w:t>
+      </w:r>
+    </w:p>
+    <w:p>
+      <w:pPr>
+        <w:pStyle w:val="Compact"/>
+        <w:numPr>
+          <w:ilvl w:val="0"/>
+          <w:numId w:val="1016"/>
+        </w:numPr>
+      </w:pPr>
+      <w:r>
+        <w:rPr>
+          <w:lang w:val="en-US"/>
+        </w:rPr>
+        <w:t xml:space="preserve">aggregate summary tables;</w:t>
+      </w:r>
+    </w:p>
+    <w:p>
+      <w:pPr>
+        <w:pStyle w:val="Compact"/>
+        <w:numPr>
+          <w:ilvl w:val="0"/>
+          <w:numId w:val="1016"/>
+        </w:numPr>
+      </w:pPr>
+      <w:r>
+        <w:rPr>
+          <w:lang w:val="en-US"/>
+        </w:rPr>
+        <w:t xml:space="preserve">a seeded manual-validation sample;</w:t>
+      </w:r>
+    </w:p>
+    <w:p>
+      <w:pPr>
+        <w:pStyle w:val="Compact"/>
+        <w:numPr>
+          <w:ilvl w:val="0"/>
+          <w:numId w:val="1016"/>
+        </w:numPr>
+      </w:pPr>
+      <w:r>
+        <w:rPr>
+          <w:lang w:val="en-US"/>
+        </w:rPr>
+        <w:t xml:space="preserve">logs and run metadata; and</w:t>
+      </w:r>
+    </w:p>
+    <w:p>
+      <w:pPr>
+        <w:pStyle w:val="Compact"/>
+        <w:numPr>
+          <w:ilvl w:val="0"/>
+          <w:numId w:val="1016"/>
+        </w:numPr>
+      </w:pPr>
+      <w:r>
+        <w:rPr>
+          <w:lang w:val="en-US"/>
+        </w:rPr>
+        <w:t xml:space="preserve">report-ready tables and figures generated from structured results.</w:t>
+      </w:r>
+    </w:p>
+    <w:p>
+      <w:pPr>
+        <w:pStyle w:val="FirstParagraph"/>
+      </w:pPr>
+      <w:r>
+        <w:rPr>
+          <w:lang w:val="en-US"/>
+        </w:rPr>
+        <w:t xml:space="preserve">Currently implemented outputs include family-analysis JSON from</w:t>
+      </w:r>
+      <w:r>
+        <w:rPr>
+          <w:lang w:val="en-US"/>
+        </w:rPr>
+        <w:t xml:space="preserve"> </w:t>
+      </w:r>
+      <w:r>
+        <w:rPr>
+          <w:rStyle w:val="VerbatimChar"/>
+          <w:lang w:val="en-US"/>
+        </w:rPr>
+        <w:t xml:space="preserve">analyze_family</w:t>
+      </w:r>
+      <w:r>
+        <w:rPr>
+          <w:lang w:val="en-US"/>
+        </w:rPr>
+        <w:t xml:space="preserve">, paired comparison JSON from</w:t>
+      </w:r>
+      <w:r>
+        <w:rPr>
+          <w:lang w:val="en-US"/>
+        </w:rPr>
+        <w:t xml:space="preserve"> </w:t>
+      </w:r>
+      <w:r>
+        <w:rPr>
+          <w:rStyle w:val="VerbatimChar"/>
+          <w:lang w:val="en-US"/>
+        </w:rPr>
+        <w:t xml:space="preserve">scan_diff</w:t>
+      </w:r>
+      <w:r>
+        <w:rPr>
+          <w:lang w:val="en-US"/>
+        </w:rPr>
+        <w:t xml:space="preserve">, family review JSON from</w:t>
+      </w:r>
+      <w:r>
+        <w:rPr>
+          <w:lang w:val="en-US"/>
+        </w:rPr>
+        <w:t xml:space="preserve"> </w:t>
+      </w:r>
+      <w:r>
+        <w:rPr>
+          <w:rStyle w:val="VerbatimChar"/>
+          <w:lang w:val="en-US"/>
+        </w:rPr>
+        <w:t xml:space="preserve">scan_family</w:t>
+      </w:r>
+      <w:r>
+        <w:rPr>
+          <w:lang w:val="en-US"/>
+        </w:rPr>
+        <w:t xml:space="preserve">, and optional verbose evidence. These formats serve different purposes and are not interchangeable. A complete population comparison table, calibrated accuracy measures, and census summary figures remain deliverables to verify rather than completed results.</w:t>
+      </w:r>
+    </w:p>
+    <w:p>
+      <w:pPr>
+        <w:pStyle w:val="Heading2"/>
+      </w:pPr>
+      <w:bookmarkStart w:id="101" w:name="_reproducibility"/>
+      <w:r>
+        <w:rPr>
+          <w:lang w:val="en-US"/>
+        </w:rPr>
+        <w:t xml:space="preserve">Reproducibility</w:t>
+      </w:r>
+      <w:bookmarkEnd w:id="101"/>
+    </w:p>
+    <w:p>
+      <w:pPr>
+        <w:pStyle w:val="FirstParagraph"/>
+      </w:pPr>
+      <w:r>
+        <w:rPr>
+          <w:lang w:val="en-US"/>
+        </w:rPr>
+        <w:t xml:space="preserve">A reproducible run must identify:</w:t>
       </w:r>
     </w:p>
     <w:p>
@@ -13397,26 +14419,7 @@
         <w:rPr>
           <w:lang w:val="en-US"/>
         </w:rPr>
-        <w:t xml:space="preserve">Load the required source tables from</w:t>
-      </w:r>
-      <w:r>
-        <w:rPr>
-          <w:lang w:val="en-US"/>
-        </w:rPr>
-        <w:t xml:space="preserve"> </w:t>
-      </w:r>
-      <w:r>
-        <w:rPr>
-          <w:rStyle w:val="VerbatimChar"/>
-          <w:lang w:val="en-US"/>
-        </w:rPr>
-        <w:t xml:space="preserve">agent_skills_release.db</w:t>
-      </w:r>
-      <w:r>
-        <w:rPr>
-          <w:lang w:val="en-US"/>
-        </w:rPr>
-        <w:t xml:space="preserve">.</w:t>
+        <w:t xml:space="preserve">the dataset release or snapshot and integrity information;</w:t>
       </w:r>
     </w:p>
     <w:p>
@@ -13431,7 +14434,7 @@
         <w:rPr>
           <w:lang w:val="en-US"/>
         </w:rPr>
-        <w:t xml:space="preserve">Extract analyzable artifact content and traceability metadata.</w:t>
+        <w:t xml:space="preserve">the required environment and dependency versions;</w:t>
       </w:r>
     </w:p>
     <w:p>
@@ -13446,7 +14449,7 @@
         <w:rPr>
           <w:lang w:val="en-US"/>
         </w:rPr>
-        <w:t xml:space="preserve">Identify candidate relationships and determine base-derived ordering.</w:t>
+        <w:t xml:space="preserve">configuration and command-line arguments;</w:t>
       </w:r>
     </w:p>
     <w:p>
@@ -13461,7 +14464,7 @@
         <w:rPr>
           <w:lang w:val="en-US"/>
         </w:rPr>
-        <w:t xml:space="preserve">Apply eligibility filters and record exclusions.</w:t>
+        <w:t xml:space="preserve">scanner and rule-catalog versions;</w:t>
       </w:r>
     </w:p>
     <w:p>
@@ -13476,7 +14479,7 @@
         <w:rPr>
           <w:lang w:val="en-US"/>
         </w:rPr>
-        <w:t xml:space="preserve">Identify unique content SHAs.</w:t>
+        <w:t xml:space="preserve">the validation-sample selection procedure and any random seed, when applicable;</w:t>
       </w:r>
     </w:p>
     <w:p>
@@ -13491,7 +14494,7 @@
         <w:rPr>
           <w:lang w:val="en-US"/>
         </w:rPr>
-        <w:t xml:space="preserve">Scan each unique SHA with the configured scanner and rule catalog.</w:t>
+        <w:t xml:space="preserve">executable commands for each pipeline stage and the complete pipeline;</w:t>
       </w:r>
     </w:p>
     <w:p>
@@ -13506,7 +14509,7 @@
         <w:rPr>
           <w:lang w:val="en-US"/>
         </w:rPr>
-        <w:t xml:space="preserve">Join cached profiles back to all applicable artifact occurrences.</w:t>
+        <w:t xml:space="preserve">output locations and expected artifacts; and</w:t>
       </w:r>
     </w:p>
     <w:p>
@@ -13521,22 +14524,7 @@
         <w:rPr>
           <w:lang w:val="en-US"/>
         </w:rPr>
-        <w:t xml:space="preserve">Compare base and derived profiles to calculate introduced, removed, and retained rules and categories.</w:t>
-      </w:r>
-    </w:p>
-    <w:p>
-      <w:pPr>
-        <w:pStyle w:val="Compact"/>
-        <w:numPr>
-          <w:ilvl w:val="0"/>
-          <w:numId w:val="1017"/>
-        </w:numPr>
-      </w:pPr>
-      <w:r>
-        <w:rPr>
-          <w:lang w:val="en-US"/>
-        </w:rPr>
-        <w:t xml:space="preserve">Produce structured result tables, summary measures, validation inputs, logs, and report-ready figures or tables.</w:t>
+        <w:t xml:space="preserve">known platform, resource, or data-availability limitations.</w:t>
       </w:r>
     </w:p>
     <w:p>
@@ -13547,7 +14535,141 @@
         <w:rPr>
           <w:lang w:val="en-US"/>
         </w:rPr>
-        <w:t xml:space="preserve">The pipeline records the scanner version, rule-catalog version, configuration, and other run metadata needed to connect every result to the implementation that produced it.</w:t>
+        <w:t xml:space="preserve">For a local analysis, prepare the DuckDB database and analysis tables as described in</w:t>
+      </w:r>
+      <w:r>
+        <w:rPr>
+          <w:lang w:val="en-US"/>
+        </w:rPr>
+        <w:t xml:space="preserve"> </w:t>
+      </w:r>
+      <w:hyperlink r:id="rId31">
+        <w:r>
+          <w:rPr>
+            <w:rStyle w:val="VerbatimChar"/>
+            <w:lang w:val="en-US"/>
+          </w:rPr>
+          <w:t xml:space="preserve">data/README.md</w:t>
+        </w:r>
+      </w:hyperlink>
+      <w:r>
+        <w:rPr>
+          <w:lang w:val="en-US"/>
+        </w:rPr>
+        <w:t xml:space="preserve">, install the locked project dependencies with</w:t>
+      </w:r>
+      <w:r>
+        <w:rPr>
+          <w:lang w:val="en-US"/>
+        </w:rPr>
+        <w:t xml:space="preserve"> </w:t>
+      </w:r>
+      <w:r>
+        <w:rPr>
+          <w:rStyle w:val="VerbatimChar"/>
+          <w:lang w:val="en-US"/>
+        </w:rPr>
+        <w:t xml:space="preserve">uv sync</w:t>
+      </w:r>
+      <w:r>
+        <w:rPr>
+          <w:lang w:val="en-US"/>
+        </w:rPr>
+        <w:t xml:space="preserve">, and set</w:t>
+      </w:r>
+      <w:r>
+        <w:rPr>
+          <w:lang w:val="en-US"/>
+        </w:rPr>
+        <w:t xml:space="preserve"> </w:t>
+      </w:r>
+      <w:r>
+        <w:rPr>
+          <w:rStyle w:val="VerbatimChar"/>
+          <w:lang w:val="en-US"/>
+        </w:rPr>
+        <w:t xml:space="preserve">GITSKILLS_DB</w:t>
+      </w:r>
+      <w:r>
+        <w:rPr>
+          <w:lang w:val="en-US"/>
+        </w:rPr>
+        <w:t xml:space="preserve"> </w:t>
+      </w:r>
+      <w:r>
+        <w:rPr>
+          <w:lang w:val="en-US"/>
+        </w:rPr>
+        <w:t xml:space="preserve">to the local DuckDB path. Run</w:t>
+      </w:r>
+      <w:r>
+        <w:rPr>
+          <w:lang w:val="en-US"/>
+        </w:rPr>
+        <w:t xml:space="preserve"> </w:t>
+      </w:r>
+      <w:r>
+        <w:rPr>
+          <w:rStyle w:val="VerbatimChar"/>
+          <w:lang w:val="en-US"/>
+        </w:rPr>
+        <w:t xml:space="preserve">uv run analyze_family "&lt;exact skill name&gt;" --json</w:t>
+      </w:r>
+      <w:r>
+        <w:rPr>
+          <w:lang w:val="en-US"/>
+        </w:rPr>
+        <w:t xml:space="preserve"> </w:t>
+      </w:r>
+      <w:r>
+        <w:rPr>
+          <w:lang w:val="en-US"/>
+        </w:rPr>
+        <w:t xml:space="preserve">to inspect candidate similarity and direction, then</w:t>
+      </w:r>
+      <w:r>
+        <w:rPr>
+          <w:lang w:val="en-US"/>
+        </w:rPr>
+        <w:t xml:space="preserve"> </w:t>
+      </w:r>
+      <w:r>
+        <w:rPr>
+          <w:rStyle w:val="VerbatimChar"/>
+          <w:lang w:val="en-US"/>
+        </w:rPr>
+        <w:t xml:space="preserve">uv run scan_family "&lt;exact skill name&gt;" --json</w:t>
+      </w:r>
+      <w:r>
+        <w:rPr>
+          <w:lang w:val="en-US"/>
+        </w:rPr>
+        <w:t xml:space="preserve"> </w:t>
+      </w:r>
+      <w:r>
+        <w:rPr>
+          <w:lang w:val="en-US"/>
+        </w:rPr>
+        <w:t xml:space="preserve">to scan selected directed family edges and applicable sibling changes. For a direct file pair, run</w:t>
+      </w:r>
+      <w:r>
+        <w:rPr>
+          <w:lang w:val="en-US"/>
+        </w:rPr>
+        <w:t xml:space="preserve"> </w:t>
+      </w:r>
+      <w:r>
+        <w:rPr>
+          <w:rStyle w:val="VerbatimChar"/>
+          <w:lang w:val="en-US"/>
+        </w:rPr>
+        <w:t xml:space="preserve">uv run scan_diff "&lt;base path&gt;" "&lt;derived path&gt;"</w:t>
+      </w:r>
+      <w:r>
+        <w:rPr>
+          <w:lang w:val="en-US"/>
+        </w:rPr>
+        <w:t xml:space="preserve">. These commands analyze the requested family or pair; they do not execute a population-wide census.</w:t>
       </w:r>
     </w:p>
     <w:p>
@@ -13558,7 +14680,7 @@
         <w:rPr>
           <w:lang w:val="en-US"/>
         </w:rPr>
-        <w:t xml:space="preserve">The implemented family workflow is narrower than that census target:</w:t>
+        <w:t xml:space="preserve">The committed Sprint 1 notebook can be rerun from the repository root with the configured</w:t>
       </w:r>
       <w:r>
         <w:rPr>
@@ -13571,19 +14693,19 @@
           <w:rStyle w:val="VerbatimChar"/>
           <w:lang w:val="en-US"/>
         </w:rPr>
-        <w:t xml:space="preserve">DuckDBFamilyRepository</w:t>
-      </w:r>
-      <w:r>
-        <w:rPr>
-          <w:lang w:val="en-US"/>
-        </w:rPr>
-        <w:t xml:space="preserve"> </w:t>
-      </w:r>
-      <w:r>
-        <w:rPr>
-          <w:lang w:val="en-US"/>
-        </w:rPr>
-        <w:t xml:space="preserve">loads one exact-name family,</w:t>
+        <w:t xml:space="preserve">GITSKILLS_DB</w:t>
+      </w:r>
+      <w:r>
+        <w:rPr>
+          <w:lang w:val="en-US"/>
+        </w:rPr>
+        <w:t xml:space="preserve"> </w:t>
+      </w:r>
+      <w:r>
+        <w:rPr>
+          <w:lang w:val="en-US"/>
+        </w:rPr>
+        <w:t xml:space="preserve">and the</w:t>
       </w:r>
       <w:r>
         <w:rPr>
@@ -13596,19 +14718,19 @@
           <w:rStyle w:val="VerbatimChar"/>
           <w:lang w:val="en-US"/>
         </w:rPr>
-        <w:t xml:space="preserve">FamilyAnalyzer</w:t>
-      </w:r>
-      <w:r>
-        <w:rPr>
-          <w:lang w:val="en-US"/>
-        </w:rPr>
-        <w:t xml:space="preserve"> </w:t>
-      </w:r>
-      <w:r>
-        <w:rPr>
-          <w:lang w:val="en-US"/>
-        </w:rPr>
-        <w:t xml:space="preserve">selects relationships, and</w:t>
+        <w:t xml:space="preserve">sample_artifacts</w:t>
+      </w:r>
+      <w:r>
+        <w:rPr>
+          <w:lang w:val="en-US"/>
+        </w:rPr>
+        <w:t xml:space="preserve"> </w:t>
+      </w:r>
+      <w:r>
+        <w:rPr>
+          <w:lang w:val="en-US"/>
+        </w:rPr>
+        <w:t xml:space="preserve">view by opening</w:t>
       </w:r>
       <w:r>
         <w:rPr>
@@ -13621,19 +14743,212 @@
           <w:rStyle w:val="VerbatimChar"/>
           <w:lang w:val="en-US"/>
         </w:rPr>
-        <w:t xml:space="preserve">FamilyRiskAnalyzer</w:t>
-      </w:r>
-      <w:r>
-        <w:rPr>
-          <w:lang w:val="en-US"/>
-        </w:rPr>
-        <w:t xml:space="preserve"> </w:t>
-      </w:r>
-      <w:r>
-        <w:rPr>
-          <w:lang w:val="en-US"/>
-        </w:rPr>
-        <w:t xml:space="preserve">scans selected edges using per-analysis caches. Skill scans are reused by skill SHA; sibling scans reuse available content by SHA, with occurrence-based fallback where necessary. This does not establish a persisted, population-wide profile store.</w:t>
+        <w:t xml:space="preserve">notebooks/extraction_pipeline/samples_extraction_and_exploration.ipynb</w:t>
+      </w:r>
+      <w:r>
+        <w:rPr>
+          <w:lang w:val="en-US"/>
+        </w:rPr>
+        <w:t xml:space="preserve"> </w:t>
+      </w:r>
+      <w:r>
+        <w:rPr>
+          <w:lang w:val="en-US"/>
+        </w:rPr>
+        <w:t xml:space="preserve">and running its cells in order. Its Parquet output and figures are saved below</w:t>
+      </w:r>
+      <w:r>
+        <w:rPr>
+          <w:lang w:val="en-US"/>
+        </w:rPr>
+        <w:t xml:space="preserve"> </w:t>
+      </w:r>
+      <w:r>
+        <w:rPr>
+          <w:rStyle w:val="VerbatimChar"/>
+          <w:lang w:val="en-US"/>
+        </w:rPr>
+        <w:t xml:space="preserve">notebooks/extraction_pipeline/</w:t>
+      </w:r>
+      <w:r>
+        <w:rPr>
+          <w:lang w:val="en-US"/>
+        </w:rPr>
+        <w:t xml:space="preserve">. The manual-validation sample and review instructions are in</w:t>
+      </w:r>
+      <w:r>
+        <w:rPr>
+          <w:lang w:val="en-US"/>
+        </w:rPr>
+        <w:t xml:space="preserve"> </w:t>
+      </w:r>
+      <w:r>
+        <w:rPr>
+          <w:rStyle w:val="VerbatimChar"/>
+          <w:lang w:val="en-US"/>
+        </w:rPr>
+        <w:t xml:space="preserve">data/validation/validation_sample.csv</w:t>
+      </w:r>
+      <w:r>
+        <w:rPr>
+          <w:lang w:val="en-US"/>
+        </w:rPr>
+        <w:t xml:space="preserve"> </w:t>
+      </w:r>
+      <w:r>
+        <w:rPr>
+          <w:lang w:val="en-US"/>
+        </w:rPr>
+        <w:t xml:space="preserve">and</w:t>
+      </w:r>
+      <w:r>
+        <w:rPr>
+          <w:lang w:val="en-US"/>
+        </w:rPr>
+        <w:t xml:space="preserve"> </w:t>
+      </w:r>
+      <w:r>
+        <w:rPr>
+          <w:rStyle w:val="VerbatimChar"/>
+          <w:lang w:val="en-US"/>
+        </w:rPr>
+        <w:t xml:space="preserve">docs/validation/validation_protocol.md</w:t>
+      </w:r>
+      <w:r>
+        <w:rPr>
+          <w:lang w:val="en-US"/>
+        </w:rPr>
+        <w:t xml:space="preserve">; manual annotation is a separate step. Run automated tests with</w:t>
+      </w:r>
+      <w:r>
+        <w:rPr>
+          <w:lang w:val="en-US"/>
+        </w:rPr>
+        <w:t xml:space="preserve"> </w:t>
+      </w:r>
+      <w:r>
+        <w:rPr>
+          <w:rStyle w:val="VerbatimChar"/>
+          <w:lang w:val="en-US"/>
+        </w:rPr>
+        <w:t xml:space="preserve">uv run pytest tests/pytests -q</w:t>
+      </w:r>
+      <w:r>
+        <w:rPr>
+          <w:lang w:val="en-US"/>
+        </w:rPr>
+        <w:t xml:space="preserve">. Build the report preview with</w:t>
+      </w:r>
+      <w:r>
+        <w:rPr>
+          <w:lang w:val="en-US"/>
+        </w:rPr>
+        <w:t xml:space="preserve"> </w:t>
+      </w:r>
+      <w:r>
+        <w:rPr>
+          <w:rStyle w:val="VerbatimChar"/>
+          <w:lang w:val="en-US"/>
+        </w:rPr>
+        <w:t xml:space="preserve">uv run python bin/build_report.py --format html --cached-only</w:t>
+      </w:r>
+      <w:r>
+        <w:rPr>
+          <w:lang w:val="en-US"/>
+        </w:rPr>
+        <w:t xml:space="preserve"> </w:t>
+      </w:r>
+      <w:r>
+        <w:rPr>
+          <w:lang w:val="en-US"/>
+        </w:rPr>
+        <w:t xml:space="preserve">when Pandoc and committed diagram renders are available. A complete Sprint 2 results-generation command and its results directory have not yet been supplied.</w:t>
+      </w:r>
+    </w:p>
+    <w:p>
+      <w:pPr>
+        <w:pStyle w:val="Heading1"/>
+      </w:pPr>
+      <w:bookmarkStart w:id="102" w:name="_934f4ad26cdd25f289cd535ca29ed0602974207"/>
+      <w:r>
+        <w:rPr>
+          <w:lang w:val="en-US"/>
+        </w:rPr>
+        <w:t xml:space="preserve">Evaluation and Validation</w:t>
+      </w:r>
+      <w:bookmarkEnd w:id="102"/>
+    </w:p>
+    <w:p>
+      <w:pPr>
+        <w:pStyle w:val="Heading2"/>
+      </w:pPr>
+      <w:bookmarkStart w:id="103" w:name="_e5437bceabf201c1c70b9b80a0f3cbf27a565f2"/>
+      <w:r>
+        <w:rPr>
+          <w:lang w:val="en-US"/>
+        </w:rPr>
+        <w:t xml:space="preserve">Evaluation Objectives</w:t>
+      </w:r>
+      <w:bookmarkEnd w:id="103"/>
+    </w:p>
+    <w:p>
+      <w:pPr>
+        <w:pStyle w:val="FirstParagraph"/>
+      </w:pPr>
+      <w:r>
+        <w:rPr>
+          <w:lang w:val="en-US"/>
+        </w:rPr>
+        <w:t xml:space="preserve">Evaluation separates three questions: whether extraction preserves the intended inputs, whether relatedness and direction are supported, and whether scanner findings correspond to the operational rule definitions. A correct count on an incorrectly ordered pair is not a valid introduction finding. A plausible relationship does not establish that a rule accurately captures the intended behavior. The not-yet-completed population analysis and manual-review work remain distinct from the implemented test suite and illustrative local runs.</w:t>
+      </w:r>
+    </w:p>
+    <w:p>
+      <w:pPr>
+        <w:pStyle w:val="Heading2"/>
+      </w:pPr>
+      <w:bookmarkStart w:id="104" w:name="_8b2a949020bb205facf9bdba4aa18e737cedaeb"/>
+      <w:r>
+        <w:rPr>
+          <w:lang w:val="en-US"/>
+        </w:rPr>
+        <w:t xml:space="preserve">Independent Database Reconstruction</w:t>
+      </w:r>
+      <w:bookmarkEnd w:id="104"/>
+    </w:p>
+    <w:p>
+      <w:pPr>
+        <w:pStyle w:val="FirstParagraph"/>
+      </w:pPr>
+      <w:r>
+        <w:rPr>
+          <w:lang w:val="en-US"/>
+        </w:rPr>
+        <w:t xml:space="preserve">Team members independently downloaded</w:t>
+      </w:r>
+      <w:r>
+        <w:rPr>
+          <w:lang w:val="en-US"/>
+        </w:rPr>
+        <w:t xml:space="preserve"> </w:t>
+      </w:r>
+      <w:r>
+        <w:rPr>
+          <w:rStyle w:val="VerbatimChar"/>
+          <w:lang w:val="en-US"/>
+        </w:rPr>
+        <w:t xml:space="preserve">agent_skills_release.db</w:t>
+      </w:r>
+      <w:r>
+        <w:rPr>
+          <w:lang w:val="en-US"/>
+        </w:rPr>
+        <w:t xml:space="preserve"> </w:t>
+      </w:r>
+      <w:r>
+        <w:rPr>
+          <w:lang w:val="en-US"/>
+        </w:rPr>
+        <w:t xml:space="preserve">and executed the project SQL queries on their own machines. The team reports that these independent runs accurately reproduced the results. This is a completed cross-machine reproducibility check of the data-preparation workflow, separate from automated scanner tests and the planned manual validation of lineage and security findings.</w:t>
       </w:r>
     </w:p>
     <w:p>
@@ -13644,7 +14959,31 @@
         <w:rPr>
           <w:lang w:val="en-US"/>
         </w:rPr>
-        <w:t xml:space="preserve">After completing the database preparation documented in</w:t>
+        <w:t xml:space="preserve">This observation supports repeatability in the tested setups. The available team account does not specify a per-field comparison protocol, so it is not presented as a documented exhaustive comparison of every artifact-to-ID mapping. A reproducibility record should preserve the dataset checksum, query revision, DuckDB version, and compared outputs alongside this observation.</w:t>
+      </w:r>
+    </w:p>
+    <w:p>
+      <w:pPr>
+        <w:pStyle w:val="Heading2"/>
+      </w:pPr>
+      <w:bookmarkStart w:id="105" w:name="_58d62995d23ed58d1a1bf71c13d6de26dea566a"/>
+      <w:r>
+        <w:rPr>
+          <w:lang w:val="en-US"/>
+        </w:rPr>
+        <w:t xml:space="preserve">Automated Tests</w:t>
+      </w:r>
+      <w:bookmarkEnd w:id="105"/>
+    </w:p>
+    <w:p>
+      <w:pPr>
+        <w:pStyle w:val="FirstParagraph"/>
+      </w:pPr>
+      <w:r>
+        <w:rPr>
+          <w:lang w:val="en-US"/>
+        </w:rPr>
+        <w:t xml:space="preserve">The shared runner</w:t>
       </w:r>
       <w:r>
         <w:rPr>
@@ -13657,13 +14996,19 @@
           <w:rStyle w:val="VerbatimChar"/>
           <w:lang w:val="en-US"/>
         </w:rPr>
-        <w:t xml:space="preserve">data/README.md</w:t>
-      </w:r>
-      <w:r>
-        <w:rPr>
-          <w:lang w:val="en-US"/>
-        </w:rPr>
-        <w:t xml:space="preserve">, install dependencies with</w:t>
+        <w:t xml:space="preserve">tests/pytests/test_sample_skills.py</w:t>
+      </w:r>
+      <w:r>
+        <w:rPr>
+          <w:lang w:val="en-US"/>
+        </w:rPr>
+        <w:t xml:space="preserve"> </w:t>
+      </w:r>
+      <w:r>
+        <w:rPr>
+          <w:lang w:val="en-US"/>
+        </w:rPr>
+        <w:t xml:space="preserve">discovers JSON expectations under</w:t>
       </w:r>
       <w:r>
         <w:rPr>
@@ -13676,19 +15021,13 @@
           <w:rStyle w:val="VerbatimChar"/>
           <w:lang w:val="en-US"/>
         </w:rPr>
-        <w:t xml:space="preserve">uv sync</w:t>
-      </w:r>
-      <w:r>
-        <w:rPr>
-          <w:lang w:val="en-US"/>
-        </w:rPr>
-        <w:t xml:space="preserve"> </w:t>
-      </w:r>
-      <w:r>
-        <w:rPr>
-          <w:lang w:val="en-US"/>
-        </w:rPr>
-        <w:t xml:space="preserve">and use</w:t>
+        <w:t xml:space="preserve">tests/pytests/test_configs</w:t>
+      </w:r>
+      <w:r>
+        <w:rPr>
+          <w:lang w:val="en-US"/>
+        </w:rPr>
+        <w:t xml:space="preserve">, loads matching base and derived</w:t>
       </w:r>
       <w:r>
         <w:rPr>
@@ -13701,13 +15040,19 @@
           <w:rStyle w:val="VerbatimChar"/>
           <w:lang w:val="en-US"/>
         </w:rPr>
-        <w:t xml:space="preserve">uv run python -m gitskills.tools.analyze_family --help</w:t>
-      </w:r>
-      <w:r>
-        <w:rPr>
-          <w:lang w:val="en-US"/>
-        </w:rPr>
-        <w:t xml:space="preserve">,</w:t>
+        <w:t xml:space="preserve">SKILL.md</w:t>
+      </w:r>
+      <w:r>
+        <w:rPr>
+          <w:lang w:val="en-US"/>
+        </w:rPr>
+        <w:t xml:space="preserve"> </w:t>
+      </w:r>
+      <w:r>
+        <w:rPr>
+          <w:lang w:val="en-US"/>
+        </w:rPr>
+        <w:t xml:space="preserve">files, and invokes the</w:t>
       </w:r>
       <w:r>
         <w:rPr>
@@ -13720,13 +15065,30 @@
           <w:rStyle w:val="VerbatimChar"/>
           <w:lang w:val="en-US"/>
         </w:rPr>
-        <w:t xml:space="preserve">uv run python -m gitskills.tools.scan_diff --help</w:t>
-      </w:r>
-      <w:r>
-        <w:rPr>
-          <w:lang w:val="en-US"/>
-        </w:rPr>
-        <w:t xml:space="preserve">, and</w:t>
+        <w:t xml:space="preserve">scan_diff</w:t>
+      </w:r>
+      <w:r>
+        <w:rPr>
+          <w:lang w:val="en-US"/>
+        </w:rPr>
+        <w:t xml:space="preserve"> </w:t>
+      </w:r>
+      <w:r>
+        <w:rPr>
+          <w:lang w:val="en-US"/>
+        </w:rPr>
+        <w:t xml:space="preserve">entry point. It checks successful completion, introduced-category membership, total base/derived match counts and their delta, and the full nonzero rule-delta mapping. This tests the file-input, scanning, comparison, and JSON-output path together.</w:t>
+      </w:r>
+    </w:p>
+    <w:p>
+      <w:pPr>
+        <w:pStyle w:val="BodyText"/>
+      </w:pPr>
+      <w:r>
+        <w:rPr>
+          <w:lang w:val="en-US"/>
+        </w:rPr>
+        <w:t xml:space="preserve">A local verification on October 19, 2026, based on code revision</w:t>
       </w:r>
       <w:r>
         <w:rPr>
@@ -13739,38 +15101,154 @@
           <w:rStyle w:val="VerbatimChar"/>
           <w:lang w:val="en-US"/>
         </w:rPr>
-        <w:t xml:space="preserve">uv run python -m gitskills.tools.scan_family --help</w:t>
-      </w:r>
-      <w:r>
-        <w:rPr>
-          <w:lang w:val="en-US"/>
-        </w:rPr>
-        <w:t xml:space="preserve"> </w:t>
-      </w:r>
-      <w:r>
-        <w:rPr>
-          <w:lang w:val="en-US"/>
-        </w:rPr>
-        <w:t xml:space="preserve">for executable options. Family tools accept an exact name and</w:t>
-      </w:r>
-      <w:r>
-        <w:rPr>
-          <w:lang w:val="en-US"/>
-        </w:rPr>
-        <w:t xml:space="preserve"> </w:t>
-      </w:r>
+        <w:t xml:space="preserve">04efa93</w:t>
+      </w:r>
+      <w:r>
+        <w:rPr>
+          <w:lang w:val="en-US"/>
+        </w:rPr>
+        <w:t xml:space="preserve">, passed all 35 tests in the repository’s three pytest files using:</w:t>
+      </w:r>
+    </w:p>
+    <w:p>
+      <w:pPr>
+        <w:pStyle w:val="SourceCode"/>
+      </w:pPr>
       <w:r>
         <w:rPr>
           <w:rStyle w:val="VerbatimChar"/>
           <w:lang w:val="en-US"/>
         </w:rPr>
-        <w:t xml:space="preserve">--db PATH</w:t>
-      </w:r>
-      <w:r>
-        <w:rPr>
-          <w:lang w:val="en-US"/>
-        </w:rPr>
-        <w:t xml:space="preserve">;</w:t>
+        <w:t xml:space="preserve">uv run pytest tests/pytests -q -rs</w:t>
+      </w:r>
+    </w:p>
+    <w:p>
+      <w:pPr>
+        <w:pStyle w:val="FirstParagraph"/>
+      </w:pPr>
+      <w:r>
+        <w:rPr>
+          <w:lang w:val="en-US"/>
+        </w:rPr>
+        <w:t xml:space="preserve">The selection covers constructed scanner comparisons, extraction and Parquet behavior, and report-diagram generation. These tests establish expected software behavior on their fixtures, not scanner accuracy on GitSkills artifacts. Dedicated coverage of similarity boundaries, provenance conflicts, missing chronology, cycle avoidance, and incomplete sibling handling remains a validation need.</w:t>
+      </w:r>
+    </w:p>
+    <w:p>
+      <w:pPr>
+        <w:pStyle w:val="Heading2"/>
+      </w:pPr>
+      <w:bookmarkStart w:id="106" w:name="_a9ce36e1cfa66a363f663d6833c4981f251a8b8"/>
+      <w:r>
+        <w:rPr>
+          <w:lang w:val="en-US"/>
+        </w:rPr>
+        <w:t xml:space="preserve">Constructed Test Fixtures</w:t>
+      </w:r>
+      <w:bookmarkEnd w:id="106"/>
+    </w:p>
+    <w:p>
+      <w:pPr>
+        <w:pStyle w:val="FirstParagraph"/>
+      </w:pPr>
+      <w:r>
+        <w:rPr>
+          <w:lang w:val="en-US"/>
+        </w:rPr>
+        <w:t xml:space="preserve">Constructed cases isolate recognizable changes rather than reproduce the distribution of real-world artifacts. The configured cases cover command/network introductions, file-system/system-modification introductions, credential introduction, external-code introduction, an unchanged-capability control, frontmatter-only changes, and file-reading behavior. The frontmatter case checks that metadata does not create a behavioral finding; the control checks that expected unchanged behavior remains unchanged.</w:t>
+      </w:r>
+    </w:p>
+    <w:p>
+      <w:pPr>
+        <w:pStyle w:val="BodyText"/>
+      </w:pPr>
+      <w:r>
+        <w:rPr>
+          <w:lang w:val="en-US"/>
+        </w:rPr>
+        <w:t xml:space="preserve">Expected outputs are assertions about the current rules. Passing them demonstrates regression consistency, not independent proof that the rules capture every intended behavior. Additional fixtures should cover removal, equal counts with different instructions, overlapping patterns, formatting variants, and unrecognized syntax. Dataset-derived examples must be labeled separately from constructed fixtures.</w:t>
+      </w:r>
+    </w:p>
+    <w:p>
+      <w:pPr>
+        <w:pStyle w:val="Heading2"/>
+      </w:pPr>
+      <w:bookmarkStart w:id="107" w:name="_2ea7355d513f0b08e2d900704a5645de3f2514e"/>
+      <w:r>
+        <w:rPr>
+          <w:lang w:val="en-US"/>
+        </w:rPr>
+        <w:t xml:space="preserve">Sprint 1 Sample as a Tool-Validation Dataset</w:t>
+      </w:r>
+      <w:bookmarkEnd w:id="107"/>
+    </w:p>
+    <w:p>
+      <w:pPr>
+        <w:pStyle w:val="Heading3"/>
+      </w:pPr>
+      <w:bookmarkStart w:id="108" w:name="_44085de51bfafd080c72fe916b7a1107c4161b8"/>
+      <w:r>
+        <w:rPr>
+          <w:lang w:val="en-US"/>
+        </w:rPr>
+        <w:t xml:space="preserve">Purpose and Selection</w:t>
+      </w:r>
+      <w:bookmarkEnd w:id="108"/>
+    </w:p>
+    <w:p>
+      <w:pPr>
+        <w:pStyle w:val="FirstParagraph"/>
+      </w:pPr>
+      <w:r>
+        <w:rPr>
+          <w:lang w:val="en-US"/>
+        </w:rPr>
+        <w:t xml:space="preserve">Sprint 1 used 43 dataset artifacts across ten exact-name families to exercise the developing tools on real collected content. RDR-006 records why the team replaced an earlier roughly 1,400-row mixed selection with this compact purposeful sample: a manageable set could be inspected in context while preserving multiple artifacts per family. Screening sought package-installation variation, supported source-metadata fields, and variation in additional scanner rules. These heuristics selected informative cases; they did not establish lineage or scanner correctness.</w:t>
+      </w:r>
+    </w:p>
+    <w:p>
+      <w:pPr>
+        <w:pStyle w:val="BodyText"/>
+      </w:pPr>
+      <w:r>
+        <w:rPr>
+          <w:lang w:val="en-US"/>
+        </w:rPr>
+        <w:t xml:space="preserve">The sample complements the constructed fixtures. Fixtures isolate an expected behavior in a small controlled input; the Sprint 1 artifacts expose combinations of metadata, repeated content, missing evidence, and instruction text that occur in the collected dataset. The sample was not randomly drawn and does not support estimates of population-wide risk prevalence.</w:t>
+      </w:r>
+    </w:p>
+    <w:p>
+      <w:pPr>
+        <w:pStyle w:val="Heading3"/>
+      </w:pPr>
+      <w:bookmarkStart w:id="109" w:name="_0eb68bf04e92c0035789225498d78f1a2382672"/>
+      <w:r>
+        <w:rPr>
+          <w:lang w:val="en-US"/>
+        </w:rPr>
+        <w:t xml:space="preserve">Two Workflows Exercised Different Parts of the Tools</w:t>
+      </w:r>
+      <w:bookmarkEnd w:id="109"/>
+    </w:p>
+    <w:p>
+      <w:pPr>
+        <w:pStyle w:val="FirstParagraph"/>
+      </w:pPr>
+      <w:r>
+        <w:rPr>
+          <w:lang w:val="en-US"/>
+        </w:rPr>
+        <w:t xml:space="preserve">The family-analysis workflow loaded the selected exact-name families, constructed skill and bundle variants, measured similarity, and attempted direction inference. The ten saved family reports contained 17 selected directed comparisons. Equivalent and ambiguous relationships remained visible without being forced into the directional scan. Selected comparisons were manually inspected in Mergely to compare reported changes with the source text. This was targeted inspection, not independent annotation of every relationship.</w:t>
+      </w:r>
+    </w:p>
+    <w:p>
+      <w:pPr>
+        <w:pStyle w:val="BodyText"/>
+      </w:pPr>
+      <w:r>
+        <w:rPr>
+          <w:lang w:val="en-US"/>
+        </w:rPr>
+        <w:t xml:space="preserve">The extraction notebook used the same sample for a different integration task. It read</w:t>
       </w:r>
       <w:r>
         <w:rPr>
@@ -13783,68 +15261,19 @@
           <w:rStyle w:val="VerbatimChar"/>
           <w:lang w:val="en-US"/>
         </w:rPr>
-        <w:t xml:space="preserve">scan_diff</w:t>
-      </w:r>
-      <w:r>
-        <w:rPr>
-          <w:lang w:val="en-US"/>
-        </w:rPr>
-        <w:t xml:space="preserve"> </w:t>
-      </w:r>
-      <w:r>
-        <w:rPr>
-          <w:lang w:val="en-US"/>
-        </w:rPr>
-        <w:t xml:space="preserve">accepts the base and derived paths. An analysis report can be saved to</w:t>
-      </w:r>
-      <w:r>
-        <w:rPr>
-          <w:lang w:val="en-US"/>
-        </w:rPr>
-        <w:t xml:space="preserve"> </w:t>
-      </w:r>
-      <w:r>
-        <w:rPr>
-          <w:rStyle w:val="VerbatimChar"/>
-          <w:lang w:val="en-US"/>
-        </w:rPr>
-        <w:t xml:space="preserve">apps/skilltrace/reports</w:t>
-      </w:r>
-      <w:r>
-        <w:rPr>
-          <w:lang w:val="en-US"/>
-        </w:rPr>
-        <w:t xml:space="preserve"> </w:t>
-      </w:r>
-      <w:r>
-        <w:rPr>
-          <w:lang w:val="en-US"/>
-        </w:rPr>
-        <w:t xml:space="preserve">for SkillTrace. Scan reports must use a separate directory because their schema differs from the graph report schema.</w:t>
-      </w:r>
-    </w:p>
-    <w:p>
-      <w:pPr>
-        <w:pStyle w:val="Heading2"/>
-      </w:pPr>
-      <w:bookmarkStart w:id="87" w:name="_8742a61c21392d2e3ea5630da729c64f1d94845"/>
-      <w:r>
-        <w:rPr>
-          <w:lang w:val="en-US"/>
-        </w:rPr>
-        <w:t xml:space="preserve">Baselines and Test Fixtures</w:t>
-      </w:r>
-      <w:bookmarkEnd w:id="87"/>
-    </w:p>
-    <w:p>
-      <w:pPr>
-        <w:pStyle w:val="FirstParagraph"/>
-      </w:pPr>
-      <w:r>
-        <w:rPr>
-          <w:lang w:val="en-US"/>
-        </w:rPr>
-        <w:t xml:space="preserve">The earlier or source artifact serves as the within-relationship baseline for each derived artifact. This paired baseline supports a direct claim about whether a signal was detected in the derived artifact but not in its identified base; it is not a general-purpose prediction baseline.</w:t>
+        <w:t xml:space="preserve">sample_artifacts</w:t>
+      </w:r>
+      <w:r>
+        <w:rPr>
+          <w:lang w:val="en-US"/>
+        </w:rPr>
+        <w:t xml:space="preserve"> </w:t>
+      </w:r>
+      <w:r>
+        <w:rPr>
+          <w:lang w:val="en-US"/>
+        </w:rPr>
+        <w:t xml:space="preserve">in view order, grouped by name while preserving that order, and compared each occurrence with its immediately preceding occurrence in the group. With 43 rows across ten groups, this produces 43 minus 10, or 33 adjacent comparisons: the first row in each group has no preceding row. The notebook then scanned both file bodies, recorded positive rule deltas and complete comparison JSON, wrote Parquet, reloaded it, and generated summary figures.</w:t>
       </w:r>
     </w:p>
     <w:p>
@@ -13855,1061 +15284,21 @@
         <w:rPr>
           <w:lang w:val="en-US"/>
         </w:rPr>
-        <w:t xml:space="preserve">The implementation uses constructed base and derived pairs under</w:t>
-      </w:r>
-      <w:r>
-        <w:rPr>
-          <w:lang w:val="en-US"/>
-        </w:rPr>
-        <w:t xml:space="preserve"> </w:t>
-      </w:r>
-      <w:r>
-        <w:rPr>
-          <w:rStyle w:val="VerbatimChar"/>
-          <w:lang w:val="en-US"/>
-        </w:rPr>
-        <w:t xml:space="preserve">tests/sample_skills</w:t>
-      </w:r>
-      <w:r>
-        <w:rPr>
-          <w:lang w:val="en-US"/>
-        </w:rPr>
-        <w:t xml:space="preserve">, with expected outputs under</w:t>
-      </w:r>
-      <w:r>
-        <w:rPr>
-          <w:lang w:val="en-US"/>
-        </w:rPr>
-        <w:t xml:space="preserve"> </w:t>
-      </w:r>
-      <w:r>
-        <w:rPr>
-          <w:rStyle w:val="VerbatimChar"/>
-          <w:lang w:val="en-US"/>
-        </w:rPr>
-        <w:t xml:space="preserve">tests/pytests/test_configs</w:t>
-      </w:r>
-      <w:r>
-        <w:rPr>
-          <w:lang w:val="en-US"/>
-        </w:rPr>
-        <w:t xml:space="preserve">. The shared pytest runner checks introduced categories, total counts, and individual rule deltas. These fixtures establish expected behavior on selected inputs; they are not empirical population observations or a measurement of scanner precision and recall. Additional coverage of removals, unchanged counts with changed text, and difficult direction cases should be evaluated explicitly.</w:t>
-      </w:r>
-    </w:p>
-    <w:p>
-      <w:pPr>
-        <w:pStyle w:val="BodyText"/>
-      </w:pPr>
-      <w:r>
-        <w:rPr>
-          <w:lang w:val="en-US"/>
-        </w:rPr>
-        <w:t xml:space="preserve">[TODO: Define any additional baseline rule set, heuristic, comparison method, or ablation required by the final evaluation, and explain what question that baseline answers.]</w:t>
-      </w:r>
-    </w:p>
-    <w:p>
-      <w:pPr>
-        <w:pStyle w:val="Heading2"/>
-      </w:pPr>
-      <w:bookmarkStart w:id="88" w:name="_c63ece2209c02b95137a87eee23cced22a41542"/>
-      <w:r>
-        <w:rPr>
-          <w:lang w:val="en-US"/>
-        </w:rPr>
-        <w:t xml:space="preserve">Design Decisions</w:t>
-      </w:r>
-      <w:bookmarkEnd w:id="88"/>
+        <w:t xml:space="preserve">The 33 notebook pairs are ordering-based extraction comparisons, not the 17 edges selected by the family algorithm. Adjacency in the SQL view does not establish parentage. Their totals and positive-delta rates must therefore be reported separately, and notebook pairs must not be described as independently verified parent-child relationships.</w:t>
+      </w:r>
     </w:p>
     <w:p>
       <w:pPr>
         <w:pStyle w:val="Heading3"/>
       </w:pPr>
-      <w:bookmarkStart w:id="89" w:name="_7196f3221867d7dc2e393005f39048b0534ad2f"/>
-      <w:r>
-        <w:rPr>
-          <w:lang w:val="en-US"/>
-        </w:rPr>
-        <w:t xml:space="preserve">Ordered Comparisons Rather Than Isolated Artifacts</w:t>
-      </w:r>
-      <w:bookmarkEnd w:id="89"/>
-    </w:p>
-    <w:p>
-      <w:pPr>
-        <w:pStyle w:val="FirstParagraph"/>
-      </w:pPr>
-      <w:r>
-        <w:rPr>
-          <w:lang w:val="en-US"/>
-        </w:rPr>
-        <w:t xml:space="preserve">The research question concerns behavior newly introduced through modification or reuse. An ordered base-derived pair therefore provides a more direct unit of analysis than an isolated artifact.</w:t>
-      </w:r>
-    </w:p>
-    <w:p>
-      <w:pPr>
-        <w:pStyle w:val="Heading3"/>
-      </w:pPr>
-      <w:bookmarkStart w:id="90" w:name="_9c90bc69c14a1be2f4af4d6cec711add52b0215"/>
-      <w:r>
-        <w:rPr>
-          <w:lang w:val="en-US"/>
-        </w:rPr>
-        <w:t xml:space="preserve">Rule-Level and Category-Level Measurement</w:t>
-      </w:r>
-      <w:bookmarkEnd w:id="90"/>
-    </w:p>
-    <w:p>
-      <w:pPr>
-        <w:pStyle w:val="FirstParagraph"/>
-      </w:pPr>
-      <w:r>
-        <w:rPr>
-          <w:lang w:val="en-US"/>
-        </w:rPr>
-        <w:t xml:space="preserve">The method reports both levels because category-only comparisons can hide the introduction of a new rule inside an already-present category, while rule-only results may be too granular to summarize clearly.</w:t>
-      </w:r>
-    </w:p>
-    <w:p>
-      <w:pPr>
-        <w:pStyle w:val="Heading3"/>
-      </w:pPr>
-      <w:bookmarkStart w:id="91" w:name="_fc25fba6bc8e285ba8435402958d99d54d37fd7"/>
-      <w:r>
-        <w:rPr>
-          <w:lang w:val="en-US"/>
-        </w:rPr>
-        <w:t xml:space="preserve">One Rule Catalog per Comparison and Run</w:t>
-      </w:r>
-      <w:bookmarkEnd w:id="91"/>
-    </w:p>
-    <w:p>
-      <w:pPr>
-        <w:pStyle w:val="FirstParagraph"/>
-      </w:pPr>
-      <w:r>
-        <w:rPr>
-          <w:lang w:val="en-US"/>
-        </w:rPr>
-        <w:t xml:space="preserve">Scanning both sides with the same rule definitions prevents catalog changes from being mistaken for changes in artifact content. A run should identify those definitions by code revision or an explicit catalog version; after a rule change, affected analyses must be rerun before comparison with newer outputs.</w:t>
-      </w:r>
-    </w:p>
-    <w:p>
-      <w:pPr>
-        <w:pStyle w:val="Heading3"/>
-      </w:pPr>
-      <w:bookmarkStart w:id="92" w:name="_08b6096d9a9adfc73fbaf16fb10dfcee00e07b8"/>
-      <w:r>
-        <w:rPr>
-          <w:lang w:val="en-US"/>
-        </w:rPr>
-        <w:t xml:space="preserve">SHA-Based Caching Without Statistical Deduplication</w:t>
-      </w:r>
-      <w:bookmarkEnd w:id="92"/>
-    </w:p>
-    <w:p>
-      <w:pPr>
-        <w:pStyle w:val="FirstParagraph"/>
-      </w:pPr>
-      <w:r>
-        <w:rPr>
-          <w:lang w:val="en-US"/>
-        </w:rPr>
-        <w:t xml:space="preserve">Within a family analysis, scanning a skill SHA once avoids redundant computation while preserving the selected artifact relationships. The broader census design should retain artifact and relationship occurrences when reusing profiles, so a cache does not silently redefine the research population.</w:t>
-      </w:r>
-    </w:p>
-    <w:p>
-      <w:pPr>
-        <w:pStyle w:val="Heading3"/>
-      </w:pPr>
-      <w:bookmarkStart w:id="93" w:name="_3149ea9475ae45e84dfda7a16505cb345b8da7d"/>
-      <w:r>
-        <w:rPr>
-          <w:lang w:val="en-US"/>
-        </w:rPr>
-        <w:t xml:space="preserve">Census of Eligible Comparisons</w:t>
-      </w:r>
-      <w:bookmarkEnd w:id="93"/>
-    </w:p>
-    <w:p>
-      <w:pPr>
-        <w:pStyle w:val="FirstParagraph"/>
-      </w:pPr>
-      <w:r>
-        <w:rPr>
-          <w:lang w:val="en-US"/>
-        </w:rPr>
-        <w:t xml:space="preserve">The planned census will attempt to analyze every eligible comparison. Current family-level runs and development subsets support testing and exploration; they do not establish completion of the population-level run.</w:t>
-      </w:r>
-    </w:p>
-    <w:p>
-      <w:pPr>
-        <w:pStyle w:val="Heading3"/>
-      </w:pPr>
-      <w:bookmarkStart w:id="94" w:name="_a9de018b7af120b96954ea2fe51fbd29048e68d"/>
-      <w:r>
-        <w:rPr>
-          <w:lang w:val="en-US"/>
-        </w:rPr>
-        <w:t xml:space="preserve">Evidence Retention and Auditable Filtering</w:t>
-      </w:r>
-      <w:bookmarkEnd w:id="94"/>
-    </w:p>
-    <w:p>
-      <w:pPr>
-        <w:pStyle w:val="FirstParagraph"/>
-      </w:pPr>
-      <w:r>
-        <w:rPr>
-          <w:lang w:val="en-US"/>
-        </w:rPr>
-        <w:t xml:space="preserve">The family tools retain relationship bases, direction evidence, rule findings, and incomplete sibling coverage. The broader population pipeline also needs auditable eligibility and exclusion records; those records must be verified before claiming complete population accounting.</w:t>
-      </w:r>
-    </w:p>
-    <w:p>
-      <w:pPr>
-        <w:pStyle w:val="Heading3"/>
-      </w:pPr>
-      <w:bookmarkStart w:id="95" w:name="_bbd27e09f506fc576119ec1aa9fde4a340179f7"/>
-      <w:r>
-        <w:rPr>
-          <w:lang w:val="en-US"/>
-        </w:rPr>
-        <w:t xml:space="preserve">Static Analysis and Cautious Interpretation</w:t>
-      </w:r>
-      <w:bookmarkEnd w:id="95"/>
-    </w:p>
-    <w:p>
-      <w:pPr>
-        <w:pStyle w:val="FirstParagraph"/>
-      </w:pPr>
-      <w:r>
-        <w:rPr>
-          <w:lang w:val="en-US"/>
-        </w:rPr>
-        <w:t xml:space="preserve">The project does not execute untrusted artifact content. Detected introductions are reported as static risk signals. They do not, by themselves, prove malicious intent, vulnerability, exploitability, or real-world impact.</w:t>
-      </w:r>
-    </w:p>
-    <w:p>
-      <w:pPr>
-        <w:pStyle w:val="Heading2"/>
-      </w:pPr>
-      <w:bookmarkStart w:id="96" w:name="_e790f9f130298043d266812b6229928d77242b3"/>
-      <w:r>
-        <w:rPr>
-          <w:lang w:val="en-US"/>
-        </w:rPr>
-        <w:t xml:space="preserve">Generated Outputs</w:t>
-      </w:r>
-      <w:bookmarkEnd w:id="96"/>
-    </w:p>
-    <w:p>
-      <w:pPr>
-        <w:pStyle w:val="FirstParagraph"/>
-      </w:pPr>
-      <w:r>
-        <w:rPr>
-          <w:lang w:val="en-US"/>
-        </w:rPr>
-        <w:t xml:space="preserve">The broader study is expected to produce:</w:t>
-      </w:r>
-    </w:p>
-    <w:p>
-      <w:pPr>
-        <w:pStyle w:val="Compact"/>
-        <w:numPr>
-          <w:ilvl w:val="0"/>
-          <w:numId w:val="1018"/>
-        </w:numPr>
-      </w:pPr>
-      <w:r>
-        <w:rPr>
-          <w:lang w:val="en-US"/>
-        </w:rPr>
-        <w:t xml:space="preserve">an artifact table with traceability fields;</w:t>
-      </w:r>
-    </w:p>
-    <w:p>
-      <w:pPr>
-        <w:pStyle w:val="Compact"/>
-        <w:numPr>
-          <w:ilvl w:val="0"/>
-          <w:numId w:val="1018"/>
-        </w:numPr>
-      </w:pPr>
-      <w:r>
-        <w:rPr>
-          <w:lang w:val="en-US"/>
-        </w:rPr>
-        <w:t xml:space="preserve">a relationship table with ordering evidence and eligibility status;</w:t>
-      </w:r>
-    </w:p>
-    <w:p>
-      <w:pPr>
-        <w:pStyle w:val="Compact"/>
-        <w:numPr>
-          <w:ilvl w:val="0"/>
-          <w:numId w:val="1018"/>
-        </w:numPr>
-      </w:pPr>
-      <w:r>
-        <w:rPr>
-          <w:lang w:val="en-US"/>
-        </w:rPr>
-        <w:t xml:space="preserve">versioned scanner profiles;</w:t>
-      </w:r>
-    </w:p>
-    <w:p>
-      <w:pPr>
-        <w:pStyle w:val="Compact"/>
-        <w:numPr>
-          <w:ilvl w:val="0"/>
-          <w:numId w:val="1018"/>
-        </w:numPr>
-      </w:pPr>
-      <w:r>
-        <w:rPr>
-          <w:lang w:val="en-US"/>
-        </w:rPr>
-        <w:t xml:space="preserve">an ordered comparison table with introduced, removed, and retained signals;</w:t>
-      </w:r>
-    </w:p>
-    <w:p>
-      <w:pPr>
-        <w:pStyle w:val="Compact"/>
-        <w:numPr>
-          <w:ilvl w:val="0"/>
-          <w:numId w:val="1018"/>
-        </w:numPr>
-      </w:pPr>
-      <w:r>
-        <w:rPr>
-          <w:lang w:val="en-US"/>
-        </w:rPr>
-        <w:t xml:space="preserve">exclusion counts and reasons;</w:t>
-      </w:r>
-    </w:p>
-    <w:p>
-      <w:pPr>
-        <w:pStyle w:val="Compact"/>
-        <w:numPr>
-          <w:ilvl w:val="0"/>
-          <w:numId w:val="1018"/>
-        </w:numPr>
-      </w:pPr>
-      <w:r>
-        <w:rPr>
-          <w:lang w:val="en-US"/>
-        </w:rPr>
-        <w:t xml:space="preserve">aggregate summary tables;</w:t>
-      </w:r>
-    </w:p>
-    <w:p>
-      <w:pPr>
-        <w:pStyle w:val="Compact"/>
-        <w:numPr>
-          <w:ilvl w:val="0"/>
-          <w:numId w:val="1018"/>
-        </w:numPr>
-      </w:pPr>
-      <w:r>
-        <w:rPr>
-          <w:lang w:val="en-US"/>
-        </w:rPr>
-        <w:t xml:space="preserve">a seeded manual-validation sample;</w:t>
-      </w:r>
-    </w:p>
-    <w:p>
-      <w:pPr>
-        <w:pStyle w:val="Compact"/>
-        <w:numPr>
-          <w:ilvl w:val="0"/>
-          <w:numId w:val="1018"/>
-        </w:numPr>
-      </w:pPr>
-      <w:r>
-        <w:rPr>
-          <w:lang w:val="en-US"/>
-        </w:rPr>
-        <w:t xml:space="preserve">logs and run metadata; and</w:t>
-      </w:r>
-    </w:p>
-    <w:p>
-      <w:pPr>
-        <w:pStyle w:val="Compact"/>
-        <w:numPr>
-          <w:ilvl w:val="0"/>
-          <w:numId w:val="1018"/>
-        </w:numPr>
-      </w:pPr>
-      <w:r>
-        <w:rPr>
-          <w:lang w:val="en-US"/>
-        </w:rPr>
-        <w:t xml:space="preserve">report-ready tables and figures generated from structured results.</w:t>
-      </w:r>
-    </w:p>
-    <w:p>
-      <w:pPr>
-        <w:pStyle w:val="FirstParagraph"/>
-      </w:pPr>
-      <w:r>
-        <w:rPr>
-          <w:lang w:val="en-US"/>
-        </w:rPr>
-        <w:t xml:space="preserve">Currently implemented outputs include family-analysis JSON from</w:t>
-      </w:r>
-      <w:r>
-        <w:rPr>
-          <w:lang w:val="en-US"/>
-        </w:rPr>
-        <w:t xml:space="preserve"> </w:t>
-      </w:r>
-      <w:r>
-        <w:rPr>
-          <w:rStyle w:val="VerbatimChar"/>
-          <w:lang w:val="en-US"/>
-        </w:rPr>
-        <w:t xml:space="preserve">analyze_family</w:t>
-      </w:r>
-      <w:r>
-        <w:rPr>
-          <w:lang w:val="en-US"/>
-        </w:rPr>
-        <w:t xml:space="preserve">, paired comparison JSON from</w:t>
-      </w:r>
-      <w:r>
-        <w:rPr>
-          <w:lang w:val="en-US"/>
-        </w:rPr>
-        <w:t xml:space="preserve"> </w:t>
-      </w:r>
-      <w:r>
-        <w:rPr>
-          <w:rStyle w:val="VerbatimChar"/>
-          <w:lang w:val="en-US"/>
-        </w:rPr>
-        <w:t xml:space="preserve">scan_diff</w:t>
-      </w:r>
-      <w:r>
-        <w:rPr>
-          <w:lang w:val="en-US"/>
-        </w:rPr>
-        <w:t xml:space="preserve">, family review JSON from</w:t>
-      </w:r>
-      <w:r>
-        <w:rPr>
-          <w:lang w:val="en-US"/>
-        </w:rPr>
-        <w:t xml:space="preserve"> </w:t>
-      </w:r>
-      <w:r>
-        <w:rPr>
-          <w:rStyle w:val="VerbatimChar"/>
-          <w:lang w:val="en-US"/>
-        </w:rPr>
-        <w:t xml:space="preserve">scan_family</w:t>
-      </w:r>
-      <w:r>
-        <w:rPr>
-          <w:lang w:val="en-US"/>
-        </w:rPr>
-        <w:t xml:space="preserve">, and optional verbose evidence. These formats serve different purposes and are not interchangeable. A complete population comparison table, calibrated accuracy measures, and census summary figures remain deliverables to verify rather than completed results.</w:t>
-      </w:r>
-    </w:p>
-    <w:p>
-      <w:pPr>
-        <w:pStyle w:val="Heading2"/>
-      </w:pPr>
-      <w:bookmarkStart w:id="97" w:name="_reproducibility"/>
-      <w:r>
-        <w:rPr>
-          <w:lang w:val="en-US"/>
-        </w:rPr>
-        <w:t xml:space="preserve">Reproducibility</w:t>
-      </w:r>
-      <w:bookmarkEnd w:id="97"/>
-    </w:p>
-    <w:p>
-      <w:pPr>
-        <w:pStyle w:val="FirstParagraph"/>
-      </w:pPr>
-      <w:r>
-        <w:rPr>
-          <w:lang w:val="en-US"/>
-        </w:rPr>
-        <w:t xml:space="preserve">A reproducible run must identify:</w:t>
-      </w:r>
-    </w:p>
-    <w:p>
-      <w:pPr>
-        <w:pStyle w:val="Compact"/>
-        <w:numPr>
-          <w:ilvl w:val="0"/>
-          <w:numId w:val="1019"/>
-        </w:numPr>
-      </w:pPr>
-      <w:r>
-        <w:rPr>
-          <w:lang w:val="en-US"/>
-        </w:rPr>
-        <w:t xml:space="preserve">the dataset release or snapshot and integrity information;</w:t>
-      </w:r>
-    </w:p>
-    <w:p>
-      <w:pPr>
-        <w:pStyle w:val="Compact"/>
-        <w:numPr>
-          <w:ilvl w:val="0"/>
-          <w:numId w:val="1019"/>
-        </w:numPr>
-      </w:pPr>
-      <w:r>
-        <w:rPr>
-          <w:lang w:val="en-US"/>
-        </w:rPr>
-        <w:t xml:space="preserve">the required environment and dependency versions;</w:t>
-      </w:r>
-    </w:p>
-    <w:p>
-      <w:pPr>
-        <w:pStyle w:val="Compact"/>
-        <w:numPr>
-          <w:ilvl w:val="0"/>
-          <w:numId w:val="1019"/>
-        </w:numPr>
-      </w:pPr>
-      <w:r>
-        <w:rPr>
-          <w:lang w:val="en-US"/>
-        </w:rPr>
-        <w:t xml:space="preserve">configuration and command-line arguments;</w:t>
-      </w:r>
-    </w:p>
-    <w:p>
-      <w:pPr>
-        <w:pStyle w:val="Compact"/>
-        <w:numPr>
-          <w:ilvl w:val="0"/>
-          <w:numId w:val="1019"/>
-        </w:numPr>
-      </w:pPr>
-      <w:r>
-        <w:rPr>
-          <w:lang w:val="en-US"/>
-        </w:rPr>
-        <w:t xml:space="preserve">scanner and rule-catalog versions;</w:t>
-      </w:r>
-    </w:p>
-    <w:p>
-      <w:pPr>
-        <w:pStyle w:val="Compact"/>
-        <w:numPr>
-          <w:ilvl w:val="0"/>
-          <w:numId w:val="1019"/>
-        </w:numPr>
-      </w:pPr>
-      <w:r>
-        <w:rPr>
-          <w:lang w:val="en-US"/>
-        </w:rPr>
-        <w:t xml:space="preserve">random seeds used for validation sampling;</w:t>
-      </w:r>
-    </w:p>
-    <w:p>
-      <w:pPr>
-        <w:pStyle w:val="Compact"/>
-        <w:numPr>
-          <w:ilvl w:val="0"/>
-          <w:numId w:val="1019"/>
-        </w:numPr>
-      </w:pPr>
-      <w:r>
-        <w:rPr>
-          <w:lang w:val="en-US"/>
-        </w:rPr>
-        <w:t xml:space="preserve">executable commands for each pipeline stage and the complete pipeline;</w:t>
-      </w:r>
-    </w:p>
-    <w:p>
-      <w:pPr>
-        <w:pStyle w:val="Compact"/>
-        <w:numPr>
-          <w:ilvl w:val="0"/>
-          <w:numId w:val="1019"/>
-        </w:numPr>
-      </w:pPr>
-      <w:r>
-        <w:rPr>
-          <w:lang w:val="en-US"/>
-        </w:rPr>
-        <w:t xml:space="preserve">output locations and expected artifacts; and</w:t>
-      </w:r>
-    </w:p>
-    <w:p>
-      <w:pPr>
-        <w:pStyle w:val="Compact"/>
-        <w:numPr>
-          <w:ilvl w:val="0"/>
-          <w:numId w:val="1019"/>
-        </w:numPr>
-      </w:pPr>
-      <w:r>
-        <w:rPr>
-          <w:lang w:val="en-US"/>
-        </w:rPr>
-        <w:t xml:space="preserve">known platform, resource, or data-availability limitations.</w:t>
-      </w:r>
-    </w:p>
-    <w:p>
-      <w:pPr>
-        <w:pStyle w:val="FirstParagraph"/>
-      </w:pPr>
-      <w:r>
-        <w:rPr>
-          <w:lang w:val="en-US"/>
-        </w:rPr>
-        <w:t xml:space="preserve">[TODO: Add the final setup instructions and exact clean-environment execution command after the implementation is complete.]</w:t>
-      </w:r>
-    </w:p>
-    <w:p>
-      <w:pPr>
-        <w:pStyle w:val="Heading1"/>
-      </w:pPr>
-      <w:bookmarkStart w:id="98" w:name="_934f4ad26cdd25f289cd535ca29ed0602974207"/>
-      <w:r>
-        <w:rPr>
-          <w:lang w:val="en-US"/>
-        </w:rPr>
-        <w:t xml:space="preserve">Evaluation and Validation</w:t>
-      </w:r>
-      <w:bookmarkEnd w:id="98"/>
-    </w:p>
-    <w:p>
-      <w:pPr>
-        <w:pStyle w:val="Heading2"/>
-      </w:pPr>
-      <w:bookmarkStart w:id="99" w:name="_e5437bceabf201c1c70b9b80a0f3cbf27a565f2"/>
-      <w:r>
-        <w:rPr>
-          <w:lang w:val="en-US"/>
-        </w:rPr>
-        <w:t xml:space="preserve">Evaluation Objectives</w:t>
-      </w:r>
-      <w:bookmarkEnd w:id="99"/>
-    </w:p>
-    <w:p>
-      <w:pPr>
-        <w:pStyle w:val="FirstParagraph"/>
-      </w:pPr>
-      <w:r>
-        <w:rPr>
-          <w:lang w:val="en-US"/>
-        </w:rPr>
-        <w:t xml:space="preserve">Evaluation separates three questions: whether extraction preserves the intended inputs, whether relatedness and direction are supported, and whether scanner findings correspond to the operational rule definitions. A correct count on an incorrectly ordered pair is not a valid introduction finding. A plausible relationship does not establish that a rule accurately captures the intended behavior. The broader census and manual-review plans remain distinct from the implemented test suite and illustrative local runs.</w:t>
-      </w:r>
-    </w:p>
-    <w:p>
-      <w:pPr>
-        <w:pStyle w:val="Heading2"/>
-      </w:pPr>
-      <w:bookmarkStart w:id="100" w:name="_8b2a949020bb205facf9bdba4aa18e737cedaeb"/>
-      <w:r>
-        <w:rPr>
-          <w:lang w:val="en-US"/>
-        </w:rPr>
-        <w:t xml:space="preserve">Independent Database Reconstruction</w:t>
-      </w:r>
-      <w:bookmarkEnd w:id="100"/>
-    </w:p>
-    <w:p>
-      <w:pPr>
-        <w:pStyle w:val="FirstParagraph"/>
-      </w:pPr>
-      <w:r>
-        <w:rPr>
-          <w:lang w:val="en-US"/>
-        </w:rPr>
-        <w:t xml:space="preserve">Team members independently downloaded</w:t>
-      </w:r>
-      <w:r>
-        <w:rPr>
-          <w:lang w:val="en-US"/>
-        </w:rPr>
-        <w:t xml:space="preserve"> </w:t>
-      </w:r>
-      <w:r>
-        <w:rPr>
-          <w:rStyle w:val="VerbatimChar"/>
-          <w:lang w:val="en-US"/>
-        </w:rPr>
-        <w:t xml:space="preserve">agent_skills_release.db</w:t>
-      </w:r>
-      <w:r>
-        <w:rPr>
-          <w:lang w:val="en-US"/>
-        </w:rPr>
-        <w:t xml:space="preserve"> </w:t>
-      </w:r>
-      <w:r>
-        <w:rPr>
-          <w:lang w:val="en-US"/>
-        </w:rPr>
-        <w:t xml:space="preserve">and executed the project SQL queries on their own machines. The team reports that these independent runs accurately reproduced the results. This is a completed cross-machine reproducibility check of the data-preparation workflow, separate from automated scanner tests and the planned manual validation of lineage and security findings.</w:t>
-      </w:r>
-    </w:p>
-    <w:p>
-      <w:pPr>
-        <w:pStyle w:val="BodyText"/>
-      </w:pPr>
-      <w:r>
-        <w:rPr>
-          <w:lang w:val="en-US"/>
-        </w:rPr>
-        <w:t xml:space="preserve">This observation supports repeatability in the tested setups. The available team account does not specify a per-field comparison protocol, so it is not presented as a documented exhaustive comparison of every artifact-to-ID mapping. A reproducibility record should preserve the dataset checksum, query revision, DuckDB version, and compared outputs alongside this observation.</w:t>
-      </w:r>
-    </w:p>
-    <w:p>
-      <w:pPr>
-        <w:pStyle w:val="Heading2"/>
-      </w:pPr>
-      <w:bookmarkStart w:id="101" w:name="_58d62995d23ed58d1a1bf71c13d6de26dea566a"/>
-      <w:r>
-        <w:rPr>
-          <w:lang w:val="en-US"/>
-        </w:rPr>
-        <w:t xml:space="preserve">Automated Tests</w:t>
-      </w:r>
-      <w:bookmarkEnd w:id="101"/>
-    </w:p>
-    <w:p>
-      <w:pPr>
-        <w:pStyle w:val="FirstParagraph"/>
-      </w:pPr>
-      <w:r>
-        <w:rPr>
-          <w:lang w:val="en-US"/>
-        </w:rPr>
-        <w:t xml:space="preserve">The shared runner</w:t>
-      </w:r>
-      <w:r>
-        <w:rPr>
-          <w:lang w:val="en-US"/>
-        </w:rPr>
-        <w:t xml:space="preserve"> </w:t>
-      </w:r>
-      <w:r>
-        <w:rPr>
-          <w:rStyle w:val="VerbatimChar"/>
-          <w:lang w:val="en-US"/>
-        </w:rPr>
-        <w:t xml:space="preserve">tests/pytests/test_sample_skills.py</w:t>
-      </w:r>
-      <w:r>
-        <w:rPr>
-          <w:lang w:val="en-US"/>
-        </w:rPr>
-        <w:t xml:space="preserve"> </w:t>
-      </w:r>
-      <w:r>
-        <w:rPr>
-          <w:lang w:val="en-US"/>
-        </w:rPr>
-        <w:t xml:space="preserve">discovers JSON expectations under</w:t>
-      </w:r>
-      <w:r>
-        <w:rPr>
-          <w:lang w:val="en-US"/>
-        </w:rPr>
-        <w:t xml:space="preserve"> </w:t>
-      </w:r>
-      <w:r>
-        <w:rPr>
-          <w:rStyle w:val="VerbatimChar"/>
-          <w:lang w:val="en-US"/>
-        </w:rPr>
-        <w:t xml:space="preserve">tests/pytests/test_configs</w:t>
-      </w:r>
-      <w:r>
-        <w:rPr>
-          <w:lang w:val="en-US"/>
-        </w:rPr>
-        <w:t xml:space="preserve">, loads matching base and derived</w:t>
-      </w:r>
-      <w:r>
-        <w:rPr>
-          <w:lang w:val="en-US"/>
-        </w:rPr>
-        <w:t xml:space="preserve"> </w:t>
-      </w:r>
-      <w:r>
-        <w:rPr>
-          <w:rStyle w:val="VerbatimChar"/>
-          <w:lang w:val="en-US"/>
-        </w:rPr>
-        <w:t xml:space="preserve">SKILL.md</w:t>
-      </w:r>
-      <w:r>
-        <w:rPr>
-          <w:lang w:val="en-US"/>
-        </w:rPr>
-        <w:t xml:space="preserve"> </w:t>
-      </w:r>
-      <w:r>
-        <w:rPr>
-          <w:lang w:val="en-US"/>
-        </w:rPr>
-        <w:t xml:space="preserve">files, and invokes the</w:t>
-      </w:r>
-      <w:r>
-        <w:rPr>
-          <w:lang w:val="en-US"/>
-        </w:rPr>
-        <w:t xml:space="preserve"> </w:t>
-      </w:r>
-      <w:r>
-        <w:rPr>
-          <w:rStyle w:val="VerbatimChar"/>
-          <w:lang w:val="en-US"/>
-        </w:rPr>
-        <w:t xml:space="preserve">scan_diff</w:t>
-      </w:r>
-      <w:r>
-        <w:rPr>
-          <w:lang w:val="en-US"/>
-        </w:rPr>
-        <w:t xml:space="preserve"> </w:t>
-      </w:r>
-      <w:r>
-        <w:rPr>
-          <w:lang w:val="en-US"/>
-        </w:rPr>
-        <w:t xml:space="preserve">entry point. It checks successful completion, introduced-category membership, total base/derived match counts and their delta, and the full nonzero rule-delta mapping. This tests the file-input, scanning, comparison, and JSON-output path together.</w:t>
-      </w:r>
-    </w:p>
-    <w:p>
-      <w:pPr>
-        <w:pStyle w:val="BodyText"/>
-      </w:pPr>
-      <w:r>
-        <w:rPr>
-          <w:lang w:val="en-US"/>
-        </w:rPr>
-        <w:t xml:space="preserve">A local verification at code revision</w:t>
-      </w:r>
-      <w:r>
-        <w:rPr>
-          <w:lang w:val="en-US"/>
-        </w:rPr>
-        <w:t xml:space="preserve"> </w:t>
-      </w:r>
-      <w:r>
-        <w:rPr>
-          <w:rStyle w:val="VerbatimChar"/>
-          <w:lang w:val="en-US"/>
-        </w:rPr>
-        <w:t xml:space="preserve">f2b4c7d</w:t>
-      </w:r>
-      <w:r>
-        <w:rPr>
-          <w:lang w:val="en-US"/>
-        </w:rPr>
-        <w:t xml:space="preserve"> </w:t>
-      </w:r>
-      <w:r>
-        <w:rPr>
-          <w:lang w:val="en-US"/>
-        </w:rPr>
-        <w:t xml:space="preserve">on October 15, 2026 passed all seven configured sample cases using:</w:t>
-      </w:r>
-    </w:p>
-    <w:p>
-      <w:pPr>
-        <w:pStyle w:val="SourceCode"/>
-      </w:pPr>
-      <w:r>
-        <w:rPr>
-          <w:rStyle w:val="VerbatimChar"/>
-          <w:lang w:val="en-US"/>
-        </w:rPr>
-        <w:t xml:space="preserve">uv run pytest tests/pytests/test_sample_skills.py -q</w:t>
-      </w:r>
-    </w:p>
-    <w:p>
-      <w:pPr>
-        <w:pStyle w:val="FirstParagraph"/>
-      </w:pPr>
-      <w:r>
-        <w:rPr>
-          <w:lang w:val="en-US"/>
-        </w:rPr>
-        <w:t xml:space="preserve">This result describes that test selection, not a claim that all project tests passed or that the scanner achieves a population-level accuracy target. Systematic tests for similarity boundaries, provenance conflicts, missing chronology, cycle avoidance, and incomplete sibling coverage are additional validation needs.</w:t>
-      </w:r>
-    </w:p>
-    <w:p>
-      <w:pPr>
-        <w:pStyle w:val="Heading2"/>
-      </w:pPr>
-      <w:bookmarkStart w:id="102" w:name="_a9ce36e1cfa66a363f663d6833c4981f251a8b8"/>
-      <w:r>
-        <w:rPr>
-          <w:lang w:val="en-US"/>
-        </w:rPr>
-        <w:t xml:space="preserve">Constructed Test Fixtures</w:t>
-      </w:r>
-      <w:bookmarkEnd w:id="102"/>
-    </w:p>
-    <w:p>
-      <w:pPr>
-        <w:pStyle w:val="FirstParagraph"/>
-      </w:pPr>
-      <w:r>
-        <w:rPr>
-          <w:lang w:val="en-US"/>
-        </w:rPr>
-        <w:t xml:space="preserve">Constructed cases isolate recognizable changes rather than reproduce the distribution of real-world artifacts. The configured cases cover command/network introductions, file-system/system-modification introductions, credential introduction, external-code introduction, an unchanged-capability control, frontmatter-only changes, and file-reading behavior. The frontmatter case checks that metadata does not create a behavioral finding; the control checks that expected unchanged behavior remains unchanged.</w:t>
-      </w:r>
-    </w:p>
-    <w:p>
-      <w:pPr>
-        <w:pStyle w:val="BodyText"/>
-      </w:pPr>
-      <w:r>
-        <w:rPr>
-          <w:lang w:val="en-US"/>
-        </w:rPr>
-        <w:t xml:space="preserve">Expected outputs are assertions about the current rules. Passing them demonstrates regression consistency, not independent proof that the rules capture every intended behavior. Additional fixtures should cover removal, equal counts with different instructions, overlapping patterns, formatting variants, and unrecognized syntax. Dataset-derived examples must be labeled separately from constructed fixtures.</w:t>
-      </w:r>
-    </w:p>
-    <w:p>
-      <w:pPr>
-        <w:pStyle w:val="Heading2"/>
-      </w:pPr>
-      <w:bookmarkStart w:id="103" w:name="_2ea7355d513f0b08e2d900704a5645de3f2514e"/>
-      <w:r>
-        <w:rPr>
-          <w:lang w:val="en-US"/>
-        </w:rPr>
-        <w:t xml:space="preserve">Sprint 1 Sample as a Tool-Validation Dataset</w:t>
-      </w:r>
-      <w:bookmarkEnd w:id="103"/>
-    </w:p>
-    <w:p>
-      <w:pPr>
-        <w:pStyle w:val="Heading3"/>
-      </w:pPr>
-      <w:bookmarkStart w:id="104" w:name="_44085de51bfafd080c72fe916b7a1107c4161b8"/>
-      <w:r>
-        <w:rPr>
-          <w:lang w:val="en-US"/>
-        </w:rPr>
-        <w:t xml:space="preserve">Purpose and Selection</w:t>
-      </w:r>
-      <w:bookmarkEnd w:id="104"/>
-    </w:p>
-    <w:p>
-      <w:pPr>
-        <w:pStyle w:val="FirstParagraph"/>
-      </w:pPr>
-      <w:r>
-        <w:rPr>
-          <w:lang w:val="en-US"/>
-        </w:rPr>
-        <w:t xml:space="preserve">Sprint 1 used 43 dataset artifacts across ten exact-name families to exercise the developing tools on real collected content. RDR-006 records why the team replaced an earlier roughly 1,400-row mixed selection with this compact purposeful sample: a manageable set could be inspected in context while preserving multiple artifacts per family. Screening sought package-installation variation, supported source-metadata fields, and variation in additional scanner rules. These heuristics selected informative cases; they did not establish lineage or scanner correctness.</w:t>
-      </w:r>
-    </w:p>
-    <w:p>
-      <w:pPr>
-        <w:pStyle w:val="BodyText"/>
-      </w:pPr>
-      <w:r>
-        <w:rPr>
-          <w:lang w:val="en-US"/>
-        </w:rPr>
-        <w:t xml:space="preserve">The sample complements the constructed fixtures. Fixtures isolate an expected behavior in a small controlled input; the Sprint 1 artifacts expose combinations of metadata, repeated content, missing evidence, and instruction text that occur in the collected dataset. The sample was not randomly drawn and does not support estimates of population-wide risk prevalence.</w:t>
-      </w:r>
-    </w:p>
-    <w:p>
-      <w:pPr>
-        <w:pStyle w:val="Heading3"/>
-      </w:pPr>
-      <w:bookmarkStart w:id="105" w:name="_0eb68bf04e92c0035789225498d78f1a2382672"/>
-      <w:r>
-        <w:rPr>
-          <w:lang w:val="en-US"/>
-        </w:rPr>
-        <w:t xml:space="preserve">Two Workflows Exercised Different Parts of the Tools</w:t>
-      </w:r>
-      <w:bookmarkEnd w:id="105"/>
-    </w:p>
-    <w:p>
-      <w:pPr>
-        <w:pStyle w:val="FirstParagraph"/>
-      </w:pPr>
-      <w:r>
-        <w:rPr>
-          <w:lang w:val="en-US"/>
-        </w:rPr>
-        <w:t xml:space="preserve">The family-analysis workflow loaded the selected exact-name families, constructed skill and bundle variants, measured similarity, and attempted direction inference. The ten saved family reports contained 17 selected directed comparisons. Equivalent and ambiguous relationships remained visible without being forced into the directional scan. Selected comparisons were manually inspected in Mergely to compare reported changes with the source text. This was targeted inspection, not independent annotation of every relationship.</w:t>
-      </w:r>
-    </w:p>
-    <w:p>
-      <w:pPr>
-        <w:pStyle w:val="BodyText"/>
-      </w:pPr>
-      <w:r>
-        <w:rPr>
-          <w:lang w:val="en-US"/>
-        </w:rPr>
-        <w:t xml:space="preserve">The extraction notebook used the same sample for a different integration task. It read</w:t>
-      </w:r>
-      <w:r>
-        <w:rPr>
-          <w:lang w:val="en-US"/>
-        </w:rPr>
-        <w:t xml:space="preserve"> </w:t>
-      </w:r>
-      <w:r>
-        <w:rPr>
-          <w:rStyle w:val="VerbatimChar"/>
-          <w:lang w:val="en-US"/>
-        </w:rPr>
-        <w:t xml:space="preserve">sample_artifacts</w:t>
-      </w:r>
-      <w:r>
-        <w:rPr>
-          <w:lang w:val="en-US"/>
-        </w:rPr>
-        <w:t xml:space="preserve"> </w:t>
-      </w:r>
-      <w:r>
-        <w:rPr>
-          <w:lang w:val="en-US"/>
-        </w:rPr>
-        <w:t xml:space="preserve">in view order, grouped by name while preserving that order, and compared each occurrence with its immediately preceding occurrence in the group. With 43 rows across ten groups, this produces 43 minus 10, or 33 adjacent comparisons: the first row in each group has no preceding row. The notebook then scanned both file bodies, recorded positive rule deltas and complete comparison JSON, wrote Parquet, reloaded it, and generated summary figures.</w:t>
-      </w:r>
-    </w:p>
-    <w:p>
-      <w:pPr>
-        <w:pStyle w:val="BodyText"/>
-      </w:pPr>
-      <w:r>
-        <w:rPr>
-          <w:lang w:val="en-US"/>
-        </w:rPr>
-        <w:t xml:space="preserve">The 33 notebook pairs are ordering-based extraction comparisons, not the 17 edges selected by the family algorithm. Adjacency in the SQL view does not establish parentage. Their totals and positive-delta rates must therefore be reported separately, and notebook pairs must not be described as independently verified parent-child relationships.</w:t>
-      </w:r>
-    </w:p>
-    <w:p>
-      <w:pPr>
-        <w:pStyle w:val="Heading3"/>
-      </w:pPr>
-      <w:bookmarkStart w:id="106" w:name="_75dbde24dff09325306b256c92c0385994f5c1d"/>
+      <w:bookmarkStart w:id="110" w:name="_75dbde24dff09325306b256c92c0385994f5c1d"/>
       <w:r>
         <w:rPr>
           <w:lang w:val="en-US"/>
         </w:rPr>
         <w:t xml:space="preserve">What the Sample Tested</w:t>
       </w:r>
-      <w:bookmarkEnd w:id="106"/>
+      <w:bookmarkEnd w:id="110"/>
     </w:p>
     <w:tbl>
       <w:tblPr>
@@ -15250,14 +15639,14 @@
       <w:pPr>
         <w:pStyle w:val="Heading3"/>
       </w:pPr>
-      <w:bookmarkStart w:id="107" w:name="_d2aa05dd9cbfeeb3be6a7d4a6205bbc43cb628a"/>
+      <w:bookmarkStart w:id="111" w:name="_d2aa05dd9cbfeeb3be6a7d4a6205bbc43cb628a"/>
       <w:r>
         <w:rPr>
           <w:lang w:val="en-US"/>
         </w:rPr>
         <w:t xml:space="preserve">Automated Support and Evidence Limits</w:t>
       </w:r>
-      <w:bookmarkEnd w:id="107"/>
+      <w:bookmarkEnd w:id="111"/>
     </w:p>
     <w:p>
       <w:pPr>
@@ -15317,14 +15706,14 @@
       <w:pPr>
         <w:pStyle w:val="Heading2"/>
       </w:pPr>
-      <w:bookmarkStart w:id="108" w:name="_01917d8dcf05ca474eac9dfdaf36fc980adea21"/>
-      <w:r>
-        <w:rPr>
-          <w:lang w:val="en-US"/>
-        </w:rPr>
-        <w:t xml:space="preserve">Manual Validation Sample</w:t>
-      </w:r>
-      <w:bookmarkEnd w:id="108"/>
+      <w:bookmarkStart w:id="112" w:name="_9f0d8ac66212a011f59347416d0a31f2a76f808"/>
+      <w:r>
+        <w:rPr>
+          <w:lang w:val="en-US"/>
+        </w:rPr>
+        <w:t xml:space="preserve">Manual Validation Sample and Protocol</w:t>
+      </w:r>
+      <w:bookmarkEnd w:id="112"/>
     </w:p>
     <w:p>
       <w:pPr>
@@ -15334,21 +15723,334 @@
         <w:rPr>
           <w:lang w:val="en-US"/>
         </w:rPr>
-        <w:t xml:space="preserve">The planned broader review comprises at least 100 eligible comparisons, divided initially between at least 50 with a reported rule/category introduction and at least 50 without one, as described in Dataset and Data Preparation. This review has not been established as completed. Before selection, the team must freeze the run, define relationship/category strata, record a random seed, and document allocation and replacement when a stratum is too small. Count increases within existing rules should be identified separately from introductions when constructing these strata.</w:t>
+        <w:t xml:space="preserve">The protocol and frozen sample are available in</w:t>
+      </w:r>
+      <w:r>
+        <w:rPr>
+          <w:lang w:val="en-US"/>
+        </w:rPr>
+        <w:t xml:space="preserve"> </w:t>
+      </w:r>
+      <w:hyperlink r:id="rId58">
+        <w:r>
+          <w:rPr>
+            <w:rStyle w:val="VerbatimChar"/>
+            <w:lang w:val="en-US"/>
+          </w:rPr>
+          <w:t xml:space="preserve">docs/validation/validation_protocol.md</w:t>
+        </w:r>
+      </w:hyperlink>
+      <w:r>
+        <w:rPr>
+          <w:lang w:val="en-US"/>
+        </w:rPr>
+        <w:t xml:space="preserve"> </w:t>
+      </w:r>
+      <w:r>
+        <w:rPr>
+          <w:lang w:val="en-US"/>
+        </w:rPr>
+        <w:t xml:space="preserve">and</w:t>
+      </w:r>
+      <w:r>
+        <w:rPr>
+          <w:lang w:val="en-US"/>
+        </w:rPr>
+        <w:t xml:space="preserve"> </w:t>
+      </w:r>
+      <w:hyperlink r:id="rId59">
+        <w:r>
+          <w:rPr>
+            <w:rStyle w:val="VerbatimChar"/>
+            <w:lang w:val="en-US"/>
+          </w:rPr>
+          <w:t xml:space="preserve">data/validation/validation_sample.csv</w:t>
+        </w:r>
+      </w:hyperlink>
+      <w:r>
+        <w:rPr>
+          <w:lang w:val="en-US"/>
+        </w:rPr>
+        <w:t xml:space="preserve">.</w:t>
+      </w:r>
+      <w:r>
+        <w:rPr>
+          <w:lang w:val="en-US"/>
+        </w:rPr>
+        <w:t xml:space="preserve"> </w:t>
+      </w:r>
+      <w:r>
+        <w:rPr>
+          <w:lang w:val="en-US"/>
+        </w:rPr>
+        <w:t xml:space="preserve">The sample contains 13 pair-level cases selected purposefully from the 43-artifact,</w:t>
+      </w:r>
+      <w:r>
+        <w:rPr>
+          <w:lang w:val="en-US"/>
+        </w:rPr>
+        <w:t xml:space="preserve"> </w:t>
+      </w:r>
+      <w:r>
+        <w:rPr>
+          <w:lang w:val="en-US"/>
+        </w:rPr>
+        <w:t xml:space="preserve">10-family Sprint 1 sample: five positive cases with a reported finding, four</w:t>
+      </w:r>
+      <w:r>
+        <w:rPr>
+          <w:lang w:val="en-US"/>
+        </w:rPr>
+        <w:t xml:space="preserve"> </w:t>
+      </w:r>
+      <w:r>
+        <w:rPr>
+          <w:lang w:val="en-US"/>
+        </w:rPr>
+        <w:t xml:space="preserve">negative cases (including one same-name pair for which no relationship was</w:t>
+      </w:r>
+      <w:r>
+        <w:rPr>
+          <w:lang w:val="en-US"/>
+        </w:rPr>
+        <w:t xml:space="preserve"> </w:t>
+      </w:r>
+      <w:r>
+        <w:rPr>
+          <w:lang w:val="en-US"/>
+        </w:rPr>
+        <w:t xml:space="preserve">emitted), and four ambiguous cases. The selection rules are fixed and</w:t>
+      </w:r>
+      <w:r>
+        <w:rPr>
+          <w:lang w:val="en-US"/>
+        </w:rPr>
+        <w:t xml:space="preserve"> </w:t>
+      </w:r>
+      <w:r>
+        <w:rPr>
+          <w:lang w:val="en-US"/>
+        </w:rPr>
+        <w:t xml:space="preserve">reproducible, but the sample is not random and is not intended to estimate</w:t>
+      </w:r>
+      <w:r>
+        <w:rPr>
+          <w:lang w:val="en-US"/>
+        </w:rPr>
+        <w:t xml:space="preserve"> </w:t>
+      </w:r>
+      <w:r>
+        <w:rPr>
+          <w:lang w:val="en-US"/>
+        </w:rPr>
+        <w:t xml:space="preserve">population prevalence or scanner accuracy.</w:t>
+      </w:r>
+    </w:p>
+    <w:p>
+      <w:pPr>
+        <w:pStyle w:val="BodyText"/>
+      </w:pPr>
+      <w:r>
+        <w:rPr>
+          <w:lang w:val="en-US"/>
+        </w:rPr>
+        <w:t xml:space="preserve">Two reviewer sets of fields are provided so reviewers can record independent</w:t>
+      </w:r>
+      <w:r>
+        <w:rPr>
+          <w:lang w:val="en-US"/>
+        </w:rPr>
+        <w:t xml:space="preserve"> </w:t>
+      </w:r>
+      <w:r>
+        <w:rPr>
+          <w:lang w:val="en-US"/>
+        </w:rPr>
+        <w:t xml:space="preserve">judgments. For each pair, reviewers inspect source identity and content, judge</w:t>
+      </w:r>
+      <w:r>
+        <w:rPr>
+          <w:lang w:val="en-US"/>
+        </w:rPr>
+        <w:t xml:space="preserve"> </w:t>
+      </w:r>
+      <w:r>
+        <w:rPr>
+          <w:lang w:val="en-US"/>
+        </w:rPr>
+        <w:t xml:space="preserve">relatedness (</w:t>
+      </w:r>
+      <w:r>
+        <w:rPr>
+          <w:rStyle w:val="VerbatimChar"/>
+          <w:lang w:val="en-US"/>
+        </w:rPr>
+        <w:t xml:space="preserve">related</w:t>
+      </w:r>
+      <w:r>
+        <w:rPr>
+          <w:lang w:val="en-US"/>
+        </w:rPr>
+        <w:t xml:space="preserve">,</w:t>
+      </w:r>
+      <w:r>
+        <w:rPr>
+          <w:lang w:val="en-US"/>
+        </w:rPr>
+        <w:t xml:space="preserve"> </w:t>
+      </w:r>
+      <w:r>
+        <w:rPr>
+          <w:rStyle w:val="VerbatimChar"/>
+          <w:lang w:val="en-US"/>
+        </w:rPr>
+        <w:t xml:space="preserve">not_related</w:t>
+      </w:r>
+      <w:r>
+        <w:rPr>
+          <w:lang w:val="en-US"/>
+        </w:rPr>
+        <w:t xml:space="preserve">, or</w:t>
+      </w:r>
+      <w:r>
+        <w:rPr>
+          <w:lang w:val="en-US"/>
+        </w:rPr>
+        <w:t xml:space="preserve"> </w:t>
+      </w:r>
+      <w:r>
+        <w:rPr>
+          <w:rStyle w:val="VerbatimChar"/>
+          <w:lang w:val="en-US"/>
+        </w:rPr>
+        <w:t xml:space="preserve">uncertain</w:t>
+      </w:r>
+      <w:r>
+        <w:rPr>
+          <w:lang w:val="en-US"/>
+        </w:rPr>
+        <w:t xml:space="preserve">), assess signal presence,</w:t>
+      </w:r>
+      <w:r>
+        <w:rPr>
+          <w:lang w:val="en-US"/>
+        </w:rPr>
+        <w:t xml:space="preserve"> </w:t>
+      </w:r>
+      <w:r>
+        <w:rPr>
+          <w:lang w:val="en-US"/>
+        </w:rPr>
+        <w:t xml:space="preserve">scanner correctness and change direction, and record per-rule false-positive,</w:t>
+      </w:r>
+      <w:r>
+        <w:rPr>
+          <w:lang w:val="en-US"/>
+        </w:rPr>
+        <w:t xml:space="preserve"> </w:t>
+      </w:r>
+      <w:r>
+        <w:rPr>
+          <w:lang w:val="en-US"/>
+        </w:rPr>
+        <w:t xml:space="preserve">false-negative, uncertain, or not-applicable judgments. They assess direction</w:t>
+      </w:r>
+      <w:r>
+        <w:rPr>
+          <w:lang w:val="en-US"/>
+        </w:rPr>
+        <w:t xml:space="preserve"> </w:t>
+      </w:r>
+      <w:r>
+        <w:rPr>
+          <w:lang w:val="en-US"/>
+        </w:rPr>
+        <w:t xml:space="preserve">separately from relatedness and scanner correctness. The protocol distinguishes</w:t>
+      </w:r>
+      <w:r>
+        <w:rPr>
+          <w:lang w:val="en-US"/>
+        </w:rPr>
+        <w:t xml:space="preserve"> </w:t>
+      </w:r>
+      <w:r>
+        <w:rPr>
+          <w:lang w:val="en-US"/>
+        </w:rPr>
+        <w:t xml:space="preserve">unscanned cases and incomplete sibling coverage from a negative finding.</w:t>
+      </w:r>
+    </w:p>
+    <w:p>
+      <w:pPr>
+        <w:pStyle w:val="BodyText"/>
+      </w:pPr>
+      <w:r>
+        <w:rPr>
+          <w:lang w:val="en-US"/>
+        </w:rPr>
+        <w:t xml:space="preserve">Uncertain cases remain uncertain rather than being forced into a binary label.</w:t>
+      </w:r>
+      <w:r>
+        <w:rPr>
+          <w:lang w:val="en-US"/>
+        </w:rPr>
+        <w:t xml:space="preserve"> </w:t>
+      </w:r>
+      <w:r>
+        <w:rPr>
+          <w:lang w:val="en-US"/>
+        </w:rPr>
+        <w:t xml:space="preserve">Both reviewers’ original judgments are preserved. The team can record whether</w:t>
+      </w:r>
+      <w:r>
+        <w:rPr>
+          <w:lang w:val="en-US"/>
+        </w:rPr>
+        <w:t xml:space="preserve"> </w:t>
+      </w:r>
+      <w:r>
+        <w:rPr>
+          <w:lang w:val="en-US"/>
+        </w:rPr>
+        <w:t xml:space="preserve">the outcome was agreed, resolved after discussion, or unresolved, with a</w:t>
+      </w:r>
+      <w:r>
+        <w:rPr>
+          <w:lang w:val="en-US"/>
+        </w:rPr>
+        <w:t xml:space="preserve"> </w:t>
+      </w:r>
+      <w:r>
+        <w:rPr>
+          <w:lang w:val="en-US"/>
+        </w:rPr>
+        <w:t xml:space="preserve">rationale in the adjudication fields. The CSV contains automated metadata and</w:t>
+      </w:r>
+      <w:r>
+        <w:rPr>
+          <w:lang w:val="en-US"/>
+        </w:rPr>
+        <w:t xml:space="preserve"> </w:t>
+      </w:r>
+      <w:r>
+        <w:rPr>
+          <w:lang w:val="en-US"/>
+        </w:rPr>
+        <w:t xml:space="preserve">blank annotation fields; it has not yet been filled with reviewer judgments.</w:t>
       </w:r>
     </w:p>
     <w:p>
       <w:pPr>
         <w:pStyle w:val="Heading2"/>
       </w:pPr>
-      <w:bookmarkStart w:id="109" w:name="_be6b9435564622fb9af305b77320a3446a56157"/>
-      <w:r>
-        <w:rPr>
-          <w:lang w:val="en-US"/>
-        </w:rPr>
-        <w:t xml:space="preserve">Annotation Protocol</w:t>
-      </w:r>
-      <w:bookmarkEnd w:id="109"/>
+      <w:bookmarkStart w:id="113" w:name="_cc661852ff5ef51495999ef9e1488189b2c7f41"/>
+      <w:r>
+        <w:rPr>
+          <w:lang w:val="en-US"/>
+        </w:rPr>
+        <w:t xml:space="preserve">Validation Measures and Current Status</w:t>
+      </w:r>
+      <w:bookmarkEnd w:id="113"/>
     </w:p>
     <w:p>
       <w:pPr>
@@ -15358,7 +16060,115 @@
         <w:rPr>
           <w:lang w:val="en-US"/>
         </w:rPr>
-        <w:t xml:space="preserve">The proposed protocol records two separate judgments per comparison. First, reviewers inspect candidate scope, similarity, provenance and chronology evidence, direction basis, and unresolved alternatives. Second, they inspect both file bodies and the relevant match locations, checking whether each reported rule and introduced category is supported. For sibling findings, reviewers also check which destination resources changed and whether either endpoint lacks required content.</w:t>
+        <w:t xml:space="preserve">Automated fixture tests check expected behavior for constructed inputs; passing</w:t>
+      </w:r>
+      <w:r>
+        <w:rPr>
+          <w:lang w:val="en-US"/>
+        </w:rPr>
+        <w:t xml:space="preserve"> </w:t>
+      </w:r>
+      <w:r>
+        <w:rPr>
+          <w:lang w:val="en-US"/>
+        </w:rPr>
+        <w:t xml:space="preserve">tests establish regression consistency for those inputs, not independent</w:t>
+      </w:r>
+      <w:r>
+        <w:rPr>
+          <w:lang w:val="en-US"/>
+        </w:rPr>
+        <w:t xml:space="preserve"> </w:t>
+      </w:r>
+      <w:r>
+        <w:rPr>
+          <w:lang w:val="en-US"/>
+        </w:rPr>
+        <w:t xml:space="preserve">scanner accuracy. Manual relationship support, direction agreement, scanner</w:t>
+      </w:r>
+      <w:r>
+        <w:rPr>
+          <w:lang w:val="en-US"/>
+        </w:rPr>
+        <w:t xml:space="preserve"> </w:t>
+      </w:r>
+      <w:r>
+        <w:rPr>
+          <w:lang w:val="en-US"/>
+        </w:rPr>
+        <w:t xml:space="preserve">correctness, false positives, false negatives, uncertain cases, and incomplete</w:t>
+      </w:r>
+      <w:r>
+        <w:rPr>
+          <w:lang w:val="en-US"/>
+        </w:rPr>
+        <w:t xml:space="preserve"> </w:t>
+      </w:r>
+      <w:r>
+        <w:rPr>
+          <w:lang w:val="en-US"/>
+        </w:rPr>
+        <w:t xml:space="preserve">coverage must be summarized separately after annotation. Precision requires</w:t>
+      </w:r>
+      <w:r>
+        <w:rPr>
+          <w:lang w:val="en-US"/>
+        </w:rPr>
+        <w:t xml:space="preserve"> </w:t>
+      </w:r>
+      <w:r>
+        <w:rPr>
+          <w:lang w:val="en-US"/>
+        </w:rPr>
+        <w:t xml:space="preserve">reviewed true and false positive detections. Recall also requires independently</w:t>
+      </w:r>
+      <w:r>
+        <w:rPr>
+          <w:lang w:val="en-US"/>
+        </w:rPr>
+        <w:t xml:space="preserve"> </w:t>
+      </w:r>
+      <w:r>
+        <w:rPr>
+          <w:lang w:val="en-US"/>
+        </w:rPr>
+        <w:t xml:space="preserve">identified missed in-scope behavior; a sample selected only from positive</w:t>
+      </w:r>
+      <w:r>
+        <w:rPr>
+          <w:lang w:val="en-US"/>
+        </w:rPr>
+        <w:t xml:space="preserve"> </w:t>
+      </w:r>
+      <w:r>
+        <w:rPr>
+          <w:lang w:val="en-US"/>
+        </w:rPr>
+        <w:t xml:space="preserve">findings cannot estimate it. Because this 13-case sample is purposeful, its</w:t>
+      </w:r>
+      <w:r>
+        <w:rPr>
+          <w:lang w:val="en-US"/>
+        </w:rPr>
+        <w:t xml:space="preserve"> </w:t>
+      </w:r>
+      <w:r>
+        <w:rPr>
+          <w:lang w:val="en-US"/>
+        </w:rPr>
+        <w:t xml:space="preserve">counts cannot be used as estimates of population prevalence or population-level</w:t>
+      </w:r>
+      <w:r>
+        <w:rPr>
+          <w:lang w:val="en-US"/>
+        </w:rPr>
+        <w:t xml:space="preserve"> </w:t>
+      </w:r>
+      <w:r>
+        <w:rPr>
+          <w:lang w:val="en-US"/>
+        </w:rPr>
+        <w:t xml:space="preserve">precision and recall.</w:t>
       </w:r>
     </w:p>
     <w:p>
@@ -15369,21 +16179,45 @@
         <w:rPr>
           <w:lang w:val="en-US"/>
         </w:rPr>
-        <w:t xml:space="preserve">Review records should distinguish supported findings, unsupported matches, missed in-scope patterns, uncertain direction, and incomplete inputs. Disagreements should retain both initial judgments and an adjudicated explanation. The number of reviewers, independence procedure, and final annotation form remain to be specified before claiming reviewer agreement.</w:t>
+        <w:t xml:space="preserve">No manual review counts, precision, recall, or reviewer-agreement statistic is</w:t>
+      </w:r>
+      <w:r>
+        <w:rPr>
+          <w:lang w:val="en-US"/>
+        </w:rPr>
+        <w:t xml:space="preserve"> </w:t>
+      </w:r>
+      <w:r>
+        <w:rPr>
+          <w:lang w:val="en-US"/>
+        </w:rPr>
+        <w:t xml:space="preserve">reported: the annotations have not been conducted. Story 6.3 is the follow-up</w:t>
+      </w:r>
+      <w:r>
+        <w:rPr>
+          <w:lang w:val="en-US"/>
+        </w:rPr>
+        <w:t xml:space="preserve"> </w:t>
+      </w:r>
+      <w:r>
+        <w:rPr>
+          <w:lang w:val="en-US"/>
+        </w:rPr>
+        <w:t xml:space="preserve">for applying this protocol and comparing human judgments with automated output.</w:t>
       </w:r>
     </w:p>
     <w:p>
       <w:pPr>
         <w:pStyle w:val="Heading2"/>
       </w:pPr>
-      <w:bookmarkStart w:id="110" w:name="_6e808e2addc78529dd8d79cae597abe79fa6ee0"/>
-      <w:r>
-        <w:rPr>
-          <w:lang w:val="en-US"/>
-        </w:rPr>
-        <w:t xml:space="preserve">Validation Measures</w:t>
-      </w:r>
-      <w:bookmarkEnd w:id="110"/>
+      <w:bookmarkStart w:id="114" w:name="_a553607607d8fcbd5036901c06ba5649dd5595d"/>
+      <w:r>
+        <w:rPr>
+          <w:lang w:val="en-US"/>
+        </w:rPr>
+        <w:t xml:space="preserve">Error Analysis</w:t>
+      </w:r>
+      <w:bookmarkEnd w:id="114"/>
     </w:p>
     <w:p>
       <w:pPr>
@@ -15393,56 +16227,105 @@
         <w:rPr>
           <w:lang w:val="en-US"/>
         </w:rPr>
-        <w:t xml:space="preserve">For independently reviewed findings, precision is supported positive findings divided by all reviewed positive findings under the operational labeling protocol. Recall requires an independently annotated set of actual in-scope positives, including missed findings; reviewing only scanner hits cannot estimate it. A balanced or stratified review sample does not directly estimate population prevalence without accounting for selection probabilities.</w:t>
-      </w:r>
-    </w:p>
-    <w:p>
-      <w:pPr>
-        <w:pStyle w:val="BodyText"/>
-      </w:pPr>
-      <w:r>
-        <w:rPr>
-          <w:lang w:val="en-US"/>
-        </w:rPr>
-        <w:t xml:space="preserve">Relationship support and direction agreement should be reported separately from scanner correctness. Ambiguous and incomplete cases require their own counts rather than automatic assignment as negatives. No numerical precision, recall, or reviewer-agreement result is claimed here before the corresponding annotations exist.</w:t>
+        <w:t xml:space="preserve">When reviews are completed, error analysis should distinguish candidate</w:t>
+      </w:r>
+      <w:r>
+        <w:rPr>
+          <w:lang w:val="en-US"/>
+        </w:rPr>
+        <w:t xml:space="preserve"> </w:t>
+      </w:r>
+      <w:r>
+        <w:rPr>
+          <w:lang w:val="en-US"/>
+        </w:rPr>
+        <w:t xml:space="preserve">generation and relatedness failures, source-resolution and ordering uncertainty,</w:t>
+      </w:r>
+      <w:r>
+        <w:rPr>
+          <w:lang w:val="en-US"/>
+        </w:rPr>
+        <w:t xml:space="preserve"> </w:t>
+      </w:r>
+      <w:r>
+        <w:rPr>
+          <w:lang w:val="en-US"/>
+        </w:rPr>
+        <w:t xml:space="preserve">missing content, incomplete sibling scans, syntax coverage gaps,</w:t>
+      </w:r>
+      <w:r>
+        <w:rPr>
+          <w:lang w:val="en-US"/>
+        </w:rPr>
+        <w:t xml:space="preserve"> </w:t>
+      </w:r>
+      <w:r>
+        <w:rPr>
+          <w:lang w:val="en-US"/>
+        </w:rPr>
+        <w:t xml:space="preserve">documentation-only matches, and formatting sensitivity. Fixes must be checked</w:t>
+      </w:r>
+      <w:r>
+        <w:rPr>
+          <w:lang w:val="en-US"/>
+        </w:rPr>
+        <w:t xml:space="preserve"> </w:t>
+      </w:r>
+      <w:r>
+        <w:rPr>
+          <w:lang w:val="en-US"/>
+        </w:rPr>
+        <w:t xml:space="preserve">against frozen regression cases and affected analyses rerun. Earlier Sprint 1</w:t>
+      </w:r>
+      <w:r>
+        <w:rPr>
+          <w:lang w:val="en-US"/>
+        </w:rPr>
+        <w:t xml:space="preserve"> </w:t>
+      </w:r>
+      <w:r>
+        <w:rPr>
+          <w:lang w:val="en-US"/>
+        </w:rPr>
+        <w:t xml:space="preserve">inspections motivated a line-ending correction; that historical observation</w:t>
+      </w:r>
+      <w:r>
+        <w:rPr>
+          <w:lang w:val="en-US"/>
+        </w:rPr>
+        <w:t xml:space="preserve"> </w:t>
+      </w:r>
+      <w:r>
+        <w:rPr>
+          <w:lang w:val="en-US"/>
+        </w:rPr>
+        <w:t xml:space="preserve">does not establish that all formatting or rule-coverage issues have been</w:t>
+      </w:r>
+      <w:r>
+        <w:rPr>
+          <w:lang w:val="en-US"/>
+        </w:rPr>
+        <w:t xml:space="preserve"> </w:t>
+      </w:r>
+      <w:r>
+        <w:rPr>
+          <w:lang w:val="en-US"/>
+        </w:rPr>
+        <w:t xml:space="preserve">resolved.</w:t>
       </w:r>
     </w:p>
     <w:p>
       <w:pPr>
         <w:pStyle w:val="Heading2"/>
       </w:pPr>
-      <w:bookmarkStart w:id="111" w:name="_a553607607d8fcbd5036901c06ba5649dd5595d"/>
-      <w:r>
-        <w:rPr>
-          <w:lang w:val="en-US"/>
-        </w:rPr>
-        <w:t xml:space="preserve">Error Analysis</w:t>
-      </w:r>
-      <w:bookmarkEnd w:id="111"/>
-    </w:p>
-    <w:p>
-      <w:pPr>
-        <w:pStyle w:val="FirstParagraph"/>
-      </w:pPr>
-      <w:r>
-        <w:rPr>
-          <w:lang w:val="en-US"/>
-        </w:rPr>
-        <w:t xml:space="preserve">Error analysis should distinguish candidate-generation failures, source-resolution failures, ordering uncertainty, missing content, syntax coverage gaps, documentation-only matches, and formatting sensitivity. Fixes must be checked against frozen regression cases and affected analyses rerun. The earlier Sprint 1 inspections motivated a line-ending correction; that historical observation does not establish that all formatting or rule-coverage issues have been resolved.</w:t>
-      </w:r>
-    </w:p>
-    <w:p>
-      <w:pPr>
-        <w:pStyle w:val="Heading2"/>
-      </w:pPr>
-      <w:bookmarkStart w:id="112" w:name="_9772b3e83047efab1f2cce4554cf5ccae6d2f61"/>
+      <w:bookmarkStart w:id="115" w:name="_9772b3e83047efab1f2cce4554cf5ccae6d2f61"/>
       <w:r>
         <w:rPr>
           <w:lang w:val="en-US"/>
         </w:rPr>
         <w:t xml:space="preserve">Risk-Signal Interpretation Disclaimer</w:t>
       </w:r>
-      <w:bookmarkEnd w:id="112"/>
+      <w:bookmarkEnd w:id="115"/>
     </w:p>
     <w:p>
       <w:pPr>
@@ -15482,7 +16365,7 @@
         <w:pStyle w:val="Compact"/>
         <w:numPr>
           <w:ilvl w:val="0"/>
-          <w:numId w:val="1020"/>
+          <w:numId w:val="1018"/>
         </w:numPr>
       </w:pPr>
       <w:r>
@@ -15497,7 +16380,7 @@
         <w:pStyle w:val="Compact"/>
         <w:numPr>
           <w:ilvl w:val="0"/>
-          <w:numId w:val="1020"/>
+          <w:numId w:val="1018"/>
         </w:numPr>
       </w:pPr>
       <w:r>
@@ -15512,7 +16395,7 @@
         <w:pStyle w:val="Compact"/>
         <w:numPr>
           <w:ilvl w:val="0"/>
-          <w:numId w:val="1020"/>
+          <w:numId w:val="1018"/>
         </w:numPr>
       </w:pPr>
       <w:r>
@@ -15527,7 +16410,7 @@
         <w:pStyle w:val="Compact"/>
         <w:numPr>
           <w:ilvl w:val="0"/>
-          <w:numId w:val="1020"/>
+          <w:numId w:val="1018"/>
         </w:numPr>
       </w:pPr>
       <w:r>
@@ -15542,7 +16425,7 @@
         <w:pStyle w:val="Compact"/>
         <w:numPr>
           <w:ilvl w:val="0"/>
-          <w:numId w:val="1020"/>
+          <w:numId w:val="1018"/>
         </w:numPr>
       </w:pPr>
       <w:r>
@@ -15557,7 +16440,7 @@
         <w:pStyle w:val="Compact"/>
         <w:numPr>
           <w:ilvl w:val="0"/>
-          <w:numId w:val="1020"/>
+          <w:numId w:val="1018"/>
         </w:numPr>
       </w:pPr>
       <w:r>
@@ -15572,7 +16455,7 @@
         <w:pStyle w:val="Compact"/>
         <w:numPr>
           <w:ilvl w:val="0"/>
-          <w:numId w:val="1020"/>
+          <w:numId w:val="1018"/>
         </w:numPr>
       </w:pPr>
       <w:r>
@@ -15723,14 +16606,14 @@
       <w:pPr>
         <w:pStyle w:val="Heading1"/>
       </w:pPr>
-      <w:bookmarkStart w:id="113" w:name="_results"/>
+      <w:bookmarkStart w:id="116" w:name="_results"/>
       <w:r>
         <w:rPr>
           <w:lang w:val="en-US"/>
         </w:rPr>
         <w:t xml:space="preserve">Results</w:t>
       </w:r>
-      <w:bookmarkEnd w:id="113"/>
+      <w:bookmarkEnd w:id="116"/>
     </w:p>
     <w:p>
       <w:pPr>
@@ -15740,21 +16623,161 @@
         <w:rPr>
           <w:lang w:val="en-US"/>
         </w:rPr>
-        <w:t xml:space="preserve">This section distinguishes saved Sprint 1 observations, a locally reproduced methodological example, and population-level results that remain to be produced. The worked example demonstrates tool behavior; it does not estimate prevalence or validate historical ancestry.</w:t>
+        <w:t xml:space="preserve">This section distinguishes completed Sprint 1 exploratory outputs from the Sprint 2 analysis and manual validation that remain to be completed. The Sprint 1 notebook outputs and worked family example demonstrate selected tool behavior; neither estimates population prevalence or validates historical ancestry.</w:t>
       </w:r>
     </w:p>
     <w:p>
       <w:pPr>
         <w:pStyle w:val="Heading2"/>
       </w:pPr>
-      <w:bookmarkStart w:id="114" w:name="_725209c9b112c0223362dc4f680d4318b77a334"/>
+      <w:bookmarkStart w:id="117" w:name="_e7dc1e5169a9d060eaa337b63b0e69b56dfc3c8"/>
+      <w:r>
+        <w:rPr>
+          <w:lang w:val="en-US"/>
+        </w:rPr>
+        <w:t xml:space="preserve">Sprint 2 Evidence Status</w:t>
+      </w:r>
+      <w:bookmarkEnd w:id="117"/>
+    </w:p>
+    <w:p>
+      <w:pPr>
+        <w:pStyle w:val="FirstParagraph"/>
+      </w:pPr>
+      <w:r>
+        <w:rPr>
+          <w:lang w:val="en-US"/>
+        </w:rPr>
+        <w:t xml:space="preserve">At this report revision, the Sprint 2 population-analysis and report-ready table/figure work has not produced committed result artifacts. GitHub Stories</w:t>
+      </w:r>
+      <w:r>
+        <w:rPr>
+          <w:lang w:val="en-US"/>
+        </w:rPr>
+        <w:t xml:space="preserve"> </w:t>
+      </w:r>
+      <w:hyperlink r:id="rId118">
+        <w:r>
+          <w:rPr>
+            <w:rStyle w:val="Hyperlink"/>
+            <w:lang w:val="en-US"/>
+          </w:rPr>
+          <w:t xml:space="preserve">7.1</w:t>
+        </w:r>
+      </w:hyperlink>
+      <w:r>
+        <w:rPr>
+          <w:lang w:val="en-US"/>
+        </w:rPr>
+        <w:t xml:space="preserve"> </w:t>
+      </w:r>
+      <w:r>
+        <w:rPr>
+          <w:lang w:val="en-US"/>
+        </w:rPr>
+        <w:t xml:space="preserve">and</w:t>
+      </w:r>
+      <w:r>
+        <w:rPr>
+          <w:lang w:val="en-US"/>
+        </w:rPr>
+        <w:t xml:space="preserve"> </w:t>
+      </w:r>
+      <w:hyperlink r:id="rId119">
+        <w:r>
+          <w:rPr>
+            <w:rStyle w:val="Hyperlink"/>
+            <w:lang w:val="en-US"/>
+          </w:rPr>
+          <w:t xml:space="preserve">7.2</w:t>
+        </w:r>
+      </w:hyperlink>
+      <w:r>
+        <w:rPr>
+          <w:lang w:val="en-US"/>
+        </w:rPr>
+        <w:t xml:space="preserve"> </w:t>
+      </w:r>
+      <w:r>
+        <w:rPr>
+          <w:lang w:val="en-US"/>
+        </w:rPr>
+        <w:t xml:space="preserve">remain open, and there is no repository-root</w:t>
+      </w:r>
+      <w:r>
+        <w:rPr>
+          <w:lang w:val="en-US"/>
+        </w:rPr>
+        <w:t xml:space="preserve"> </w:t>
+      </w:r>
+      <w:r>
+        <w:rPr>
+          <w:rStyle w:val="VerbatimChar"/>
+          <w:lang w:val="en-US"/>
+        </w:rPr>
+        <w:t xml:space="preserve">results/</w:t>
+      </w:r>
+      <w:r>
+        <w:rPr>
+          <w:lang w:val="en-US"/>
+        </w:rPr>
+        <w:t xml:space="preserve"> </w:t>
+      </w:r>
+      <w:r>
+        <w:rPr>
+          <w:lang w:val="en-US"/>
+        </w:rPr>
+        <w:t xml:space="preserve">directory containing their outputs. Accordingly, the artifact/exclusion totals, category counts, comparison totals, and security-change rates for the approved Sprint 2 analysis are</w:t>
+      </w:r>
+      <w:r>
+        <w:rPr>
+          <w:lang w:val="en-US"/>
+        </w:rPr>
+        <w:t xml:space="preserve"> </w:t>
+      </w:r>
+      <w:r>
+        <w:rPr>
+          <w:b/>
+          <w:bCs/>
+          <w:lang w:val="en-US"/>
+        </w:rPr>
+        <w:t xml:space="preserve">not reported</w:t>
+      </w:r>
+      <w:r>
+        <w:rPr>
+          <w:lang w:val="en-US"/>
+        </w:rPr>
+        <w:t xml:space="preserve"> </w:t>
+      </w:r>
+      <w:r>
+        <w:rPr>
+          <w:lang w:val="en-US"/>
+        </w:rPr>
+        <w:t xml:space="preserve">here. Sprint 1 results below are retained as historical exploratory evidence and are not relabeled as Sprint 2 results.</w:t>
+      </w:r>
+    </w:p>
+    <w:p>
+      <w:pPr>
+        <w:pStyle w:val="BodyText"/>
+      </w:pPr>
+      <w:r>
+        <w:rPr>
+          <w:lang w:val="en-US"/>
+        </w:rPr>
+        <w:t xml:space="preserve">Sprint 2 has produced a review design, not review outcomes: the manual-validation CSV contains 13 selected cases (5 positive, 4 negative, 4 ambiguous) and 20 distinct artifact occurrences. The reviewer and adjudication fields remain blank. Those counts describe sample construction only; they are not counts of validated true/false positives or negatives.</w:t>
+      </w:r>
+    </w:p>
+    <w:p>
+      <w:pPr>
+        <w:pStyle w:val="Heading2"/>
+      </w:pPr>
+      <w:bookmarkStart w:id="120" w:name="_725209c9b112c0223362dc4f680d4318b77a334"/>
       <w:r>
         <w:rPr>
           <w:lang w:val="en-US"/>
         </w:rPr>
         <w:t xml:space="preserve">Dataset Processing Results</w:t>
       </w:r>
-      <w:bookmarkEnd w:id="114"/>
+      <w:bookmarkEnd w:id="120"/>
     </w:p>
     <w:p>
       <w:pPr>
@@ -15771,14 +16794,14 @@
       <w:pPr>
         <w:pStyle w:val="Heading3"/>
       </w:pPr>
-      <w:bookmarkStart w:id="115" w:name="_9b6a4f0f45bea7c5752eceb2701eda6a45279bf"/>
+      <w:bookmarkStart w:id="121" w:name="_9b6a4f0f45bea7c5752eceb2701eda6a45279bf"/>
       <w:r>
         <w:rPr>
           <w:lang w:val="en-US"/>
         </w:rPr>
         <w:t xml:space="preserve">Saved Sprint 1 Extraction Outcomes</w:t>
       </w:r>
-      <w:bookmarkEnd w:id="115"/>
+      <w:bookmarkEnd w:id="121"/>
     </w:p>
     <w:p>
       <w:pPr>
@@ -16073,14 +17096,14 @@
       <w:pPr>
         <w:pStyle w:val="Heading2"/>
       </w:pPr>
-      <w:bookmarkStart w:id="116" w:name="_050c72a178d2d539b0fd7127b7aa09f0711520f"/>
+      <w:bookmarkStart w:id="122" w:name="_050c72a178d2d539b0fd7127b7aa09f0711520f"/>
       <w:r>
         <w:rPr>
           <w:lang w:val="en-US"/>
         </w:rPr>
         <w:t xml:space="preserve">Security-Pattern Results</w:t>
       </w:r>
-      <w:bookmarkEnd w:id="116"/>
+      <w:bookmarkEnd w:id="122"/>
     </w:p>
     <w:p>
       <w:pPr>
@@ -16090,21 +17113,890 @@
         <w:rPr>
           <w:lang w:val="en-US"/>
         </w:rPr>
-        <w:t xml:space="preserve">[TODO: Report the prevalence of detected rules and categories.]</w:t>
+        <w:t xml:space="preserve">The saved Sprint 1 notebook output records positive rule-count deltas in 13 of 33 adjacent artifact comparisons. Across those pairs it records 35 rule-level positive-delta events, summing to 77 additional rule matches. These are increases in matched text, not 35 unique behaviors or 35 newly introduced capabilities. The following category and rule counts come from the saved Parquet output and its then-current 12-rule catalog; they are not Sprint 2 measurements or population prevalence and should not be compared directly with runs using the current 13-rule catalog.</w:t>
+      </w:r>
+    </w:p>
+    <w:tbl>
+      <w:tblPr>
+        <w:tblStyle w:val="Table"/>
+        <w:tblW w:type="auto" w:w="0"/>
+        <w:tblLook w:firstRow="1" w:lastRow="0" w:firstColumn="0" w:lastColumn="0" w:noHBand="0" w:noVBand="0" w:val="0020"/>
+      </w:tblPr>
+      <w:tblGrid>
+        <w:gridCol w:w="3960"/>
+        <w:gridCol w:w="3960"/>
+      </w:tblGrid>
+      <w:tr>
+        <w:trPr>
+          <w:tblHeader w:val="on"/>
+        </w:trPr>
+        <w:tc>
+          <w:tcPr/>
+          <w:p>
+            <w:pPr>
+              <w:pStyle w:val="Compact"/>
+            </w:pPr>
+            <w:r>
+              <w:rPr>
+                <w:lang w:val="en-US"/>
+              </w:rPr>
+              <w:t xml:space="preserve">Category</w:t>
+            </w:r>
+          </w:p>
+        </w:tc>
+        <w:tc>
+          <w:tcPr/>
+          <w:p>
+            <w:pPr>
+              <w:pStyle w:val="Compact"/>
+              <w:jc w:val="right"/>
+            </w:pPr>
+            <w:r>
+              <w:rPr>
+                <w:lang w:val="en-US"/>
+              </w:rPr>
+              <w:t xml:space="preserve">Positive rule-delta events</w:t>
+            </w:r>
+          </w:p>
+        </w:tc>
+      </w:tr>
+      <w:tr>
+        <w:tc>
+          <w:tcPr/>
+          <w:p>
+            <w:pPr>
+              <w:pStyle w:val="Compact"/>
+            </w:pPr>
+            <w:r>
+              <w:rPr>
+                <w:lang w:val="en-US"/>
+              </w:rPr>
+              <w:t xml:space="preserve">Command execution</w:t>
+            </w:r>
+          </w:p>
+        </w:tc>
+        <w:tc>
+          <w:tcPr/>
+          <w:p>
+            <w:pPr>
+              <w:pStyle w:val="Compact"/>
+              <w:jc w:val="right"/>
+            </w:pPr>
+            <w:r>
+              <w:rPr>
+                <w:lang w:val="en-US"/>
+              </w:rPr>
+              <w:t xml:space="preserve">12</w:t>
+            </w:r>
+          </w:p>
+        </w:tc>
+      </w:tr>
+      <w:tr>
+        <w:tc>
+          <w:tcPr/>
+          <w:p>
+            <w:pPr>
+              <w:pStyle w:val="Compact"/>
+            </w:pPr>
+            <w:r>
+              <w:rPr>
+                <w:lang w:val="en-US"/>
+              </w:rPr>
+              <w:t xml:space="preserve">Credential access</w:t>
+            </w:r>
+          </w:p>
+        </w:tc>
+        <w:tc>
+          <w:tcPr/>
+          <w:p>
+            <w:pPr>
+              <w:pStyle w:val="Compact"/>
+              <w:jc w:val="right"/>
+            </w:pPr>
+            <w:r>
+              <w:rPr>
+                <w:lang w:val="en-US"/>
+              </w:rPr>
+              <w:t xml:space="preserve">3</w:t>
+            </w:r>
+          </w:p>
+        </w:tc>
+      </w:tr>
+      <w:tr>
+        <w:tc>
+          <w:tcPr/>
+          <w:p>
+            <w:pPr>
+              <w:pStyle w:val="Compact"/>
+            </w:pPr>
+            <w:r>
+              <w:rPr>
+                <w:lang w:val="en-US"/>
+              </w:rPr>
+              <w:t xml:space="preserve">External code execution</w:t>
+            </w:r>
+          </w:p>
+        </w:tc>
+        <w:tc>
+          <w:tcPr/>
+          <w:p>
+            <w:pPr>
+              <w:pStyle w:val="Compact"/>
+              <w:jc w:val="right"/>
+            </w:pPr>
+            <w:r>
+              <w:rPr>
+                <w:lang w:val="en-US"/>
+              </w:rPr>
+              <w:t xml:space="preserve">7</w:t>
+            </w:r>
+          </w:p>
+        </w:tc>
+      </w:tr>
+      <w:tr>
+        <w:tc>
+          <w:tcPr/>
+          <w:p>
+            <w:pPr>
+              <w:pStyle w:val="Compact"/>
+            </w:pPr>
+            <w:r>
+              <w:rPr>
+                <w:lang w:val="en-US"/>
+              </w:rPr>
+              <w:t xml:space="preserve">File-system access</w:t>
+            </w:r>
+          </w:p>
+        </w:tc>
+        <w:tc>
+          <w:tcPr/>
+          <w:p>
+            <w:pPr>
+              <w:pStyle w:val="Compact"/>
+              <w:jc w:val="right"/>
+            </w:pPr>
+            <w:r>
+              <w:rPr>
+                <w:lang w:val="en-US"/>
+              </w:rPr>
+              <w:t xml:space="preserve">2</w:t>
+            </w:r>
+          </w:p>
+        </w:tc>
+      </w:tr>
+      <w:tr>
+        <w:tc>
+          <w:tcPr/>
+          <w:p>
+            <w:pPr>
+              <w:pStyle w:val="Compact"/>
+            </w:pPr>
+            <w:r>
+              <w:rPr>
+                <w:lang w:val="en-US"/>
+              </w:rPr>
+              <w:t xml:space="preserve">Network access</w:t>
+            </w:r>
+          </w:p>
+        </w:tc>
+        <w:tc>
+          <w:tcPr/>
+          <w:p>
+            <w:pPr>
+              <w:pStyle w:val="Compact"/>
+              <w:jc w:val="right"/>
+            </w:pPr>
+            <w:r>
+              <w:rPr>
+                <w:lang w:val="en-US"/>
+              </w:rPr>
+              <w:t xml:space="preserve">8</w:t>
+            </w:r>
+          </w:p>
+        </w:tc>
+      </w:tr>
+      <w:tr>
+        <w:tc>
+          <w:tcPr/>
+          <w:p>
+            <w:pPr>
+              <w:pStyle w:val="Compact"/>
+            </w:pPr>
+            <w:r>
+              <w:rPr>
+                <w:lang w:val="en-US"/>
+              </w:rPr>
+              <w:t xml:space="preserve">System modification</w:t>
+            </w:r>
+          </w:p>
+        </w:tc>
+        <w:tc>
+          <w:tcPr/>
+          <w:p>
+            <w:pPr>
+              <w:pStyle w:val="Compact"/>
+              <w:jc w:val="right"/>
+            </w:pPr>
+            <w:r>
+              <w:rPr>
+                <w:lang w:val="en-US"/>
+              </w:rPr>
+              <w:t xml:space="preserve">3</w:t>
+            </w:r>
+          </w:p>
+        </w:tc>
+      </w:tr>
+      <w:tr>
+        <w:tc>
+          <w:tcPr/>
+          <w:p>
+            <w:pPr>
+              <w:pStyle w:val="Compact"/>
+            </w:pPr>
+            <w:r>
+              <w:rPr>
+                <w:b/>
+                <w:bCs/>
+                <w:lang w:val="en-US"/>
+              </w:rPr>
+              <w:t xml:space="preserve">Total</w:t>
+            </w:r>
+          </w:p>
+        </w:tc>
+        <w:tc>
+          <w:tcPr/>
+          <w:p>
+            <w:pPr>
+              <w:pStyle w:val="Compact"/>
+              <w:jc w:val="right"/>
+            </w:pPr>
+            <w:r>
+              <w:rPr>
+                <w:b/>
+                <w:bCs/>
+                <w:lang w:val="en-US"/>
+              </w:rPr>
+              <w:t xml:space="preserve">35</w:t>
+            </w:r>
+          </w:p>
+        </w:tc>
+      </w:tr>
+    </w:tbl>
+    <w:p/>
+    <w:tbl>
+      <w:tblPr>
+        <w:tblStyle w:val="Table"/>
+        <w:tblW w:type="auto" w:w="0"/>
+        <w:tblLook w:firstRow="1" w:lastRow="0" w:firstColumn="0" w:lastColumn="0" w:noHBand="0" w:noVBand="0" w:val="0020"/>
+      </w:tblPr>
+      <w:tblGrid>
+        <w:gridCol w:w="3960"/>
+        <w:gridCol w:w="3960"/>
+      </w:tblGrid>
+      <w:tr>
+        <w:trPr>
+          <w:tblHeader w:val="on"/>
+        </w:trPr>
+        <w:tc>
+          <w:tcPr/>
+          <w:p>
+            <w:pPr>
+              <w:pStyle w:val="Compact"/>
+            </w:pPr>
+            <w:r>
+              <w:rPr>
+                <w:lang w:val="en-US"/>
+              </w:rPr>
+              <w:t xml:space="preserve">Rule</w:t>
+            </w:r>
+          </w:p>
+        </w:tc>
+        <w:tc>
+          <w:tcPr/>
+          <w:p>
+            <w:pPr>
+              <w:pStyle w:val="Compact"/>
+              <w:jc w:val="right"/>
+            </w:pPr>
+            <w:r>
+              <w:rPr>
+                <w:lang w:val="en-US"/>
+              </w:rPr>
+              <w:t xml:space="preserve">Positive-delta events</w:t>
+            </w:r>
+          </w:p>
+        </w:tc>
+      </w:tr>
+      <w:tr>
+        <w:tc>
+          <w:tcPr/>
+          <w:p>
+            <w:pPr>
+              <w:pStyle w:val="Compact"/>
+            </w:pPr>
+            <w:r>
+              <w:rPr>
+                <w:lang w:val="en-US"/>
+              </w:rPr>
+              <w:t xml:space="preserve">CMD-001</w:t>
+            </w:r>
+          </w:p>
+        </w:tc>
+        <w:tc>
+          <w:tcPr/>
+          <w:p>
+            <w:pPr>
+              <w:pStyle w:val="Compact"/>
+              <w:jc w:val="right"/>
+            </w:pPr>
+            <w:r>
+              <w:rPr>
+                <w:lang w:val="en-US"/>
+              </w:rPr>
+              <w:t xml:space="preserve">5</w:t>
+            </w:r>
+          </w:p>
+        </w:tc>
+      </w:tr>
+      <w:tr>
+        <w:tc>
+          <w:tcPr/>
+          <w:p>
+            <w:pPr>
+              <w:pStyle w:val="Compact"/>
+            </w:pPr>
+            <w:r>
+              <w:rPr>
+                <w:lang w:val="en-US"/>
+              </w:rPr>
+              <w:t xml:space="preserve">CMD-002</w:t>
+            </w:r>
+          </w:p>
+        </w:tc>
+        <w:tc>
+          <w:tcPr/>
+          <w:p>
+            <w:pPr>
+              <w:pStyle w:val="Compact"/>
+              <w:jc w:val="right"/>
+            </w:pPr>
+            <w:r>
+              <w:rPr>
+                <w:lang w:val="en-US"/>
+              </w:rPr>
+              <w:t xml:space="preserve">7</w:t>
+            </w:r>
+          </w:p>
+        </w:tc>
+      </w:tr>
+      <w:tr>
+        <w:tc>
+          <w:tcPr/>
+          <w:p>
+            <w:pPr>
+              <w:pStyle w:val="Compact"/>
+            </w:pPr>
+            <w:r>
+              <w:rPr>
+                <w:lang w:val="en-US"/>
+              </w:rPr>
+              <w:t xml:space="preserve">CRED-001</w:t>
+            </w:r>
+          </w:p>
+        </w:tc>
+        <w:tc>
+          <w:tcPr/>
+          <w:p>
+            <w:pPr>
+              <w:pStyle w:val="Compact"/>
+              <w:jc w:val="right"/>
+            </w:pPr>
+            <w:r>
+              <w:rPr>
+                <w:lang w:val="en-US"/>
+              </w:rPr>
+              <w:t xml:space="preserve">1</w:t>
+            </w:r>
+          </w:p>
+        </w:tc>
+      </w:tr>
+      <w:tr>
+        <w:tc>
+          <w:tcPr/>
+          <w:p>
+            <w:pPr>
+              <w:pStyle w:val="Compact"/>
+            </w:pPr>
+            <w:r>
+              <w:rPr>
+                <w:lang w:val="en-US"/>
+              </w:rPr>
+              <w:t xml:space="preserve">CRED-002</w:t>
+            </w:r>
+          </w:p>
+        </w:tc>
+        <w:tc>
+          <w:tcPr/>
+          <w:p>
+            <w:pPr>
+              <w:pStyle w:val="Compact"/>
+              <w:jc w:val="right"/>
+            </w:pPr>
+            <w:r>
+              <w:rPr>
+                <w:lang w:val="en-US"/>
+              </w:rPr>
+              <w:t xml:space="preserve">2</w:t>
+            </w:r>
+          </w:p>
+        </w:tc>
+      </w:tr>
+      <w:tr>
+        <w:tc>
+          <w:tcPr/>
+          <w:p>
+            <w:pPr>
+              <w:pStyle w:val="Compact"/>
+            </w:pPr>
+            <w:r>
+              <w:rPr>
+                <w:lang w:val="en-US"/>
+              </w:rPr>
+              <w:t xml:space="preserve">EXT-001</w:t>
+            </w:r>
+          </w:p>
+        </w:tc>
+        <w:tc>
+          <w:tcPr/>
+          <w:p>
+            <w:pPr>
+              <w:pStyle w:val="Compact"/>
+              <w:jc w:val="right"/>
+            </w:pPr>
+            <w:r>
+              <w:rPr>
+                <w:lang w:val="en-US"/>
+              </w:rPr>
+              <w:t xml:space="preserve">0</w:t>
+            </w:r>
+          </w:p>
+        </w:tc>
+      </w:tr>
+      <w:tr>
+        <w:tc>
+          <w:tcPr/>
+          <w:p>
+            <w:pPr>
+              <w:pStyle w:val="Compact"/>
+            </w:pPr>
+            <w:r>
+              <w:rPr>
+                <w:lang w:val="en-US"/>
+              </w:rPr>
+              <w:t xml:space="preserve">EXT-002</w:t>
+            </w:r>
+          </w:p>
+        </w:tc>
+        <w:tc>
+          <w:tcPr/>
+          <w:p>
+            <w:pPr>
+              <w:pStyle w:val="Compact"/>
+              <w:jc w:val="right"/>
+            </w:pPr>
+            <w:r>
+              <w:rPr>
+                <w:lang w:val="en-US"/>
+              </w:rPr>
+              <w:t xml:space="preserve">7</w:t>
+            </w:r>
+          </w:p>
+        </w:tc>
+      </w:tr>
+      <w:tr>
+        <w:tc>
+          <w:tcPr/>
+          <w:p>
+            <w:pPr>
+              <w:pStyle w:val="Compact"/>
+            </w:pPr>
+            <w:r>
+              <w:rPr>
+                <w:lang w:val="en-US"/>
+              </w:rPr>
+              <w:t xml:space="preserve">FS-001</w:t>
+            </w:r>
+          </w:p>
+        </w:tc>
+        <w:tc>
+          <w:tcPr/>
+          <w:p>
+            <w:pPr>
+              <w:pStyle w:val="Compact"/>
+              <w:jc w:val="right"/>
+            </w:pPr>
+            <w:r>
+              <w:rPr>
+                <w:lang w:val="en-US"/>
+              </w:rPr>
+              <w:t xml:space="preserve">1</w:t>
+            </w:r>
+          </w:p>
+        </w:tc>
+      </w:tr>
+      <w:tr>
+        <w:tc>
+          <w:tcPr/>
+          <w:p>
+            <w:pPr>
+              <w:pStyle w:val="Compact"/>
+            </w:pPr>
+            <w:r>
+              <w:rPr>
+                <w:lang w:val="en-US"/>
+              </w:rPr>
+              <w:t xml:space="preserve">FS-002</w:t>
+            </w:r>
+          </w:p>
+        </w:tc>
+        <w:tc>
+          <w:tcPr/>
+          <w:p>
+            <w:pPr>
+              <w:pStyle w:val="Compact"/>
+              <w:jc w:val="right"/>
+            </w:pPr>
+            <w:r>
+              <w:rPr>
+                <w:lang w:val="en-US"/>
+              </w:rPr>
+              <w:t xml:space="preserve">1</w:t>
+            </w:r>
+          </w:p>
+        </w:tc>
+      </w:tr>
+      <w:tr>
+        <w:tc>
+          <w:tcPr/>
+          <w:p>
+            <w:pPr>
+              <w:pStyle w:val="Compact"/>
+            </w:pPr>
+            <w:r>
+              <w:rPr>
+                <w:lang w:val="en-US"/>
+              </w:rPr>
+              <w:t xml:space="preserve">NET-001</w:t>
+            </w:r>
+          </w:p>
+        </w:tc>
+        <w:tc>
+          <w:tcPr/>
+          <w:p>
+            <w:pPr>
+              <w:pStyle w:val="Compact"/>
+              <w:jc w:val="right"/>
+            </w:pPr>
+            <w:r>
+              <w:rPr>
+                <w:lang w:val="en-US"/>
+              </w:rPr>
+              <w:t xml:space="preserve">7</w:t>
+            </w:r>
+          </w:p>
+        </w:tc>
+      </w:tr>
+      <w:tr>
+        <w:tc>
+          <w:tcPr/>
+          <w:p>
+            <w:pPr>
+              <w:pStyle w:val="Compact"/>
+            </w:pPr>
+            <w:r>
+              <w:rPr>
+                <w:lang w:val="en-US"/>
+              </w:rPr>
+              <w:t xml:space="preserve">NET-002</w:t>
+            </w:r>
+          </w:p>
+        </w:tc>
+        <w:tc>
+          <w:tcPr/>
+          <w:p>
+            <w:pPr>
+              <w:pStyle w:val="Compact"/>
+              <w:jc w:val="right"/>
+            </w:pPr>
+            <w:r>
+              <w:rPr>
+                <w:lang w:val="en-US"/>
+              </w:rPr>
+              <w:t xml:space="preserve">1</w:t>
+            </w:r>
+          </w:p>
+        </w:tc>
+      </w:tr>
+      <w:tr>
+        <w:tc>
+          <w:tcPr/>
+          <w:p>
+            <w:pPr>
+              <w:pStyle w:val="Compact"/>
+            </w:pPr>
+            <w:r>
+              <w:rPr>
+                <w:lang w:val="en-US"/>
+              </w:rPr>
+              <w:t xml:space="preserve">SYS-001</w:t>
+            </w:r>
+          </w:p>
+        </w:tc>
+        <w:tc>
+          <w:tcPr/>
+          <w:p>
+            <w:pPr>
+              <w:pStyle w:val="Compact"/>
+              <w:jc w:val="right"/>
+            </w:pPr>
+            <w:r>
+              <w:rPr>
+                <w:lang w:val="en-US"/>
+              </w:rPr>
+              <w:t xml:space="preserve">0</w:t>
+            </w:r>
+          </w:p>
+        </w:tc>
+      </w:tr>
+      <w:tr>
+        <w:tc>
+          <w:tcPr/>
+          <w:p>
+            <w:pPr>
+              <w:pStyle w:val="Compact"/>
+            </w:pPr>
+            <w:r>
+              <w:rPr>
+                <w:lang w:val="en-US"/>
+              </w:rPr>
+              <w:t xml:space="preserve">SYS-002</w:t>
+            </w:r>
+          </w:p>
+        </w:tc>
+        <w:tc>
+          <w:tcPr/>
+          <w:p>
+            <w:pPr>
+              <w:pStyle w:val="Compact"/>
+              <w:jc w:val="right"/>
+            </w:pPr>
+            <w:r>
+              <w:rPr>
+                <w:lang w:val="en-US"/>
+              </w:rPr>
+              <w:t xml:space="preserve">3</w:t>
+            </w:r>
+          </w:p>
+        </w:tc>
+      </w:tr>
+    </w:tbl>
+    <w:p>
+      <w:pPr>
+        <w:pStyle w:val="FirstParagraph"/>
+      </w:pPr>
+      <w:r>
+        <w:rPr>
+          <w:lang w:val="en-US"/>
+        </w:rPr>
+        <w:t xml:space="preserve">The original generated figures are reproduced below without altering their data. Each is based on the 33 view-order adjacent comparisons in the saved Sprint 1 Parquet output.</w:t>
+      </w:r>
+    </w:p>
+    <w:p>
+      <w:pPr>
+        <w:pStyle w:val="CaptionedFigure"/>
+      </w:pPr>
+      <w:r>
+        <w:drawing>
+          <wp:inline>
+            <wp:extent cx="5334000" cy="2964334"/>
+            <wp:effectExtent b="0" l="0" r="0" t="0"/>
+            <wp:docPr descr="Sprint 1 adjacent-pair outcomes: 20 comparisons with no positive rule-count delta and 13 with one or more positive deltas." title="" id="124" name="Picture"/>
+            <a:graphic>
+              <a:graphicData uri="http://schemas.openxmlformats.org/drawingml/2006/picture">
+                <pic:pic>
+                  <pic:nvPicPr>
+                    <pic:cNvPr descr="../../notebooks/extraction_pipeline/figures/pair_scan_outcomes.png" id="125" name="Picture"/>
+                    <pic:cNvPicPr>
+                      <a:picLocks noChangeArrowheads="1" noChangeAspect="1"/>
+                    </pic:cNvPicPr>
+                  </pic:nvPicPr>
+                  <pic:blipFill>
+                    <a:blip r:embed="rId123"/>
+                    <a:stretch>
+                      <a:fillRect/>
+                    </a:stretch>
+                  </pic:blipFill>
+                  <pic:spPr bwMode="auto">
+                    <a:xfrm>
+                      <a:off x="0" y="0"/>
+                      <a:ext cx="5334000" cy="2964334"/>
+                    </a:xfrm>
+                    <a:prstGeom prst="rect">
+                      <a:avLst/>
+                    </a:prstGeom>
+                    <a:noFill/>
+                    <a:ln w="9525">
+                      <a:noFill/>
+                      <a:headEnd/>
+                      <a:tailEnd/>
+                    </a:ln>
+                  </pic:spPr>
+                </pic:pic>
+              </a:graphicData>
+            </a:graphic>
+          </wp:inline>
+        </w:drawing>
+      </w:r>
+    </w:p>
+    <w:p>
+      <w:pPr>
+        <w:pStyle w:val="ImageCaption"/>
+      </w:pPr>
+      <w:r>
+        <w:rPr>
+          <w:lang w:val="en-US"/>
+        </w:rPr>
+        <w:t xml:space="preserve">Sprint 1 adjacent-pair outcomes: 20 comparisons with no positive rule-count delta and 13 with one or more positive deltas.</w:t>
+      </w:r>
+    </w:p>
+    <w:p>
+      <w:pPr>
+        <w:pStyle w:val="CaptionedFigure"/>
+      </w:pPr>
+      <w:r>
+        <w:drawing>
+          <wp:inline>
+            <wp:extent cx="5334000" cy="2631056"/>
+            <wp:effectExtent b="0" l="0" r="0" t="0"/>
+            <wp:docPr descr="Sprint 1 count of adjacent comparisons with a positive rule-count delta for each scanner rule." title="" id="127" name="Picture"/>
+            <a:graphic>
+              <a:graphicData uri="http://schemas.openxmlformats.org/drawingml/2006/picture">
+                <pic:pic>
+                  <pic:nvPicPr>
+                    <pic:cNvPr descr="../../notebooks/extraction_pipeline/figures/flagged_rules.png" id="128" name="Picture"/>
+                    <pic:cNvPicPr>
+                      <a:picLocks noChangeArrowheads="1" noChangeAspect="1"/>
+                    </pic:cNvPicPr>
+                  </pic:nvPicPr>
+                  <pic:blipFill>
+                    <a:blip r:embed="rId126"/>
+                    <a:stretch>
+                      <a:fillRect/>
+                    </a:stretch>
+                  </pic:blipFill>
+                  <pic:spPr bwMode="auto">
+                    <a:xfrm>
+                      <a:off x="0" y="0"/>
+                      <a:ext cx="5334000" cy="2631056"/>
+                    </a:xfrm>
+                    <a:prstGeom prst="rect">
+                      <a:avLst/>
+                    </a:prstGeom>
+                    <a:noFill/>
+                    <a:ln w="9525">
+                      <a:noFill/>
+                      <a:headEnd/>
+                      <a:tailEnd/>
+                    </a:ln>
+                  </pic:spPr>
+                </pic:pic>
+              </a:graphicData>
+            </a:graphic>
+          </wp:inline>
+        </w:drawing>
+      </w:r>
+    </w:p>
+    <w:p>
+      <w:pPr>
+        <w:pStyle w:val="ImageCaption"/>
+      </w:pPr>
+      <w:r>
+        <w:rPr>
+          <w:lang w:val="en-US"/>
+        </w:rPr>
+        <w:t xml:space="preserve">Sprint 1 count of adjacent comparisons with a positive rule-count delta for each scanner rule.</w:t>
+      </w:r>
+    </w:p>
+    <w:p>
+      <w:pPr>
+        <w:pStyle w:val="CaptionedFigure"/>
+      </w:pPr>
+      <w:r>
+        <w:drawing>
+          <wp:inline>
+            <wp:extent cx="5334000" cy="2629233"/>
+            <wp:effectExtent b="0" l="0" r="0" t="0"/>
+            <wp:docPr descr="Sprint 1 positive rule-delta events grouped by scanner risk category." title="" id="130" name="Picture"/>
+            <a:graphic>
+              <a:graphicData uri="http://schemas.openxmlformats.org/drawingml/2006/picture">
+                <pic:pic>
+                  <pic:nvPicPr>
+                    <pic:cNvPr descr="../../notebooks/extraction_pipeline/figures/flagged_risk_categories.png" id="131" name="Picture"/>
+                    <pic:cNvPicPr>
+                      <a:picLocks noChangeArrowheads="1" noChangeAspect="1"/>
+                    </pic:cNvPicPr>
+                  </pic:nvPicPr>
+                  <pic:blipFill>
+                    <a:blip r:embed="rId129"/>
+                    <a:stretch>
+                      <a:fillRect/>
+                    </a:stretch>
+                  </pic:blipFill>
+                  <pic:spPr bwMode="auto">
+                    <a:xfrm>
+                      <a:off x="0" y="0"/>
+                      <a:ext cx="5334000" cy="2629233"/>
+                    </a:xfrm>
+                    <a:prstGeom prst="rect">
+                      <a:avLst/>
+                    </a:prstGeom>
+                    <a:noFill/>
+                    <a:ln w="9525">
+                      <a:noFill/>
+                      <a:headEnd/>
+                      <a:tailEnd/>
+                    </a:ln>
+                  </pic:spPr>
+                </pic:pic>
+              </a:graphicData>
+            </a:graphic>
+          </wp:inline>
+        </w:drawing>
+      </w:r>
+    </w:p>
+    <w:p>
+      <w:pPr>
+        <w:pStyle w:val="ImageCaption"/>
+      </w:pPr>
+      <w:r>
+        <w:rPr>
+          <w:lang w:val="en-US"/>
+        </w:rPr>
+        <w:t xml:space="preserve">Sprint 1 positive rule-delta events grouped by scanner risk category.</w:t>
       </w:r>
     </w:p>
     <w:p>
       <w:pPr>
         <w:pStyle w:val="Heading2"/>
       </w:pPr>
-      <w:bookmarkStart w:id="117" w:name="_1e9600f948501cf2aad463728482baae074b8a3"/>
+      <w:bookmarkStart w:id="132" w:name="_1e9600f948501cf2aad463728482baae074b8a3"/>
       <w:r>
         <w:rPr>
           <w:lang w:val="en-US"/>
         </w:rPr>
         <w:t xml:space="preserve">Introduced Risk Signals</w:t>
       </w:r>
-      <w:bookmarkEnd w:id="117"/>
+      <w:bookmarkEnd w:id="132"/>
     </w:p>
     <w:p>
       <w:pPr>
@@ -16114,21 +18006,21 @@
         <w:rPr>
           <w:lang w:val="en-US"/>
         </w:rPr>
-        <w:t xml:space="preserve">[TODO: Report how frequently derived artifacts introduced rules or categories that were absent from their base artifacts.]</w:t>
+        <w:t xml:space="preserve">The 13 positive-delta notebook pairs cannot be counted as 13 introductions. The notebook output summarizes changes in match counts; a rule can increase when it already matched the base, and the adjacent ordering comes from the sample view rather than the family method’s direction evidence. A population-level introduction count and denominator require the completed Sprint 2 comparison output. No such summary is available in the repository at this report revision.</w:t>
       </w:r>
     </w:p>
     <w:p>
       <w:pPr>
         <w:pStyle w:val="Heading2"/>
       </w:pPr>
-      <w:bookmarkStart w:id="118" w:name="_d94b0d782ceb6307e324272a44f607ed64b7191"/>
+      <w:bookmarkStart w:id="133" w:name="_d94b0d782ceb6307e324272a44f607ed64b7191"/>
       <w:r>
         <w:rPr>
           <w:lang w:val="en-US"/>
         </w:rPr>
         <w:t xml:space="preserve">Removed and Retained Signals</w:t>
       </w:r>
-      <w:bookmarkEnd w:id="118"/>
+      <w:bookmarkEnd w:id="133"/>
     </w:p>
     <w:p>
       <w:pPr>
@@ -16138,21 +18030,21 @@
         <w:rPr>
           <w:lang w:val="en-US"/>
         </w:rPr>
-        <w:t xml:space="preserve">[TODO: Report how frequently signals were removed, retained, or unchanged.]</w:t>
+        <w:t xml:space="preserve">The saved notebook figure summarizes positive count deltas, not removed or retained rule sets. The worked family example below reports its own endpoint profiles and illustrates that counts can increase in already-present rules without introducing a category. Aggregate Sprint 2 removed, retained, or unchanged counts remain unavailable.</w:t>
       </w:r>
     </w:p>
     <w:p>
       <w:pPr>
         <w:pStyle w:val="Heading2"/>
       </w:pPr>
-      <w:bookmarkStart w:id="119" w:name="_8188f3c764e4871600c64a91c9988aaf2f05e12"/>
+      <w:bookmarkStart w:id="134" w:name="_8188f3c764e4871600c64a91c9988aaf2f05e12"/>
       <w:r>
         <w:rPr>
           <w:lang w:val="en-US"/>
         </w:rPr>
         <w:t xml:space="preserve">Results by Relationship Type</w:t>
       </w:r>
-      <w:bookmarkEnd w:id="119"/>
+      <w:bookmarkEnd w:id="134"/>
     </w:p>
     <w:p>
       <w:pPr>
@@ -16162,21 +18054,21 @@
         <w:rPr>
           <w:lang w:val="en-US"/>
         </w:rPr>
-        <w:t xml:space="preserve">[TODO: Compare meaningful relationship groups when supported by the data.]</w:t>
+        <w:t xml:space="preserve">The Sprint 1 extraction notebook’s 33 adjacent pairs and the family-analysis reports’ 17 selected directed relationships are different units produced by different workflows. The first uses view-order adjacency within each skill-name group; the second applies family similarity and direction logic. They are not combined or treated as interchangeable denominators. A Sprint 2 breakdown by relationship type awaits the generated output from Story 7.1.</w:t>
       </w:r>
     </w:p>
     <w:p>
       <w:pPr>
         <w:pStyle w:val="Heading2"/>
       </w:pPr>
-      <w:bookmarkStart w:id="120" w:name="_c35d14d6b61f0bc9741e7db528c2ca45cdb2e2c"/>
+      <w:bookmarkStart w:id="135" w:name="_c35d14d6b61f0bc9741e7db528c2ca45cdb2e2c"/>
       <w:r>
         <w:rPr>
           <w:lang w:val="en-US"/>
         </w:rPr>
         <w:t xml:space="preserve">Validation Results</w:t>
       </w:r>
-      <w:bookmarkEnd w:id="120"/>
+      <w:bookmarkEnd w:id="135"/>
     </w:p>
     <w:p>
       <w:pPr>
@@ -16186,34 +18078,34 @@
         <w:rPr>
           <w:lang w:val="en-US"/>
         </w:rPr>
-        <w:t xml:space="preserve">The configured sample-skill test selection passed seven cases at the documented code revision, and a separate local verification passed all 21 extraction-pipeline test cases. These deterministic checks establish expected outputs for those fixtures; they do not estimate accuracy on dataset artifacts. The worked example below was reproduced from local data, but neither its inferred direction nor its scanner findings have been established here as independently annotated ground truth. Numerical manual-review results remain pending the review protocol and annotations described in Evaluation and Validation.</w:t>
+        <w:t xml:space="preserve">The 35 passing pytest cases exercise deterministic scanner, extraction, Parquet, and report-generation behavior, not independent ground truth from dataset artifacts. The 13-case validation sample and annotation protocol are now stored in the repository, but the sample has not yet been manually reviewed; numerical manual-validation results therefore remain unavailable. The worked example below was reproduced from local data, but neither its inferred direction nor its scanner findings have been established here as independently annotated ground truth.</w:t>
       </w:r>
     </w:p>
     <w:p>
       <w:pPr>
         <w:pStyle w:val="Heading2"/>
       </w:pPr>
-      <w:bookmarkStart w:id="121" w:name="_04ffa8039feeda71ab9ed9cbd8f52a96674510e"/>
+      <w:bookmarkStart w:id="136" w:name="_04ffa8039feeda71ab9ed9cbd8f52a96674510e"/>
       <w:r>
         <w:rPr>
           <w:lang w:val="en-US"/>
         </w:rPr>
         <w:t xml:space="preserve">Representative Examples</w:t>
       </w:r>
-      <w:bookmarkEnd w:id="121"/>
+      <w:bookmarkEnd w:id="136"/>
     </w:p>
     <w:p>
       <w:pPr>
         <w:pStyle w:val="Heading3"/>
       </w:pPr>
-      <w:bookmarkStart w:id="122" w:name="_94c490142ee5fcad630e72753b7db4bb6deec77"/>
+      <w:bookmarkStart w:id="137" w:name="_94c490142ee5fcad630e72753b7db4bb6deec77"/>
       <w:r>
         <w:rPr>
           <w:lang w:val="en-US"/>
         </w:rPr>
         <w:t xml:space="preserve">Worked Example: Similarity, Inferred Direction, and Scanner Change</w:t>
       </w:r>
-      <w:bookmarkEnd w:id="122"/>
+      <w:bookmarkEnd w:id="137"/>
     </w:p>
     <w:p>
       <w:pPr>
@@ -16249,14 +18141,14 @@
       <w:pPr>
         <w:pStyle w:val="Heading4"/>
       </w:pPr>
-      <w:bookmarkStart w:id="123" w:name="_09d25e0ec676a2ded0304ccb505b5b63245ed12"/>
+      <w:bookmarkStart w:id="138" w:name="_09d25e0ec676a2ded0304ccb505b5b63245ed12"/>
       <w:r>
         <w:rPr>
           <w:lang w:val="en-US"/>
         </w:rPr>
         <w:t xml:space="preserve">From Candidate Family to Selected Pair</w:t>
       </w:r>
-      <w:bookmarkEnd w:id="123"/>
+      <w:bookmarkEnd w:id="138"/>
     </w:p>
     <w:p>
       <w:pPr>
@@ -16451,14 +18343,14 @@
       <w:pPr>
         <w:pStyle w:val="Heading4"/>
       </w:pPr>
-      <w:bookmarkStart w:id="124" w:name="_3e6cfa784193ce18281fa6c01281038198889e8"/>
+      <w:bookmarkStart w:id="139" w:name="_3e6cfa784193ce18281fa6c01281038198889e8"/>
       <w:r>
         <w:rPr>
           <w:lang w:val="en-US"/>
         </w:rPr>
         <w:t xml:space="preserve">Paired Scanner Results</w:t>
       </w:r>
-      <w:bookmarkEnd w:id="124"/>
+      <w:bookmarkEnd w:id="139"/>
     </w:p>
     <w:tbl>
       <w:tblPr>
@@ -17059,14 +18951,14 @@
       <w:pPr>
         <w:pStyle w:val="Heading4"/>
       </w:pPr>
-      <w:bookmarkStart w:id="125" w:name="_68b9db8296c9c20563fe92d7a9c4f4806653f7d"/>
+      <w:bookmarkStart w:id="140" w:name="_68b9db8296c9c20563fe92d7a9c4f4806653f7d"/>
       <w:r>
         <w:rPr>
           <w:lang w:val="en-US"/>
         </w:rPr>
         <w:t xml:space="preserve">Scan Scope and Review Implications</w:t>
       </w:r>
-      <w:bookmarkEnd w:id="125"/>
+      <w:bookmarkEnd w:id="140"/>
     </w:p>
     <w:p>
       <w:pPr>
@@ -17182,14 +19074,14 @@
       <w:pPr>
         <w:pStyle w:val="Heading2"/>
       </w:pPr>
-      <w:bookmarkStart w:id="126" w:name="_a5a354d86204ad2fd05c02105293cd93f39abb3"/>
+      <w:bookmarkStart w:id="141" w:name="_a5a354d86204ad2fd05c02105293cd93f39abb3"/>
       <w:r>
         <w:rPr>
           <w:lang w:val="en-US"/>
         </w:rPr>
         <w:t xml:space="preserve">Results Summary</w:t>
       </w:r>
-      <w:bookmarkEnd w:id="126"/>
+      <w:bookmarkEnd w:id="141"/>
     </w:p>
     <w:p>
       <w:pPr>
@@ -17206,27 +19098,27 @@
       <w:pPr>
         <w:pStyle w:val="Heading1"/>
       </w:pPr>
-      <w:bookmarkStart w:id="127" w:name="_discussion"/>
+      <w:bookmarkStart w:id="142" w:name="_discussion"/>
       <w:r>
         <w:rPr>
           <w:lang w:val="en-US"/>
         </w:rPr>
         <w:t xml:space="preserve">Discussion</w:t>
       </w:r>
-      <w:bookmarkEnd w:id="127"/>
+      <w:bookmarkEnd w:id="142"/>
     </w:p>
     <w:p>
       <w:pPr>
         <w:pStyle w:val="Heading2"/>
       </w:pPr>
-      <w:bookmarkStart w:id="128" w:name="_f9d1e4f7081b50958c29d58b5c01c0cba69c139"/>
+      <w:bookmarkStart w:id="143" w:name="_f9d1e4f7081b50958c29d58b5c01c0cba69c139"/>
       <w:r>
         <w:rPr>
           <w:lang w:val="en-US"/>
         </w:rPr>
         <w:t xml:space="preserve">Interpretation of Findings</w:t>
       </w:r>
-      <w:bookmarkEnd w:id="128"/>
+      <w:bookmarkEnd w:id="143"/>
     </w:p>
     <w:p>
       <w:pPr>
@@ -17236,21 +19128,32 @@
         <w:rPr>
           <w:lang w:val="en-US"/>
         </w:rPr>
-        <w:t xml:space="preserve">[TODO: Explain what the results suggest about security-relevant changes in modified or reused GitSkills.]</w:t>
+        <w:t xml:space="preserve">The available empirical observations are from the purposeful Sprint 1 tool-validation sample, not a Sprint 2 population analysis. In its extraction workflow, 13 of 33 view-order adjacent comparisons had at least one positive rule-count delta, and those events summed to 77 additional rule matches. This shows that the current rules detect differences in security-sensitive text in some selected pairs. It does not show that 13 skills acquired new capabilities: some rules were already present in the earlier endpoint, and the notebook’s adjacent-pair ordering does not establish lineage. Separately, the saved family workflow produced 17 directed comparisons from the same 43-artifact sample; direction is an evidence-based hypothesis, not proof of ancestry.</w:t>
+      </w:r>
+    </w:p>
+    <w:p>
+      <w:pPr>
+        <w:pStyle w:val="BodyText"/>
+      </w:pPr>
+      <w:r>
+        <w:rPr>
+          <w:lang w:val="en-US"/>
+        </w:rPr>
+        <w:t xml:space="preserve">The Sprint 2 contribution available so far is a 13-case validation design, not a set of human judgments. Until those cases are reviewed and the approved Sprint 2 analysis outputs are generated, the report cannot say how often the method identifies supported changes, misses relevant behavior, or produces false positives.</w:t>
       </w:r>
     </w:p>
     <w:p>
       <w:pPr>
         <w:pStyle w:val="Heading2"/>
       </w:pPr>
-      <w:bookmarkStart w:id="129" w:name="_a968356f076a14441a31604e3d4fe312f371f2f"/>
+      <w:bookmarkStart w:id="144" w:name="_a968356f076a14441a31604e3d4fe312f371f2f"/>
       <w:r>
         <w:rPr>
           <w:lang w:val="en-US"/>
         </w:rPr>
         <w:t xml:space="preserve">Comparison With Expectations</w:t>
       </w:r>
-      <w:bookmarkEnd w:id="129"/>
+      <w:bookmarkEnd w:id="144"/>
     </w:p>
     <w:p>
       <w:pPr>
@@ -17260,21 +19163,21 @@
         <w:rPr>
           <w:lang w:val="en-US"/>
         </w:rPr>
-        <w:t xml:space="preserve">[TODO: Compare the findings with the expectations stated earlier in the report.]</w:t>
+        <w:t xml:space="preserve">The exploratory evidence is consistent with the expectation that the sample contains both pairs with increased rule matches and pairs without such an increase. The family reports also preserve ambiguous and equivalent relationships instead of forcing every same-name candidate into an ordered comparison. These observations describe the selected sample and method behavior only. They do not test whether such changes are common across GitSkills, and no confirmed relationship or scanner-accuracy rate is available.</w:t>
       </w:r>
     </w:p>
     <w:p>
       <w:pPr>
         <w:pStyle w:val="Heading2"/>
       </w:pPr>
-      <w:bookmarkStart w:id="130" w:name="_9c7b500914a5fb48efc8fa5974e8ea1e1826040"/>
+      <w:bookmarkStart w:id="145" w:name="_9c7b500914a5fb48efc8fa5974e8ea1e1826040"/>
       <w:r>
         <w:rPr>
           <w:lang w:val="en-US"/>
         </w:rPr>
         <w:t xml:space="preserve">Simpler and Competing Explanations</w:t>
       </w:r>
-      <w:bookmarkEnd w:id="130"/>
+      <w:bookmarkEnd w:id="145"/>
     </w:p>
     <w:p>
       <w:pPr>
@@ -17284,21 +19187,21 @@
         <w:rPr>
           <w:lang w:val="en-US"/>
         </w:rPr>
-        <w:t xml:space="preserve">[TODO: Discuss plausible explanations other than insecure or malicious propagation, such as legitimate operational requirements, artifact size, shared templates, or scanner bias.]</w:t>
+        <w:t xml:space="preserve">Positive count changes have several plausible non-malicious explanations. A later instruction may be longer or more detailed, may support a new legitimate task, or may include examples and documentation that contain commands, URLs, or credential terminology. A count can rise without the underlying capability being new, and changes in formatting or wording can alter regex matches. Similarity may reflect shared templates or common conventions rather than copying. Finally, the purposeful sample and its selection criteria emphasize informative cases rather than a population distribution.</w:t>
       </w:r>
     </w:p>
     <w:p>
       <w:pPr>
         <w:pStyle w:val="Heading2"/>
       </w:pPr>
-      <w:bookmarkStart w:id="131" w:name="_8bbb655a6f23051ea82f3f1d7af68a875323ada"/>
+      <w:bookmarkStart w:id="146" w:name="_8bbb655a6f23051ea82f3f1d7af68a875323ada"/>
       <w:r>
         <w:rPr>
           <w:lang w:val="en-US"/>
         </w:rPr>
         <w:t xml:space="preserve">Security and Supply-Chain Implications</w:t>
       </w:r>
-      <w:bookmarkEnd w:id="131"/>
+      <w:bookmarkEnd w:id="146"/>
     </w:p>
     <w:p>
       <w:pPr>
@@ -17308,21 +19211,21 @@
         <w:rPr>
           <w:lang w:val="en-US"/>
         </w:rPr>
-        <w:t xml:space="preserve">[TODO: Discuss the implications for skill authors, reviewers, tool developers, repositories, and users.]</w:t>
+        <w:t xml:space="preserve">The pipeline can help reviewers prioritize changes for contextual inspection by preserving source identifiers, direction evidence, scanner rule IDs, and change summaries. Its most defensible use is as a static review aid: authors and adopters can inspect whether a changed instruction is necessary, what files or services it affects, and whether it introduces an unexpected operation. The current evidence does not establish how often such review would find a real vulnerability or prevent harm. No claim about malicious authorship, actual execution, or supply-chain propagation follows from a text match alone.</w:t>
       </w:r>
     </w:p>
     <w:p>
       <w:pPr>
         <w:pStyle w:val="Heading2"/>
       </w:pPr>
-      <w:bookmarkStart w:id="132" w:name="_8bf1b5d31f2866e0fd7f9df94910e2031597e48"/>
+      <w:bookmarkStart w:id="147" w:name="_8bf1b5d31f2866e0fd7f9df94910e2031597e48"/>
       <w:r>
         <w:rPr>
           <w:lang w:val="en-US"/>
         </w:rPr>
         <w:t xml:space="preserve">Practical Recommendations</w:t>
       </w:r>
-      <w:bookmarkEnd w:id="132"/>
+      <w:bookmarkEnd w:id="147"/>
     </w:p>
     <w:p>
       <w:pPr>
@@ -17332,21 +19235,21 @@
         <w:rPr>
           <w:lang w:val="en-US"/>
         </w:rPr>
-        <w:t xml:space="preserve">[TODO: Present recommendations supported by the findings.]</w:t>
+        <w:t xml:space="preserve">For researchers and tool maintainers, keep relatedness, direction, scanner output, and scan coverage as separate judgments; preserve unresolved and incomplete cases; and rerun reports when rule definitions or inputs change. For skill authors and adopters, review the actual changed instructions and their operational context, especially commands, network access, credential handling, file operations, package installation, and system changes. Treat a positive match as a prompt to investigate, not as an automatic rejection or a security verdict.</w:t>
       </w:r>
     </w:p>
     <w:p>
       <w:pPr>
         <w:pStyle w:val="Heading2"/>
       </w:pPr>
-      <w:bookmarkStart w:id="133" w:name="_52893578eab4323b1faa66be1af0166dd0dc907"/>
+      <w:bookmarkStart w:id="148" w:name="_52893578eab4323b1faa66be1af0166dd0dc907"/>
       <w:r>
         <w:rPr>
           <w:lang w:val="en-US"/>
         </w:rPr>
         <w:t xml:space="preserve">Unexpected Findings</w:t>
       </w:r>
-      <w:bookmarkEnd w:id="133"/>
+      <w:bookmarkEnd w:id="148"/>
     </w:p>
     <w:p>
       <w:pPr>
@@ -17356,21 +19259,21 @@
         <w:rPr>
           <w:lang w:val="en-US"/>
         </w:rPr>
-        <w:t xml:space="preserve">[TODO: Discuss surprising results and possible explanations.]</w:t>
+        <w:t xml:space="preserve">Within the Sprint 1 adjacent-pair output, 20 of 33 pairs had no positive rule-count delta, while the remaining 13 had one or more. Positive events were distributed across all six categories, with different counts by rule. This variation is useful for testing the reporting path but is not a stable ranking of category risk: the sample is small and purposeful, a pair may contribute several events, and the event count depends on rule behavior and text volume. The family workflow’s smaller set of 17 directed edges also illustrates that candidate loading, view adjacency, and selected predecessor relationships are different analytic stages.</w:t>
       </w:r>
     </w:p>
     <w:p>
       <w:pPr>
         <w:pStyle w:val="Heading2"/>
       </w:pPr>
-      <w:bookmarkStart w:id="134" w:name="_583db5bf2d2a7d5f8b9c1af5c08028040515b84"/>
+      <w:bookmarkStart w:id="149" w:name="_583db5bf2d2a7d5f8b9c1af5c08028040515b84"/>
       <w:r>
         <w:rPr>
           <w:lang w:val="en-US"/>
         </w:rPr>
         <w:t xml:space="preserve">Interpretation Boundaries</w:t>
       </w:r>
-      <w:bookmarkEnd w:id="134"/>
+      <w:bookmarkEnd w:id="149"/>
     </w:p>
     <w:p>
       <w:pPr>
@@ -17380,34 +19283,34 @@
         <w:rPr>
           <w:lang w:val="en-US"/>
         </w:rPr>
-        <w:t xml:space="preserve">[TODO: Reinforce what the evidence does and does not establish, including limits involving intent, execution, exploitability, causation, and provenance.]</w:t>
+        <w:t xml:space="preserve">The measurements concern detected text patterns and their differences across selected artifact occurrences. They do not establish that instructions were executed, that an agent had the required permissions, that the referenced resources were sensitive, that an exploitable condition existed, or that authors intended harm. The relationship procedure does not prove copying, authorship, or causal propagation. Sprint 1 percentages are not population estimates; no Sprint 2 manual-validation metrics are available yet. These limits are material to every security and supply-chain interpretation in this report.</w:t>
       </w:r>
     </w:p>
     <w:p>
       <w:pPr>
         <w:pStyle w:val="Heading1"/>
       </w:pPr>
-      <w:bookmarkStart w:id="135" w:name="_ae3769a05271860cf4be36bb7ec2f9e7d880187"/>
+      <w:bookmarkStart w:id="150" w:name="_ae3769a05271860cf4be36bb7ec2f9e7d880187"/>
       <w:r>
         <w:rPr>
           <w:lang w:val="en-US"/>
         </w:rPr>
         <w:t xml:space="preserve">Threats to Validity</w:t>
       </w:r>
-      <w:bookmarkEnd w:id="135"/>
+      <w:bookmarkEnd w:id="150"/>
     </w:p>
     <w:p>
       <w:pPr>
         <w:pStyle w:val="Heading2"/>
       </w:pPr>
-      <w:bookmarkStart w:id="136" w:name="_ca57531ce7fcf56c8e6f5aa51db190f2e49d5e3"/>
+      <w:bookmarkStart w:id="151" w:name="_ca57531ce7fcf56c8e6f5aa51db190f2e49d5e3"/>
       <w:r>
         <w:rPr>
           <w:lang w:val="en-US"/>
         </w:rPr>
         <w:t xml:space="preserve">Construct Validity</w:t>
       </w:r>
-      <w:bookmarkEnd w:id="136"/>
+      <w:bookmarkEnd w:id="151"/>
     </w:p>
     <w:p>
       <w:pPr>
@@ -17564,14 +19467,14 @@
       <w:pPr>
         <w:pStyle w:val="Heading2"/>
       </w:pPr>
-      <w:bookmarkStart w:id="137" w:name="_3f8297696011565d814cff41f1042753097445e"/>
+      <w:bookmarkStart w:id="152" w:name="_3f8297696011565d814cff41f1042753097445e"/>
       <w:r>
         <w:rPr>
           <w:lang w:val="en-US"/>
         </w:rPr>
         <w:t xml:space="preserve">Internal Validity</w:t>
       </w:r>
-      <w:bookmarkEnd w:id="137"/>
+      <w:bookmarkEnd w:id="152"/>
     </w:p>
     <w:p>
       <w:pPr>
@@ -17621,14 +19524,14 @@
       <w:pPr>
         <w:pStyle w:val="Heading2"/>
       </w:pPr>
-      <w:bookmarkStart w:id="138" w:name="_509d1b8fa07347e605796d7f75e79033f54460b"/>
+      <w:bookmarkStart w:id="153" w:name="_509d1b8fa07347e605796d7f75e79033f54460b"/>
       <w:r>
         <w:rPr>
           <w:lang w:val="en-US"/>
         </w:rPr>
         <w:t xml:space="preserve">External Validity</w:t>
       </w:r>
-      <w:bookmarkEnd w:id="138"/>
+      <w:bookmarkEnd w:id="153"/>
     </w:p>
     <w:p>
       <w:pPr>
@@ -17665,16 +19568,75 @@
     </w:p>
     <w:p>
       <w:pPr>
+        <w:pStyle w:val="BodyText"/>
+      </w:pPr>
+      <w:r>
+        <w:rPr>
+          <w:lang w:val="en-US"/>
+        </w:rPr>
+        <w:t xml:space="preserve">The Sprint 2 manual-validation design selects 13 pair-level cases from this same purposeful sample: five positive, four negative, and four ambiguous. It is a fixed method-validation set, not a random sample of GitSkills or of all eligible comparisons. Reviewers have not yet annotated these cases, so the sample provides no observed precision, recall, reviewer agreement, or error-rate estimate. See the</w:t>
+      </w:r>
+      <w:r>
+        <w:rPr>
+          <w:lang w:val="en-US"/>
+        </w:rPr>
+        <w:t xml:space="preserve"> </w:t>
+      </w:r>
+      <w:hyperlink r:id="rId58">
+        <w:r>
+          <w:rPr>
+            <w:rStyle w:val="Hyperlink"/>
+            <w:lang w:val="en-US"/>
+          </w:rPr>
+          <w:t xml:space="preserve">validation protocol</w:t>
+        </w:r>
+      </w:hyperlink>
+      <w:r>
+        <w:rPr>
+          <w:lang w:val="en-US"/>
+        </w:rPr>
+        <w:t xml:space="preserve"> </w:t>
+      </w:r>
+      <w:r>
+        <w:rPr>
+          <w:lang w:val="en-US"/>
+        </w:rPr>
+        <w:t xml:space="preserve">and</w:t>
+      </w:r>
+      <w:r>
+        <w:rPr>
+          <w:lang w:val="en-US"/>
+        </w:rPr>
+        <w:t xml:space="preserve"> </w:t>
+      </w:r>
+      <w:hyperlink r:id="rId59">
+        <w:r>
+          <w:rPr>
+            <w:rStyle w:val="Hyperlink"/>
+            <w:lang w:val="en-US"/>
+          </w:rPr>
+          <w:t xml:space="preserve">validation sample</w:t>
+        </w:r>
+      </w:hyperlink>
+      <w:r>
+        <w:rPr>
+          <w:lang w:val="en-US"/>
+        </w:rPr>
+        <w:t xml:space="preserve">.</w:t>
+      </w:r>
+    </w:p>
+    <w:p>
+      <w:pPr>
         <w:pStyle w:val="Heading2"/>
       </w:pPr>
-      <w:bookmarkStart w:id="139" w:name="_f86c75795e4fa25cad4ff8c43d1144a1d0456e5"/>
+      <w:bookmarkStart w:id="154" w:name="_f86c75795e4fa25cad4ff8c43d1144a1d0456e5"/>
       <w:r>
         <w:rPr>
           <w:lang w:val="en-US"/>
         </w:rPr>
         <w:t xml:space="preserve">Conclusion Validity</w:t>
       </w:r>
-      <w:bookmarkEnd w:id="139"/>
+      <w:bookmarkEnd w:id="154"/>
     </w:p>
     <w:p>
       <w:pPr>
@@ -17711,16 +19673,27 @@
     </w:p>
     <w:p>
       <w:pPr>
+        <w:pStyle w:val="BodyText"/>
+      </w:pPr>
+      <w:r>
+        <w:rPr>
+          <w:lang w:val="en-US"/>
+        </w:rPr>
+        <w:t xml:space="preserve">The available report figures and count summaries are generated from the Sprint 1 notebook’s 33 view-order adjacent comparisons. They are not output from the planned Sprint 2 analysis pipeline, and their positive count deltas do not identify introduced capabilities or verified parent-child changes. Sprint 2 analysis outputs and manual annotations are not yet available; conclusions about their rates and category distribution must wait for those outputs.</w:t>
+      </w:r>
+    </w:p>
+    <w:p>
+      <w:pPr>
         <w:pStyle w:val="Heading2"/>
       </w:pPr>
-      <w:bookmarkStart w:id="140" w:name="_484d7155282fd9286b8948331c134866b8f80dc"/>
+      <w:bookmarkStart w:id="155" w:name="_484d7155282fd9286b8948331c134866b8f80dc"/>
       <w:r>
         <w:rPr>
           <w:lang w:val="en-US"/>
         </w:rPr>
         <w:t xml:space="preserve">Reproducibility Threats</w:t>
       </w:r>
-      <w:bookmarkEnd w:id="140"/>
+      <w:bookmarkEnd w:id="155"/>
     </w:p>
     <w:p>
       <w:pPr>
@@ -17877,14 +19850,14 @@
       <w:pPr>
         <w:pStyle w:val="Heading2"/>
       </w:pPr>
-      <w:bookmarkStart w:id="141" w:name="_68717a341314bb18746918e40944851fb864f1e"/>
+      <w:bookmarkStart w:id="156" w:name="_68717a341314bb18746918e40944851fb864f1e"/>
       <w:r>
         <w:rPr>
           <w:lang w:val="en-US"/>
         </w:rPr>
         <w:t xml:space="preserve">Missing and Incomplete Data</w:t>
       </w:r>
-      <w:bookmarkEnd w:id="141"/>
+      <w:bookmarkEnd w:id="156"/>
     </w:p>
     <w:p>
       <w:pPr>
@@ -17923,14 +19896,14 @@
       <w:pPr>
         <w:pStyle w:val="Heading2"/>
       </w:pPr>
-      <w:bookmarkStart w:id="142" w:name="_9731f00c4dc05595f2cc003ec839968afe42d39"/>
+      <w:bookmarkStart w:id="157" w:name="_9731f00c4dc05595f2cc003ec839968afe42d39"/>
       <w:r>
         <w:rPr>
           <w:lang w:val="en-US"/>
         </w:rPr>
         <w:t xml:space="preserve">Output Scope and Traceability</w:t>
       </w:r>
-      <w:bookmarkEnd w:id="142"/>
+      <w:bookmarkEnd w:id="157"/>
     </w:p>
     <w:p>
       <w:pPr>
@@ -17983,21 +19956,21 @@
       <w:pPr>
         <w:pStyle w:val="Heading2"/>
       </w:pPr>
-      <w:bookmarkStart w:id="143" w:name="_mitigations"/>
+      <w:bookmarkStart w:id="158" w:name="_mitigations"/>
       <w:r>
         <w:rPr>
           <w:lang w:val="en-US"/>
         </w:rPr>
         <w:t xml:space="preserve">Mitigations</w:t>
       </w:r>
-      <w:bookmarkEnd w:id="143"/>
+      <w:bookmarkEnd w:id="158"/>
     </w:p>
     <w:p>
       <w:pPr>
         <w:pStyle w:val="Compact"/>
         <w:numPr>
           <w:ilvl w:val="0"/>
-          <w:numId w:val="1021"/>
+          <w:numId w:val="1019"/>
         </w:numPr>
       </w:pPr>
       <w:r>
@@ -18012,7 +19985,7 @@
         <w:pStyle w:val="Compact"/>
         <w:numPr>
           <w:ilvl w:val="0"/>
-          <w:numId w:val="1021"/>
+          <w:numId w:val="1019"/>
         </w:numPr>
       </w:pPr>
       <w:r>
@@ -18027,7 +20000,7 @@
         <w:pStyle w:val="Compact"/>
         <w:numPr>
           <w:ilvl w:val="0"/>
-          <w:numId w:val="1021"/>
+          <w:numId w:val="1019"/>
         </w:numPr>
       </w:pPr>
       <w:r>
@@ -18042,7 +20015,7 @@
         <w:pStyle w:val="Compact"/>
         <w:numPr>
           <w:ilvl w:val="0"/>
-          <w:numId w:val="1021"/>
+          <w:numId w:val="1019"/>
         </w:numPr>
       </w:pPr>
       <w:r>
@@ -18057,7 +20030,7 @@
         <w:pStyle w:val="Compact"/>
         <w:numPr>
           <w:ilvl w:val="0"/>
-          <w:numId w:val="1021"/>
+          <w:numId w:val="1019"/>
         </w:numPr>
       </w:pPr>
       <w:r>
@@ -18072,7 +20045,7 @@
         <w:pStyle w:val="Compact"/>
         <w:numPr>
           <w:ilvl w:val="0"/>
-          <w:numId w:val="1021"/>
+          <w:numId w:val="1019"/>
         </w:numPr>
       </w:pPr>
       <w:r>
@@ -18087,7 +20060,7 @@
         <w:pStyle w:val="Compact"/>
         <w:numPr>
           <w:ilvl w:val="0"/>
-          <w:numId w:val="1021"/>
+          <w:numId w:val="1019"/>
         </w:numPr>
       </w:pPr>
       <w:r>
@@ -18102,7 +20075,7 @@
         <w:pStyle w:val="Compact"/>
         <w:numPr>
           <w:ilvl w:val="0"/>
-          <w:numId w:val="1021"/>
+          <w:numId w:val="1019"/>
         </w:numPr>
       </w:pPr>
       <w:r>
@@ -18117,7 +20090,7 @@
         <w:pStyle w:val="Compact"/>
         <w:numPr>
           <w:ilvl w:val="0"/>
-          <w:numId w:val="1021"/>
+          <w:numId w:val="1019"/>
         </w:numPr>
       </w:pPr>
       <w:r>
@@ -18132,7 +20105,7 @@
         <w:pStyle w:val="Compact"/>
         <w:numPr>
           <w:ilvl w:val="0"/>
-          <w:numId w:val="1021"/>
+          <w:numId w:val="1019"/>
         </w:numPr>
       </w:pPr>
       <w:r>
@@ -18146,27 +20119,27 @@
       <w:pPr>
         <w:pStyle w:val="Heading1"/>
       </w:pPr>
-      <w:bookmarkStart w:id="144" w:name="_3cd9c5423bbf105992246f21865b9fc54061b7b"/>
+      <w:bookmarkStart w:id="159" w:name="_3cd9c5423bbf105992246f21865b9fc54061b7b"/>
       <w:r>
         <w:rPr>
           <w:lang w:val="en-US"/>
         </w:rPr>
         <w:t xml:space="preserve">Related Work and References</w:t>
       </w:r>
-      <w:bookmarkEnd w:id="144"/>
+      <w:bookmarkEnd w:id="159"/>
     </w:p>
     <w:p>
       <w:pPr>
         <w:pStyle w:val="Heading2"/>
       </w:pPr>
-      <w:bookmarkStart w:id="145" w:name="_66747ccbe1991438aa254e5fa4a6d557fab6042"/>
+      <w:bookmarkStart w:id="160" w:name="_66747ccbe1991438aa254e5fa4a6d557fab6042"/>
       <w:r>
         <w:rPr>
           <w:lang w:val="en-US"/>
         </w:rPr>
         <w:t xml:space="preserve">Mining Software Repositories</w:t>
       </w:r>
-      <w:bookmarkEnd w:id="145"/>
+      <w:bookmarkEnd w:id="160"/>
     </w:p>
     <w:p>
       <w:pPr>
@@ -18183,14 +20156,14 @@
       <w:pPr>
         <w:pStyle w:val="Heading2"/>
       </w:pPr>
-      <w:bookmarkStart w:id="146" w:name="_ac683a4d88dd2d67ca28b7bd8cd3cb4102940b5"/>
+      <w:bookmarkStart w:id="161" w:name="_ac683a4d88dd2d67ca28b7bd8cd3cb4102940b5"/>
       <w:r>
         <w:rPr>
           <w:lang w:val="en-US"/>
         </w:rPr>
         <w:t xml:space="preserve">Software Supply-Chain Security</w:t>
       </w:r>
-      <w:bookmarkEnd w:id="146"/>
+      <w:bookmarkEnd w:id="161"/>
     </w:p>
     <w:p>
       <w:pPr>
@@ -18207,14 +20180,14 @@
       <w:pPr>
         <w:pStyle w:val="Heading2"/>
       </w:pPr>
-      <w:bookmarkStart w:id="147" w:name="_6c82dedddcc6658f14d7b749bd4b77e64d923d8"/>
+      <w:bookmarkStart w:id="162" w:name="_6c82dedddcc6658f14d7b749bd4b77e64d923d8"/>
       <w:r>
         <w:rPr>
           <w:lang w:val="en-US"/>
         </w:rPr>
         <w:t xml:space="preserve">Static Security Analysis</w:t>
       </w:r>
-      <w:bookmarkEnd w:id="147"/>
+      <w:bookmarkEnd w:id="162"/>
     </w:p>
     <w:p>
       <w:pPr>
@@ -18231,14 +20204,14 @@
       <w:pPr>
         <w:pStyle w:val="Heading2"/>
       </w:pPr>
-      <w:bookmarkStart w:id="148" w:name="_9424954c5d9e3791a2bcabb38dff7397f30bd95"/>
+      <w:bookmarkStart w:id="163" w:name="_9424954c5d9e3791a2bcabb38dff7397f30bd95"/>
       <w:r>
         <w:rPr>
           <w:lang w:val="en-US"/>
         </w:rPr>
         <w:t xml:space="preserve">AI-Agent Skills and Instructions</w:t>
       </w:r>
-      <w:bookmarkEnd w:id="148"/>
+      <w:bookmarkEnd w:id="163"/>
     </w:p>
     <w:p>
       <w:pPr>
@@ -18255,14 +20228,14 @@
       <w:pPr>
         <w:pStyle w:val="Heading2"/>
       </w:pPr>
-      <w:bookmarkStart w:id="149" w:name="_1adc5be9826e440b43ad9fc7f02568f7d2517bf"/>
+      <w:bookmarkStart w:id="164" w:name="_1adc5be9826e440b43ad9fc7f02568f7d2517bf"/>
       <w:r>
         <w:rPr>
           <w:lang w:val="en-US"/>
         </w:rPr>
         <w:t xml:space="preserve">Relationship to This Project</w:t>
       </w:r>
-      <w:bookmarkEnd w:id="149"/>
+      <w:bookmarkEnd w:id="164"/>
     </w:p>
     <w:p>
       <w:pPr>
@@ -18279,42 +20252,42 @@
       <w:pPr>
         <w:pStyle w:val="Heading2"/>
       </w:pPr>
-      <w:bookmarkStart w:id="150" w:name="_references"/>
+      <w:bookmarkStart w:id="165" w:name="_references"/>
       <w:r>
         <w:rPr>
           <w:lang w:val="en-US"/>
         </w:rPr>
         <w:t xml:space="preserve">References</w:t>
       </w:r>
-      <w:bookmarkEnd w:id="150"/>
-    </w:p>
-    <w:bookmarkStart w:id="151" w:name="_refs"/>
-    <w:bookmarkEnd w:id="151"/>
+      <w:bookmarkEnd w:id="165"/>
+    </w:p>
+    <w:bookmarkStart w:id="166" w:name="_refs"/>
+    <w:bookmarkEnd w:id="166"/>
     <w:p>
       <w:pPr>
         <w:pStyle w:val="Heading1"/>
       </w:pPr>
-      <w:bookmarkStart w:id="152" w:name="_e8d308ffbd901317f90b481fd7de8c10169e544"/>
+      <w:bookmarkStart w:id="167" w:name="_e8d308ffbd901317f90b481fd7de8c10169e544"/>
       <w:r>
         <w:rPr>
           <w:lang w:val="en-US"/>
         </w:rPr>
         <w:t xml:space="preserve">Conclusion and Future Work</w:t>
       </w:r>
-      <w:bookmarkEnd w:id="152"/>
+      <w:bookmarkEnd w:id="167"/>
     </w:p>
     <w:p>
       <w:pPr>
         <w:pStyle w:val="Heading2"/>
       </w:pPr>
-      <w:bookmarkStart w:id="153" w:name="_conclusion"/>
+      <w:bookmarkStart w:id="168" w:name="_conclusion"/>
       <w:r>
         <w:rPr>
           <w:lang w:val="en-US"/>
         </w:rPr>
         <w:t xml:space="preserve">Conclusion</w:t>
       </w:r>
-      <w:bookmarkEnd w:id="153"/>
+      <w:bookmarkEnd w:id="168"/>
     </w:p>
     <w:p>
       <w:pPr>
@@ -18331,14 +20304,14 @@
       <w:pPr>
         <w:pStyle w:val="Heading2"/>
       </w:pPr>
-      <w:bookmarkStart w:id="154" w:name="_contributions"/>
+      <w:bookmarkStart w:id="169" w:name="_contributions"/>
       <w:r>
         <w:rPr>
           <w:lang w:val="en-US"/>
         </w:rPr>
         <w:t xml:space="preserve">Contributions</w:t>
       </w:r>
-      <w:bookmarkEnd w:id="154"/>
+      <w:bookmarkEnd w:id="169"/>
     </w:p>
     <w:p>
       <w:pPr>
@@ -18355,14 +20328,14 @@
       <w:pPr>
         <w:pStyle w:val="Heading2"/>
       </w:pPr>
-      <w:bookmarkStart w:id="155" w:name="_limitations"/>
+      <w:bookmarkStart w:id="170" w:name="_limitations"/>
       <w:r>
         <w:rPr>
           <w:lang w:val="en-US"/>
         </w:rPr>
         <w:t xml:space="preserve">Limitations</w:t>
       </w:r>
-      <w:bookmarkEnd w:id="155"/>
+      <w:bookmarkEnd w:id="170"/>
     </w:p>
     <w:p>
       <w:pPr>
@@ -18379,14 +20352,14 @@
       <w:pPr>
         <w:pStyle w:val="Heading2"/>
       </w:pPr>
-      <w:bookmarkStart w:id="156" w:name="_32691ce30b0dd97ec3690ce7d97c5c9a26aa3b1"/>
+      <w:bookmarkStart w:id="171" w:name="_32691ce30b0dd97ec3690ce7d97c5c9a26aa3b1"/>
       <w:r>
         <w:rPr>
           <w:lang w:val="en-US"/>
         </w:rPr>
         <w:t xml:space="preserve">Future Work</w:t>
       </w:r>
-      <w:bookmarkEnd w:id="156"/>
+      <w:bookmarkEnd w:id="171"/>
     </w:p>
     <w:p>
       <w:pPr>
@@ -18403,14 +20376,14 @@
       <w:pPr>
         <w:pStyle w:val="Heading2"/>
       </w:pPr>
-      <w:bookmarkStart w:id="157" w:name="_6776c0b1f1b923c9ebd9afa820c1170bddac7d4"/>
+      <w:bookmarkStart w:id="172" w:name="_6776c0b1f1b923c9ebd9afa820c1170bddac7d4"/>
       <w:r>
         <w:rPr>
           <w:lang w:val="en-US"/>
         </w:rPr>
         <w:t xml:space="preserve">Final Takeaway</w:t>
       </w:r>
-      <w:bookmarkEnd w:id="157"/>
+      <w:bookmarkEnd w:id="172"/>
     </w:p>
     <w:p>
       <w:pPr>
@@ -18427,27 +20400,27 @@
       <w:pPr>
         <w:pStyle w:val="Heading1"/>
       </w:pPr>
-      <w:bookmarkStart w:id="158" w:name="_560fc75b6dcd72effb8d3c66c8f47a5c9d04a80"/>
+      <w:bookmarkStart w:id="173" w:name="_560fc75b6dcd72effb8d3c66c8f47a5c9d04a80"/>
       <w:r>
         <w:rPr>
           <w:lang w:val="en-US"/>
         </w:rPr>
         <w:t xml:space="preserve">Artifact Appendix</w:t>
       </w:r>
-      <w:bookmarkEnd w:id="158"/>
+      <w:bookmarkEnd w:id="173"/>
     </w:p>
     <w:p>
       <w:pPr>
         <w:pStyle w:val="Heading2"/>
       </w:pPr>
-      <w:bookmarkStart w:id="159" w:name="_repository"/>
+      <w:bookmarkStart w:id="174" w:name="_repository"/>
       <w:r>
         <w:rPr>
           <w:lang w:val="en-US"/>
         </w:rPr>
         <w:t xml:space="preserve">Repository</w:t>
       </w:r>
-      <w:bookmarkEnd w:id="159"/>
+      <w:bookmarkEnd w:id="174"/>
     </w:p>
     <w:p>
       <w:pPr>
@@ -18464,14 +20437,14 @@
       <w:pPr>
         <w:pStyle w:val="Heading2"/>
       </w:pPr>
-      <w:bookmarkStart w:id="160" w:name="_77ee41bd58dfb57b8e48b7713a68275225d21f9"/>
+      <w:bookmarkStart w:id="175" w:name="_77ee41bd58dfb57b8e48b7713a68275225d21f9"/>
       <w:r>
         <w:rPr>
           <w:lang w:val="en-US"/>
         </w:rPr>
         <w:t xml:space="preserve">Project Structure</w:t>
       </w:r>
-      <w:bookmarkEnd w:id="160"/>
+      <w:bookmarkEnd w:id="175"/>
     </w:p>
     <w:p>
       <w:pPr>
@@ -18488,14 +20461,14 @@
       <w:pPr>
         <w:pStyle w:val="Heading2"/>
       </w:pPr>
-      <w:bookmarkStart w:id="161" w:name="_cfae6882c64ccbe37462bc61289e6f9057c3f44"/>
+      <w:bookmarkStart w:id="176" w:name="_cfae6882c64ccbe37462bc61289e6f9057c3f44"/>
       <w:r>
         <w:rPr>
           <w:lang w:val="en-US"/>
         </w:rPr>
         <w:t xml:space="preserve">Environment and Dependencies</w:t>
       </w:r>
-      <w:bookmarkEnd w:id="161"/>
+      <w:bookmarkEnd w:id="176"/>
     </w:p>
     <w:p>
       <w:pPr>
@@ -18512,14 +20485,14 @@
       <w:pPr>
         <w:pStyle w:val="Heading2"/>
       </w:pPr>
-      <w:bookmarkStart w:id="162" w:name="_33020281a303e9d7cfd765d80958645f334548c"/>
+      <w:bookmarkStart w:id="177" w:name="_33020281a303e9d7cfd765d80958645f334548c"/>
       <w:r>
         <w:rPr>
           <w:lang w:val="en-US"/>
         </w:rPr>
         <w:t xml:space="preserve">Dataset Availability</w:t>
       </w:r>
-      <w:bookmarkEnd w:id="162"/>
+      <w:bookmarkEnd w:id="177"/>
     </w:p>
     <w:p>
       <w:pPr>
@@ -18555,14 +20528,14 @@
       <w:pPr>
         <w:pStyle w:val="Heading2"/>
       </w:pPr>
-      <w:bookmarkStart w:id="163" w:name="_16b7d982ec6c5f8e0b20f58fc1dd191bb1c5720"/>
+      <w:bookmarkStart w:id="178" w:name="_16b7d982ec6c5f8e0b20f58fc1dd191bb1c5720"/>
       <w:r>
         <w:rPr>
           <w:lang w:val="en-US"/>
         </w:rPr>
         <w:t xml:space="preserve">Reproduction Commands</w:t>
       </w:r>
-      <w:bookmarkEnd w:id="163"/>
+      <w:bookmarkEnd w:id="178"/>
     </w:p>
     <w:p>
       <w:pPr>
@@ -18579,14 +20552,14 @@
       <w:pPr>
         <w:pStyle w:val="Heading2"/>
       </w:pPr>
-      <w:bookmarkStart w:id="164" w:name="_70f5883507547d33d44587be3856063c5091f81"/>
+      <w:bookmarkStart w:id="179" w:name="_70f5883507547d33d44587be3856063c5091f81"/>
       <w:r>
         <w:rPr>
           <w:lang w:val="en-US"/>
         </w:rPr>
         <w:t xml:space="preserve">Generated Artifacts</w:t>
       </w:r>
-      <w:bookmarkEnd w:id="164"/>
+      <w:bookmarkEnd w:id="179"/>
     </w:p>
     <w:p>
       <w:pPr>
@@ -18603,14 +20576,14 @@
       <w:pPr>
         <w:pStyle w:val="Heading2"/>
       </w:pPr>
-      <w:bookmarkStart w:id="165" w:name="_46b73d5770f6a55409e48b97fd22d64c77e226a"/>
+      <w:bookmarkStart w:id="180" w:name="_46b73d5770f6a55409e48b97fd22d64c77e226a"/>
       <w:r>
         <w:rPr>
           <w:lang w:val="en-US"/>
         </w:rPr>
         <w:t xml:space="preserve">Configuration and Versioning</w:t>
       </w:r>
-      <w:bookmarkEnd w:id="165"/>
+      <w:bookmarkEnd w:id="180"/>
     </w:p>
     <w:p>
       <w:pPr>
@@ -18627,14 +20600,14 @@
       <w:pPr>
         <w:pStyle w:val="Heading2"/>
       </w:pPr>
-      <w:bookmarkStart w:id="166" w:name="_fbf6a80e52ed24ce470b12d156fbccd053a0c1f"/>
+      <w:bookmarkStart w:id="181" w:name="_fbf6a80e52ed24ce470b12d156fbccd053a0c1f"/>
       <w:r>
         <w:rPr>
           <w:lang w:val="en-US"/>
         </w:rPr>
         <w:t xml:space="preserve">Known Limitations</w:t>
       </w:r>
-      <w:bookmarkEnd w:id="166"/>
+      <w:bookmarkEnd w:id="181"/>
     </w:p>
     <w:p>
       <w:pPr>
@@ -18651,14 +20624,14 @@
       <w:pPr>
         <w:pStyle w:val="Heading2"/>
       </w:pPr>
-      <w:bookmarkStart w:id="167" w:name="_217dd41b89895b3b3ae3b593bfc7ec2a0e6f253"/>
+      <w:bookmarkStart w:id="182" w:name="_217dd41b89895b3b3ae3b593bfc7ec2a0e6f253"/>
       <w:r>
         <w:rPr>
           <w:lang w:val="en-US"/>
         </w:rPr>
         <w:t xml:space="preserve">AI-Use Disclosure</w:t>
       </w:r>
-      <w:bookmarkEnd w:id="167"/>
+      <w:bookmarkEnd w:id="182"/>
     </w:p>
     <w:p>
       <w:pPr>
@@ -18675,14 +20648,14 @@
       <w:pPr>
         <w:pStyle w:val="Heading2"/>
       </w:pPr>
-      <w:bookmarkStart w:id="168" w:name="_1877f30db26a3be0074c5aea610ec069513cd93"/>
+      <w:bookmarkStart w:id="183" w:name="_1877f30db26a3be0074c5aea610ec069513cd93"/>
       <w:r>
         <w:rPr>
           <w:lang w:val="en-US"/>
         </w:rPr>
         <w:t xml:space="preserve">Team Contributions</w:t>
       </w:r>
-      <w:bookmarkEnd w:id="168"/>
+      <w:bookmarkEnd w:id="183"/>
     </w:p>
     <w:p>
       <w:pPr>
@@ -19141,10 +21114,64 @@
     <w:abstractNumId w:val="991"/>
   </w:num>
   <w:num w:numId="1013">
-    <w:abstractNumId w:val="991"/>
+    <w:abstractNumId w:val="99411"/>
+    <w:lvlOverride w:ilvl="0">
+      <w:startOverride w:val="1"/>
+    </w:lvlOverride>
+    <w:lvlOverride w:ilvl="1">
+      <w:startOverride w:val="1"/>
+    </w:lvlOverride>
+    <w:lvlOverride w:ilvl="2">
+      <w:startOverride w:val="1"/>
+    </w:lvlOverride>
+    <w:lvlOverride w:ilvl="3">
+      <w:startOverride w:val="1"/>
+    </w:lvlOverride>
+    <w:lvlOverride w:ilvl="4">
+      <w:startOverride w:val="1"/>
+    </w:lvlOverride>
+    <w:lvlOverride w:ilvl="5">
+      <w:startOverride w:val="1"/>
+    </w:lvlOverride>
+    <w:lvlOverride w:ilvl="6">
+      <w:startOverride w:val="1"/>
+    </w:lvlOverride>
+    <w:lvlOverride w:ilvl="7">
+      <w:startOverride w:val="1"/>
+    </w:lvlOverride>
+    <w:lvlOverride w:ilvl="8">
+      <w:startOverride w:val="1"/>
+    </w:lvlOverride>
   </w:num>
   <w:num w:numId="1014">
-    <w:abstractNumId w:val="991"/>
+    <w:abstractNumId w:val="99411"/>
+    <w:lvlOverride w:ilvl="0">
+      <w:startOverride w:val="1"/>
+    </w:lvlOverride>
+    <w:lvlOverride w:ilvl="1">
+      <w:startOverride w:val="1"/>
+    </w:lvlOverride>
+    <w:lvlOverride w:ilvl="2">
+      <w:startOverride w:val="1"/>
+    </w:lvlOverride>
+    <w:lvlOverride w:ilvl="3">
+      <w:startOverride w:val="1"/>
+    </w:lvlOverride>
+    <w:lvlOverride w:ilvl="4">
+      <w:startOverride w:val="1"/>
+    </w:lvlOverride>
+    <w:lvlOverride w:ilvl="5">
+      <w:startOverride w:val="1"/>
+    </w:lvlOverride>
+    <w:lvlOverride w:ilvl="6">
+      <w:startOverride w:val="1"/>
+    </w:lvlOverride>
+    <w:lvlOverride w:ilvl="7">
+      <w:startOverride w:val="1"/>
+    </w:lvlOverride>
+    <w:lvlOverride w:ilvl="8">
+      <w:startOverride w:val="1"/>
+    </w:lvlOverride>
   </w:num>
   <w:num w:numId="1015">
     <w:abstractNumId w:val="99411"/>
@@ -19177,75 +21204,15 @@
     </w:lvlOverride>
   </w:num>
   <w:num w:numId="1016">
-    <w:abstractNumId w:val="99411"/>
-    <w:lvlOverride w:ilvl="0">
-      <w:startOverride w:val="1"/>
-    </w:lvlOverride>
-    <w:lvlOverride w:ilvl="1">
-      <w:startOverride w:val="1"/>
-    </w:lvlOverride>
-    <w:lvlOverride w:ilvl="2">
-      <w:startOverride w:val="1"/>
-    </w:lvlOverride>
-    <w:lvlOverride w:ilvl="3">
-      <w:startOverride w:val="1"/>
-    </w:lvlOverride>
-    <w:lvlOverride w:ilvl="4">
-      <w:startOverride w:val="1"/>
-    </w:lvlOverride>
-    <w:lvlOverride w:ilvl="5">
-      <w:startOverride w:val="1"/>
-    </w:lvlOverride>
-    <w:lvlOverride w:ilvl="6">
-      <w:startOverride w:val="1"/>
-    </w:lvlOverride>
-    <w:lvlOverride w:ilvl="7">
-      <w:startOverride w:val="1"/>
-    </w:lvlOverride>
-    <w:lvlOverride w:ilvl="8">
-      <w:startOverride w:val="1"/>
-    </w:lvlOverride>
+    <w:abstractNumId w:val="991"/>
   </w:num>
   <w:num w:numId="1017">
-    <w:abstractNumId w:val="99411"/>
-    <w:lvlOverride w:ilvl="0">
-      <w:startOverride w:val="1"/>
-    </w:lvlOverride>
-    <w:lvlOverride w:ilvl="1">
-      <w:startOverride w:val="1"/>
-    </w:lvlOverride>
-    <w:lvlOverride w:ilvl="2">
-      <w:startOverride w:val="1"/>
-    </w:lvlOverride>
-    <w:lvlOverride w:ilvl="3">
-      <w:startOverride w:val="1"/>
-    </w:lvlOverride>
-    <w:lvlOverride w:ilvl="4">
-      <w:startOverride w:val="1"/>
-    </w:lvlOverride>
-    <w:lvlOverride w:ilvl="5">
-      <w:startOverride w:val="1"/>
-    </w:lvlOverride>
-    <w:lvlOverride w:ilvl="6">
-      <w:startOverride w:val="1"/>
-    </w:lvlOverride>
-    <w:lvlOverride w:ilvl="7">
-      <w:startOverride w:val="1"/>
-    </w:lvlOverride>
-    <w:lvlOverride w:ilvl="8">
-      <w:startOverride w:val="1"/>
-    </w:lvlOverride>
+    <w:abstractNumId w:val="991"/>
   </w:num>
   <w:num w:numId="1018">
     <w:abstractNumId w:val="991"/>
   </w:num>
   <w:num w:numId="1019">
-    <w:abstractNumId w:val="991"/>
-  </w:num>
-  <w:num w:numId="1020">
-    <w:abstractNumId w:val="991"/>
-  </w:num>
-  <w:num w:numId="1021">
     <w:abstractNumId w:val="991"/>
   </w:num>
 </w:numbering>

--- a/report/generated-report/final.docx
+++ b/report/generated-report/final.docx
@@ -111,7 +111,7 @@
         <w:rPr>
           <w:lang w:val="en-US"/>
         </w:rPr>
-        <w:t xml:space="preserve">The saved exploratory run contains 1,151 artifacts from 30 provisional families and 3,997 directed comparisons. The assessor reports at least one supported indicator in 588 comparisons (14.7%); 206 comparisons have incomplete evidence coverage. Local script execution, network expansion, and credential-related changes are the most frequently reported categories. Additional graph edges account for most comparisons, and repeated artifacts make observations dependent. The selected families are not a representative sample of GitSkills. Independent review and adjudication for this run remain pending, so these counts measure automated findings rather than validated security incidents or scanner accuracy. The study provides evidence of candidate security-sensitive changes and an auditable way to examine them, while leaving their validated frequency and historical lineage unresolved.</w:t>
+        <w:t xml:space="preserve">The saved exploratory run contains 1,151 artifacts from 30 provisional families and 3,997 directed comparisons. The assessor reports at least one supported indicator in 588 comparisons (14.7%); 206 comparisons have incomplete evidence coverage. Local script execution, network expansion, and credential-related changes are the most frequently reported categories. Additional graph edges account for most comparisons, and repeated artifacts make observations dependent. The selected families are not a representative sample of GitSkills. Review annotation files now contain draft entries for 21 of 30 directed cases and all 15 relationship cases, but all entries remain pending human acceptance and adjudication. The automated counts therefore are not validated security incidents or scanner-accuracy estimates. The study provides evidence of candidate security-sensitive changes and an auditable way to examine them, while leaving their validated frequency and historical lineage unresolved.</w:t>
       </w:r>
     </w:p>
     <w:p>
@@ -2655,7 +2655,51 @@
         <w:rPr>
           <w:lang w:val="en-US"/>
         </w:rPr>
-        <w:t xml:space="preserve">The pipeline completed the automated workflow for the supplied cohort, loaded all 1,151 selected artifacts, preserved pair-level outcomes, and generated review samples. Completion establishes that those stages produced the saved outputs. It does not establish that relationships are historical facts, that every supported RI is correct, or that unflagged cases lack in-scope changes. The execution summary explicitly states that independent review and adjudication are awaited.</w:t>
+        <w:t xml:space="preserve">The pipeline completed the automated workflow for the supplied cohort, loaded all 1,151 selected artifacts, preserved pair-level outcomes, and generated review samples. Completion establishes that those stages produced the saved outputs. It does not establish that relationships are historical facts, that every supported RI is correct, or that unflagged cases lack in-scope changes. The committed annotation files contain draft entries for 21 of the 30 directed cases and all 15 relationship cases. Their entries are marked</w:t>
+      </w:r>
+      <w:r>
+        <w:rPr>
+          <w:lang w:val="en-US"/>
+        </w:rPr>
+        <w:t xml:space="preserve"> </w:t>
+      </w:r>
+      <w:r>
+        <w:rPr>
+          <w:rStyle w:val="VerbatimChar"/>
+          <w:lang w:val="en-US"/>
+        </w:rPr>
+        <w:t xml:space="preserve">review_phase=independent</w:t>
+      </w:r>
+      <w:r>
+        <w:rPr>
+          <w:lang w:val="en-US"/>
+        </w:rPr>
+        <w:t xml:space="preserve"> </w:t>
+      </w:r>
+      <w:r>
+        <w:rPr>
+          <w:lang w:val="en-US"/>
+        </w:rPr>
+        <w:t xml:space="preserve">but</w:t>
+      </w:r>
+      <w:r>
+        <w:rPr>
+          <w:lang w:val="en-US"/>
+        </w:rPr>
+        <w:t xml:space="preserve"> </w:t>
+      </w:r>
+      <w:r>
+        <w:rPr>
+          <w:rStyle w:val="VerbatimChar"/>
+          <w:lang w:val="en-US"/>
+        </w:rPr>
+        <w:t xml:space="preserve">review_status=pending</w:t>
+      </w:r>
+      <w:r>
+        <w:rPr>
+          <w:lang w:val="en-US"/>
+        </w:rPr>
+        <w:t xml:space="preserve">; the notes identify AI-assisted proposals awaiting human acceptance. This records review work in progress, not completed independent or adjudicated labels.</w:t>
       </w:r>
     </w:p>
     <w:p>
@@ -3036,7 +3080,7 @@
         <w:rPr>
           <w:lang w:val="en-US"/>
         </w:rPr>
-        <w:t xml:space="preserve">Independent adjudication for the current sample is pending, so accuracy and agreement are unknown. AI-assisted draft judgments do not supply an independent human reference standard. Numeric IDs are local to a prepared database build; stable source identity, content hashes, policy, code revision, and sample checksums are needed to reconnect labels to a run. The manifest records fingerprints but the prepared database size alone is not a cryptographic identity check. A regenerated cohort or changed implementation requires checking compatibility before reusing annotations.</w:t>
+        <w:t xml:space="preserve">Draft annotations have been committed for 21 of 30 directed cases and all 15 relationship cases, but every row remains pending and the notes identify AI-assisted proposals awaiting human acceptance. Independent adjudication has not occurred, so the entries do not yet provide an accepted human reference standard and accuracy and agreement remain unknown. Numeric IDs are local to a prepared database build; stable source identity, content hashes, policy, code revision, and sample checksums are needed to reconnect labels to a run. The manifest records fingerprints but the prepared database size alone is not a cryptographic identity check. A regenerated cohort or changed implementation requires checking compatibility before reusing annotations.</w:t>
       </w:r>
     </w:p>
     <w:p>
@@ -3082,7 +3126,7 @@
         <w:rPr>
           <w:lang w:val="en-US"/>
         </w:rPr>
-        <w:t xml:space="preserve">These findings establish a set of candidate changes for review, not 588 confirmed incidents or a population-wide risk rate. Independent adjudication remains pending, coverage is incomplete for some comparisons, and many directions rely on structural rather than temporal evidence. The research question therefore has a qualified empirical answer: observable candidate introductions occur in the analyzed outputs, while their validated frequency and historical interpretation require further evidence.</w:t>
+        <w:t xml:space="preserve">These findings establish a set of candidate changes for review, not 588 confirmed incidents or a population-wide risk rate. Draft annotations have been recorded for part of the directed review sample and all relationship cases, but human acceptance and independent adjudication remain pending. Coverage is incomplete for some comparisons, and many directions rely on structural rather than temporal evidence. The research question therefore has a qualified empirical answer: observable candidate introductions occur in the analyzed outputs, while their validated frequency and historical interpretation require further evidence.</w:t>
       </w:r>
     </w:p>
     <w:p>
@@ -6063,7 +6107,26 @@
         <w:rPr>
           <w:lang w:val="en-US"/>
         </w:rPr>
-        <w:t xml:space="preserve">The current saved summary contains no completed independent validation metrics. Precision, recall, and agreement therefore remain unreported. Detailed annotation instructions and field definitions are retained in the repository resources listed in Appendix E rather than reproduced here.</w:t>
+        <w:t xml:space="preserve">The annotation files contain draft entries for 21 of 30 directed cases and all 15 relationship cases. Every row remains</w:t>
+      </w:r>
+      <w:r>
+        <w:rPr>
+          <w:lang w:val="en-US"/>
+        </w:rPr>
+        <w:t xml:space="preserve"> </w:t>
+      </w:r>
+      <w:r>
+        <w:rPr>
+          <w:rStyle w:val="VerbatimChar"/>
+          <w:lang w:val="en-US"/>
+        </w:rPr>
+        <w:t xml:space="preserve">pending</w:t>
+      </w:r>
+      <w:r>
+        <w:rPr>
+          <w:lang w:val="en-US"/>
+        </w:rPr>
+        <w:t xml:space="preserve">, and the notes identify AI-assisted proposals awaiting human acceptance; the entries are not completed or adjudicated labels. The current saved summary contains no completed independent validation metrics, so precision, recall, and agreement remain unreported. Detailed annotation instructions and field definitions are retained in the repository resources listed in Appendix E rather than reproduced here.</w:t>
       </w:r>
     </w:p>
     <w:p>
